--- a/资料/实习材料/39王東龙_第一周.docx
+++ b/资料/实习材料/39王東龙_第一周.docx
@@ -6,7 +6,7 @@
       <w:pPr>
         <w:jc w:val="center"/>
         <w:rPr>
-          <w:rFonts w:ascii="黑体" w:eastAsia="黑体"/>
+          <w:rFonts w:ascii="黑体" w:eastAsia="黑体" w:hint="eastAsia"/>
           <w:szCs w:val="21"/>
         </w:rPr>
       </w:pPr>
@@ -55,7 +55,7 @@
                     </pic:cNvPicPr>
                   </pic:nvPicPr>
                   <pic:blipFill>
-                    <a:blip r:embed="rId6">
+                    <a:blip r:embed="rId7">
                       <a:extLst>
                         <a:ext uri="{28A0092B-C50C-407E-A947-70E740481C1C}">
                           <a14:useLocalDpi xmlns:a14="http://schemas.microsoft.com/office/drawing/2010/main" val="0"/>
@@ -697,6 +697,3466 @@
           <w:szCs w:val="28"/>
         </w:rPr>
       </w:pPr>
+    </w:p>
+    <w:p>
+      <w:pPr>
+        <w:ind w:firstLineChars="750" w:firstLine="2700"/>
+        <w:rPr>
+          <w:rFonts w:ascii="黑体" w:eastAsia="黑体"/>
+          <w:sz w:val="36"/>
+          <w:szCs w:val="36"/>
+        </w:rPr>
+      </w:pPr>
+      <w:r>
+        <w:rPr>
+          <w:rFonts w:ascii="黑体" w:eastAsia="黑体" w:hint="eastAsia"/>
+          <w:sz w:val="36"/>
+          <w:szCs w:val="36"/>
+        </w:rPr>
+        <w:t>黄淮学院学生实习周志</w:t>
+      </w:r>
+    </w:p>
+    <w:tbl>
+      <w:tblPr>
+        <w:tblW w:w="8790" w:type="dxa"/>
+        <w:tblInd w:w="249" w:type="dxa"/>
+        <w:tblBorders>
+          <w:top w:val="single" w:sz="4" w:space="0" w:color="auto"/>
+          <w:left w:val="single" w:sz="4" w:space="0" w:color="auto"/>
+          <w:bottom w:val="single" w:sz="4" w:space="0" w:color="auto"/>
+          <w:right w:val="single" w:sz="4" w:space="0" w:color="auto"/>
+          <w:insideH w:val="single" w:sz="4" w:space="0" w:color="auto"/>
+          <w:insideV w:val="single" w:sz="4" w:space="0" w:color="auto"/>
+        </w:tblBorders>
+        <w:tblLayout w:type="fixed"/>
+        <w:tblLook w:val="0000" w:firstRow="0" w:lastRow="0" w:firstColumn="0" w:lastColumn="0" w:noHBand="0" w:noVBand="0"/>
+      </w:tblPr>
+      <w:tblGrid>
+        <w:gridCol w:w="426"/>
+        <w:gridCol w:w="1276"/>
+        <w:gridCol w:w="851"/>
+        <w:gridCol w:w="567"/>
+        <w:gridCol w:w="708"/>
+        <w:gridCol w:w="567"/>
+        <w:gridCol w:w="709"/>
+        <w:gridCol w:w="567"/>
+        <w:gridCol w:w="3119"/>
+      </w:tblGrid>
+      <w:tr>
+        <w:trPr>
+          <w:trHeight w:val="777"/>
+        </w:trPr>
+        <w:tc>
+          <w:tcPr>
+            <w:tcW w:w="426" w:type="dxa"/>
+            <w:vAlign w:val="center"/>
+          </w:tcPr>
+          <w:p>
+            <w:pPr>
+              <w:jc w:val="center"/>
+              <w:rPr>
+                <w:rFonts w:ascii="宋体" w:hAnsi="宋体" w:hint="eastAsia"/>
+                <w:sz w:val="24"/>
+              </w:rPr>
+            </w:pPr>
+            <w:r>
+              <w:rPr>
+                <w:rFonts w:ascii="宋体" w:hAnsi="宋体" w:hint="eastAsia"/>
+                <w:sz w:val="24"/>
+              </w:rPr>
+              <w:t>姓名</w:t>
+            </w:r>
+          </w:p>
+        </w:tc>
+        <w:tc>
+          <w:tcPr>
+            <w:tcW w:w="1276" w:type="dxa"/>
+            <w:vAlign w:val="center"/>
+          </w:tcPr>
+          <w:p>
+            <w:pPr>
+              <w:jc w:val="center"/>
+              <w:rPr>
+                <w:rFonts w:ascii="宋体" w:hAnsi="宋体" w:hint="eastAsia"/>
+                <w:sz w:val="24"/>
+              </w:rPr>
+            </w:pPr>
+            <w:r>
+              <w:rPr>
+                <w:rFonts w:ascii="宋体" w:hAnsi="宋体" w:hint="eastAsia"/>
+                <w:sz w:val="24"/>
+              </w:rPr>
+              <w:t>王東龙</w:t>
+            </w:r>
+          </w:p>
+        </w:tc>
+        <w:tc>
+          <w:tcPr>
+            <w:tcW w:w="851" w:type="dxa"/>
+            <w:vAlign w:val="center"/>
+          </w:tcPr>
+          <w:p>
+            <w:pPr>
+              <w:jc w:val="center"/>
+              <w:rPr>
+                <w:rFonts w:ascii="宋体" w:hAnsi="宋体" w:hint="eastAsia"/>
+                <w:sz w:val="24"/>
+              </w:rPr>
+            </w:pPr>
+            <w:r>
+              <w:rPr>
+                <w:rFonts w:ascii="宋体" w:hAnsi="宋体" w:hint="eastAsia"/>
+                <w:sz w:val="24"/>
+              </w:rPr>
+              <w:t>实习单位</w:t>
+            </w:r>
+          </w:p>
+        </w:tc>
+        <w:tc>
+          <w:tcPr>
+            <w:tcW w:w="1842" w:type="dxa"/>
+            <w:gridSpan w:val="3"/>
+            <w:vAlign w:val="center"/>
+          </w:tcPr>
+          <w:p>
+            <w:pPr>
+              <w:jc w:val="center"/>
+              <w:rPr>
+                <w:rFonts w:ascii="宋体" w:hAnsi="宋体" w:hint="eastAsia"/>
+                <w:sz w:val="24"/>
+              </w:rPr>
+            </w:pPr>
+            <w:r>
+              <w:rPr>
+                <w:rFonts w:ascii="宋体" w:hAnsi="宋体" w:hint="eastAsia"/>
+                <w:sz w:val="24"/>
+              </w:rPr>
+              <w:t>武汉激光科技</w:t>
+            </w:r>
+          </w:p>
+        </w:tc>
+        <w:tc>
+          <w:tcPr>
+            <w:tcW w:w="709" w:type="dxa"/>
+            <w:vAlign w:val="center"/>
+          </w:tcPr>
+          <w:p>
+            <w:pPr>
+              <w:jc w:val="center"/>
+              <w:rPr>
+                <w:rFonts w:ascii="宋体" w:hAnsi="宋体" w:hint="eastAsia"/>
+                <w:sz w:val="24"/>
+              </w:rPr>
+            </w:pPr>
+            <w:r>
+              <w:rPr>
+                <w:rFonts w:ascii="宋体" w:hAnsi="宋体" w:hint="eastAsia"/>
+                <w:sz w:val="24"/>
+              </w:rPr>
+              <w:t>实习</w:t>
+            </w:r>
+          </w:p>
+          <w:p>
+            <w:pPr>
+              <w:jc w:val="center"/>
+              <w:rPr>
+                <w:rFonts w:ascii="宋体" w:hAnsi="宋体" w:hint="eastAsia"/>
+                <w:sz w:val="24"/>
+              </w:rPr>
+            </w:pPr>
+            <w:r>
+              <w:rPr>
+                <w:rFonts w:ascii="宋体" w:hAnsi="宋体" w:hint="eastAsia"/>
+                <w:sz w:val="24"/>
+              </w:rPr>
+              <w:t>时间</w:t>
+            </w:r>
+          </w:p>
+        </w:tc>
+        <w:tc>
+          <w:tcPr>
+            <w:tcW w:w="3686" w:type="dxa"/>
+            <w:gridSpan w:val="2"/>
+            <w:vAlign w:val="center"/>
+          </w:tcPr>
+          <w:p>
+            <w:pPr>
+              <w:jc w:val="center"/>
+              <w:rPr>
+                <w:rFonts w:ascii="宋体" w:hAnsi="宋体" w:hint="eastAsia"/>
+                <w:sz w:val="24"/>
+              </w:rPr>
+            </w:pPr>
+            <w:r>
+              <w:rPr>
+                <w:rFonts w:ascii="宋体" w:hAnsi="宋体" w:hint="eastAsia"/>
+                <w:sz w:val="24"/>
+              </w:rPr>
+              <w:t>2025</w:t>
+            </w:r>
+            <w:r>
+              <w:rPr>
+                <w:rFonts w:ascii="宋体" w:hAnsi="宋体" w:hint="eastAsia"/>
+                <w:sz w:val="24"/>
+              </w:rPr>
+              <w:t xml:space="preserve">年  </w:t>
+            </w:r>
+            <w:r>
+              <w:rPr>
+                <w:rFonts w:ascii="宋体" w:hAnsi="宋体" w:hint="eastAsia"/>
+                <w:sz w:val="24"/>
+              </w:rPr>
+              <w:t>12</w:t>
+            </w:r>
+            <w:r>
+              <w:rPr>
+                <w:rFonts w:ascii="宋体" w:hAnsi="宋体" w:hint="eastAsia"/>
+                <w:sz w:val="24"/>
+              </w:rPr>
+              <w:t xml:space="preserve"> 月 </w:t>
+            </w:r>
+            <w:r>
+              <w:rPr>
+                <w:rFonts w:ascii="宋体" w:hAnsi="宋体" w:hint="eastAsia"/>
+                <w:sz w:val="24"/>
+              </w:rPr>
+              <w:t>22</w:t>
+            </w:r>
+            <w:r>
+              <w:rPr>
+                <w:rFonts w:ascii="宋体" w:hAnsi="宋体" w:hint="eastAsia"/>
+                <w:sz w:val="24"/>
+              </w:rPr>
+              <w:t xml:space="preserve">  日- </w:t>
+            </w:r>
+            <w:r>
+              <w:rPr>
+                <w:rFonts w:ascii="宋体" w:hAnsi="宋体" w:hint="eastAsia"/>
+                <w:sz w:val="24"/>
+              </w:rPr>
+              <w:t>2026</w:t>
+            </w:r>
+            <w:r>
+              <w:rPr>
+                <w:rFonts w:ascii="宋体" w:hAnsi="宋体" w:hint="eastAsia"/>
+                <w:sz w:val="24"/>
+              </w:rPr>
+              <w:t xml:space="preserve"> 年   </w:t>
+            </w:r>
+            <w:r>
+              <w:rPr>
+                <w:rFonts w:ascii="宋体" w:hAnsi="宋体" w:hint="eastAsia"/>
+                <w:sz w:val="24"/>
+              </w:rPr>
+              <w:t>4</w:t>
+            </w:r>
+            <w:r>
+              <w:rPr>
+                <w:rFonts w:ascii="宋体" w:hAnsi="宋体" w:hint="eastAsia"/>
+                <w:sz w:val="24"/>
+              </w:rPr>
+              <w:t xml:space="preserve">月   </w:t>
+            </w:r>
+            <w:r>
+              <w:rPr>
+                <w:rFonts w:ascii="宋体" w:hAnsi="宋体" w:hint="eastAsia"/>
+                <w:sz w:val="24"/>
+              </w:rPr>
+              <w:t>1</w:t>
+            </w:r>
+            <w:r>
+              <w:rPr>
+                <w:rFonts w:ascii="宋体" w:hAnsi="宋体" w:hint="eastAsia"/>
+                <w:sz w:val="24"/>
+              </w:rPr>
+              <w:t>日</w:t>
+            </w:r>
+          </w:p>
+          <w:p>
+            <w:pPr>
+              <w:jc w:val="center"/>
+              <w:rPr>
+                <w:rFonts w:ascii="宋体" w:hAnsi="宋体" w:hint="eastAsia"/>
+                <w:sz w:val="24"/>
+              </w:rPr>
+            </w:pPr>
+            <w:r>
+              <w:rPr>
+                <w:rFonts w:ascii="宋体" w:hAnsi="宋体" w:hint="eastAsia"/>
+                <w:sz w:val="24"/>
+              </w:rPr>
+              <w:t xml:space="preserve">第   </w:t>
+            </w:r>
+            <w:r>
+              <w:rPr>
+                <w:rFonts w:ascii="宋体" w:hAnsi="宋体" w:hint="eastAsia"/>
+                <w:sz w:val="24"/>
+              </w:rPr>
+              <w:t>1</w:t>
+            </w:r>
+            <w:r>
+              <w:rPr>
+                <w:rFonts w:ascii="宋体" w:hAnsi="宋体" w:hint="eastAsia"/>
+                <w:sz w:val="24"/>
+              </w:rPr>
+              <w:t xml:space="preserve">  周</w:t>
+            </w:r>
+          </w:p>
+        </w:tc>
+      </w:tr>
+      <w:tr>
+        <w:trPr>
+          <w:trHeight w:val="1553"/>
+        </w:trPr>
+        <w:tc>
+          <w:tcPr>
+            <w:tcW w:w="426" w:type="dxa"/>
+          </w:tcPr>
+          <w:p>
+            <w:pPr>
+              <w:rPr>
+                <w:rFonts w:ascii="宋体" w:hAnsi="宋体" w:hint="eastAsia"/>
+                <w:sz w:val="24"/>
+              </w:rPr>
+            </w:pPr>
+          </w:p>
+          <w:p>
+            <w:pPr>
+              <w:rPr>
+                <w:rFonts w:ascii="宋体" w:hAnsi="宋体" w:hint="eastAsia"/>
+                <w:sz w:val="24"/>
+              </w:rPr>
+            </w:pPr>
+          </w:p>
+          <w:p>
+            <w:pPr>
+              <w:rPr>
+                <w:rFonts w:ascii="宋体" w:hAnsi="宋体" w:hint="eastAsia"/>
+                <w:sz w:val="24"/>
+              </w:rPr>
+            </w:pPr>
+            <w:r>
+              <w:rPr>
+                <w:rFonts w:ascii="宋体" w:hAnsi="宋体" w:hint="eastAsia"/>
+                <w:sz w:val="24"/>
+              </w:rPr>
+              <w:t>实习内容</w:t>
+            </w:r>
+          </w:p>
+        </w:tc>
+        <w:tc>
+          <w:tcPr>
+            <w:tcW w:w="8364" w:type="dxa"/>
+            <w:gridSpan w:val="8"/>
+          </w:tcPr>
+          <w:p>
+            <w:pPr>
+              <w:rPr>
+                <w:rFonts w:ascii="宋体" w:hAnsi="宋体" w:hint="eastAsia"/>
+                <w:sz w:val="24"/>
+              </w:rPr>
+            </w:pPr>
+            <w:r>
+              <w:rPr>
+                <w:rFonts w:ascii="宋体" w:hAnsi="宋体"/>
+                <w:sz w:val="24"/>
+              </w:rPr>
+              <w:t xml:space="preserve">  </w:t>
+            </w:r>
+            <w:r>
+              <w:rPr>
+                <w:rFonts w:ascii="宋体" w:hAnsi="宋体"/>
+                <w:b/>
+                <w:bCs/>
+                <w:sz w:val="24"/>
+              </w:rPr>
+              <w:t>熟悉项目背景</w:t>
+            </w:r>
+            <w:r>
+              <w:rPr>
+                <w:rFonts w:ascii="宋体" w:hAnsi="宋体"/>
+                <w:sz w:val="24"/>
+              </w:rPr>
+              <w:t>：阅读公司现有产品的技术文档，了解硬件板卡的拓扑结构和核心 MCU 的 datasheet（数据手册）。</w:t>
+            </w:r>
+          </w:p>
+          <w:p>
+            <w:pPr>
+              <w:rPr>
+                <w:rFonts w:ascii="宋体" w:hAnsi="宋体" w:hint="eastAsia"/>
+                <w:sz w:val="24"/>
+              </w:rPr>
+            </w:pPr>
+            <w:r>
+              <w:rPr>
+                <w:rFonts w:ascii="宋体" w:hAnsi="宋体"/>
+                <w:sz w:val="24"/>
+              </w:rPr>
+              <w:t xml:space="preserve">  </w:t>
+            </w:r>
+            <w:r>
+              <w:rPr>
+                <w:rFonts w:ascii="宋体" w:hAnsi="宋体"/>
+                <w:b/>
+                <w:bCs/>
+                <w:sz w:val="24"/>
+              </w:rPr>
+              <w:t>环境搭建</w:t>
+            </w:r>
+            <w:r>
+              <w:rPr>
+                <w:rFonts w:ascii="宋体" w:hAnsi="宋体"/>
+                <w:sz w:val="24"/>
+              </w:rPr>
+              <w:t>：安装并配置交叉编译工具链（如 GCC-ARM-None-EABI），配置 VS Code/Keil/IAR 等开发环境，确保能打通从源码</w:t>
+            </w:r>
+            <w:proofErr w:type="gramStart"/>
+            <w:r>
+              <w:rPr>
+                <w:rFonts w:ascii="宋体" w:hAnsi="宋体"/>
+                <w:sz w:val="24"/>
+              </w:rPr>
+              <w:t>编译到烧录</w:t>
+            </w:r>
+            <w:proofErr w:type="gramEnd"/>
+            <w:r>
+              <w:rPr>
+                <w:rFonts w:ascii="宋体" w:hAnsi="宋体"/>
+                <w:sz w:val="24"/>
+              </w:rPr>
+              <w:t>（Flash）的完整流程。</w:t>
+            </w:r>
+          </w:p>
+          <w:p>
+            <w:pPr>
+              <w:rPr>
+                <w:rFonts w:ascii="宋体" w:hAnsi="宋体" w:hint="eastAsia"/>
+                <w:sz w:val="24"/>
+              </w:rPr>
+            </w:pPr>
+            <w:r>
+              <w:rPr>
+                <w:rFonts w:ascii="宋体" w:hAnsi="宋体"/>
+                <w:sz w:val="24"/>
+              </w:rPr>
+              <w:t xml:space="preserve">  </w:t>
+            </w:r>
+            <w:r>
+              <w:rPr>
+                <w:rFonts w:ascii="宋体" w:hAnsi="宋体"/>
+                <w:b/>
+                <w:bCs/>
+                <w:sz w:val="24"/>
+              </w:rPr>
+              <w:t>初步测试</w:t>
+            </w:r>
+            <w:r>
+              <w:rPr>
+                <w:rFonts w:ascii="宋体" w:hAnsi="宋体"/>
+                <w:sz w:val="24"/>
+              </w:rPr>
+              <w:t>：使用逻辑分析仪和示波器对测试板的基本电源轨和复位电路进行测量，确认硬件处于待机正常状态。</w:t>
+            </w:r>
+          </w:p>
+          <w:p>
+            <w:pPr>
+              <w:rPr>
+                <w:rFonts w:ascii="宋体" w:hAnsi="宋体" w:hint="eastAsia"/>
+                <w:sz w:val="24"/>
+              </w:rPr>
+            </w:pPr>
+          </w:p>
+        </w:tc>
+      </w:tr>
+      <w:tr>
+        <w:trPr>
+          <w:trHeight w:val="1872"/>
+        </w:trPr>
+        <w:tc>
+          <w:tcPr>
+            <w:tcW w:w="426" w:type="dxa"/>
+          </w:tcPr>
+          <w:p>
+            <w:pPr>
+              <w:rPr>
+                <w:rFonts w:ascii="宋体" w:hAnsi="宋体" w:hint="eastAsia"/>
+                <w:sz w:val="24"/>
+              </w:rPr>
+            </w:pPr>
+          </w:p>
+          <w:p>
+            <w:pPr>
+              <w:rPr>
+                <w:rFonts w:ascii="宋体" w:hAnsi="宋体" w:hint="eastAsia"/>
+                <w:sz w:val="24"/>
+              </w:rPr>
+            </w:pPr>
+          </w:p>
+          <w:p>
+            <w:pPr>
+              <w:rPr>
+                <w:rFonts w:ascii="宋体" w:hAnsi="宋体" w:hint="eastAsia"/>
+                <w:sz w:val="24"/>
+              </w:rPr>
+            </w:pPr>
+            <w:r>
+              <w:rPr>
+                <w:rFonts w:ascii="宋体" w:hAnsi="宋体" w:hint="eastAsia"/>
+                <w:sz w:val="24"/>
+              </w:rPr>
+              <w:t>实习收获或心得</w:t>
+            </w:r>
+          </w:p>
+        </w:tc>
+        <w:tc>
+          <w:tcPr>
+            <w:tcW w:w="8364" w:type="dxa"/>
+            <w:gridSpan w:val="8"/>
+          </w:tcPr>
+          <w:p>
+            <w:pPr>
+              <w:rPr>
+                <w:rFonts w:ascii="宋体" w:hAnsi="宋体" w:hint="eastAsia"/>
+                <w:sz w:val="24"/>
+              </w:rPr>
+            </w:pPr>
+            <w:r>
+              <w:rPr>
+                <w:rFonts w:ascii="宋体" w:hAnsi="宋体"/>
+                <w:sz w:val="24"/>
+              </w:rPr>
+              <w:t xml:space="preserve">  </w:t>
+            </w:r>
+            <w:r>
+              <w:rPr>
+                <w:rFonts w:ascii="宋体" w:hAnsi="宋体"/>
+                <w:b/>
+                <w:bCs/>
+                <w:sz w:val="24"/>
+              </w:rPr>
+              <w:t>问题</w:t>
+            </w:r>
+            <w:r>
+              <w:rPr>
+                <w:rFonts w:ascii="宋体" w:hAnsi="宋体"/>
+                <w:sz w:val="24"/>
+              </w:rPr>
+              <w:t>：在尝试编译现有工程源码时，编译器报错，</w:t>
+            </w:r>
+            <w:proofErr w:type="gramStart"/>
+            <w:r>
+              <w:rPr>
+                <w:rFonts w:ascii="宋体" w:hAnsi="宋体"/>
+                <w:sz w:val="24"/>
+              </w:rPr>
+              <w:t>提示部</w:t>
+            </w:r>
+            <w:proofErr w:type="gramEnd"/>
+            <w:r>
+              <w:rPr>
+                <w:rFonts w:ascii="宋体" w:hAnsi="宋体"/>
+                <w:sz w:val="24"/>
+              </w:rPr>
+              <w:t>分头文件找不到，且链接阶段出现符号重复定义的错误。</w:t>
+            </w:r>
+          </w:p>
+          <w:p>
+            <w:pPr>
+              <w:rPr>
+                <w:rFonts w:ascii="宋体" w:hAnsi="宋体" w:hint="eastAsia"/>
+                <w:sz w:val="24"/>
+              </w:rPr>
+            </w:pPr>
+            <w:r>
+              <w:rPr>
+                <w:rFonts w:ascii="宋体" w:hAnsi="宋体"/>
+                <w:sz w:val="24"/>
+              </w:rPr>
+              <w:t xml:space="preserve">  </w:t>
+            </w:r>
+            <w:r>
+              <w:rPr>
+                <w:rFonts w:ascii="宋体" w:hAnsi="宋体"/>
+                <w:b/>
+                <w:bCs/>
+                <w:sz w:val="24"/>
+              </w:rPr>
+              <w:t>解决办法</w:t>
+            </w:r>
+            <w:r>
+              <w:rPr>
+                <w:rFonts w:ascii="宋体" w:hAnsi="宋体"/>
+                <w:sz w:val="24"/>
+              </w:rPr>
+              <w:t xml:space="preserve">：排查发现是本地环境变量路径与项目 </w:t>
+            </w:r>
+            <w:proofErr w:type="spellStart"/>
+            <w:r>
+              <w:rPr>
+                <w:rFonts w:ascii="宋体" w:hAnsi="宋体"/>
+                <w:sz w:val="24"/>
+              </w:rPr>
+              <w:t>Makefile</w:t>
+            </w:r>
+            <w:proofErr w:type="spellEnd"/>
+            <w:r>
+              <w:rPr>
+                <w:rFonts w:ascii="宋体" w:hAnsi="宋体"/>
+                <w:sz w:val="24"/>
+              </w:rPr>
+              <w:t xml:space="preserve"> 中的绝对路径不匹配所致。通过修改 build.sh 脚本中的路径变量，并使用 make clean 清除缓存后重新构建，成功解决了编译环境问题。</w:t>
+            </w:r>
+          </w:p>
+        </w:tc>
+      </w:tr>
+      <w:tr>
+        <w:trPr>
+          <w:trHeight w:val="1872"/>
+        </w:trPr>
+        <w:tc>
+          <w:tcPr>
+            <w:tcW w:w="426" w:type="dxa"/>
+          </w:tcPr>
+          <w:p>
+            <w:pPr>
+              <w:rPr>
+                <w:rFonts w:ascii="宋体" w:hAnsi="宋体" w:hint="eastAsia"/>
+                <w:sz w:val="24"/>
+              </w:rPr>
+            </w:pPr>
+            <w:r>
+              <w:rPr>
+                <w:rFonts w:ascii="宋体" w:hAnsi="宋体" w:hint="eastAsia"/>
+                <w:sz w:val="24"/>
+              </w:rPr>
+              <w:t>出现的问题及解决办法</w:t>
+            </w:r>
+          </w:p>
+        </w:tc>
+        <w:tc>
+          <w:tcPr>
+            <w:tcW w:w="8364" w:type="dxa"/>
+            <w:gridSpan w:val="8"/>
+          </w:tcPr>
+          <w:p>
+            <w:pPr>
+              <w:rPr>
+                <w:rFonts w:ascii="宋体" w:hAnsi="宋体" w:hint="eastAsia"/>
+                <w:sz w:val="24"/>
+              </w:rPr>
+            </w:pPr>
+            <w:r>
+              <w:rPr>
+                <w:rFonts w:ascii="宋体" w:hAnsi="宋体"/>
+                <w:sz w:val="24"/>
+              </w:rPr>
+              <w:t>第一周的</w:t>
+            </w:r>
+            <w:proofErr w:type="gramStart"/>
+            <w:r>
+              <w:rPr>
+                <w:rFonts w:ascii="宋体" w:hAnsi="宋体"/>
+                <w:sz w:val="24"/>
+              </w:rPr>
+              <w:t>实习让</w:t>
+            </w:r>
+            <w:proofErr w:type="gramEnd"/>
+            <w:r>
+              <w:rPr>
+                <w:rFonts w:ascii="宋体" w:hAnsi="宋体"/>
+                <w:sz w:val="24"/>
+              </w:rPr>
+              <w:t>我意识到，嵌入式开发中“磨刀不误砍柴工”。一个稳定、高效的编译和仿真环境是后续调试的基础。同时，阅读原理图时不能只看连接线，更要关注上拉/下拉电阻、滤波电容等细节，这对后续排查硬件干扰非常有帮助。</w:t>
+            </w:r>
+          </w:p>
+        </w:tc>
+      </w:tr>
+      <w:tr>
+        <w:trPr>
+          <w:trHeight w:val="863"/>
+        </w:trPr>
+        <w:tc>
+          <w:tcPr>
+            <w:tcW w:w="426" w:type="dxa"/>
+          </w:tcPr>
+          <w:p>
+            <w:pPr>
+              <w:rPr>
+                <w:rFonts w:ascii="宋体" w:hAnsi="宋体" w:hint="eastAsia"/>
+                <w:sz w:val="24"/>
+              </w:rPr>
+            </w:pPr>
+          </w:p>
+          <w:p>
+            <w:pPr>
+              <w:rPr>
+                <w:rFonts w:ascii="宋体" w:hAnsi="宋体" w:hint="eastAsia"/>
+                <w:sz w:val="24"/>
+              </w:rPr>
+            </w:pPr>
+          </w:p>
+          <w:p>
+            <w:pPr>
+              <w:rPr>
+                <w:rFonts w:ascii="宋体" w:hAnsi="宋体" w:hint="eastAsia"/>
+                <w:sz w:val="24"/>
+              </w:rPr>
+            </w:pPr>
+            <w:r>
+              <w:rPr>
+                <w:rFonts w:ascii="宋体" w:hAnsi="宋体" w:hint="eastAsia"/>
+                <w:sz w:val="24"/>
+              </w:rPr>
+              <w:t>其它</w:t>
+            </w:r>
+          </w:p>
+        </w:tc>
+        <w:tc>
+          <w:tcPr>
+            <w:tcW w:w="8364" w:type="dxa"/>
+            <w:gridSpan w:val="8"/>
+          </w:tcPr>
+          <w:p>
+            <w:pPr>
+              <w:rPr>
+                <w:rFonts w:ascii="宋体" w:hAnsi="宋体" w:hint="eastAsia"/>
+                <w:sz w:val="24"/>
+              </w:rPr>
+            </w:pPr>
+            <w:r>
+              <w:rPr>
+                <w:rFonts w:ascii="宋体" w:hAnsi="宋体"/>
+                <w:sz w:val="24"/>
+              </w:rPr>
+              <w:t>参加了部门的</w:t>
+            </w:r>
+            <w:proofErr w:type="gramStart"/>
+            <w:r>
+              <w:rPr>
+                <w:rFonts w:ascii="宋体" w:hAnsi="宋体"/>
+                <w:sz w:val="24"/>
+              </w:rPr>
+              <w:t>周技术</w:t>
+            </w:r>
+            <w:proofErr w:type="gramEnd"/>
+            <w:r>
+              <w:rPr>
+                <w:rFonts w:ascii="宋体" w:hAnsi="宋体"/>
+                <w:sz w:val="24"/>
+              </w:rPr>
+              <w:t>分享会，学习了公司内部关于代码提交规范（Git Workflow）的要求，了解了如何规范化编写 Commit Message。</w:t>
+            </w:r>
+          </w:p>
+        </w:tc>
+      </w:tr>
+      <w:tr>
+        <w:trPr>
+          <w:trHeight w:val="543"/>
+        </w:trPr>
+        <w:tc>
+          <w:tcPr>
+            <w:tcW w:w="3120" w:type="dxa"/>
+            <w:gridSpan w:val="4"/>
+            <w:vAlign w:val="center"/>
+          </w:tcPr>
+          <w:p>
+            <w:pPr>
+              <w:jc w:val="center"/>
+              <w:rPr>
+                <w:rFonts w:ascii="宋体" w:hAnsi="宋体" w:hint="eastAsia"/>
+                <w:sz w:val="24"/>
+              </w:rPr>
+            </w:pPr>
+            <w:r>
+              <w:rPr>
+                <w:rFonts w:ascii="宋体" w:hAnsi="宋体" w:hint="eastAsia"/>
+                <w:sz w:val="24"/>
+              </w:rPr>
+              <w:t xml:space="preserve">本周出勤  </w:t>
+            </w:r>
+            <w:r>
+              <w:rPr>
+                <w:rFonts w:ascii="宋体" w:hAnsi="宋体" w:hint="eastAsia"/>
+                <w:sz w:val="24"/>
+              </w:rPr>
+              <w:t>7</w:t>
+            </w:r>
+            <w:r>
+              <w:rPr>
+                <w:rFonts w:ascii="宋体" w:hAnsi="宋体" w:hint="eastAsia"/>
+                <w:sz w:val="24"/>
+              </w:rPr>
+              <w:t xml:space="preserve">  天</w:t>
+            </w:r>
+          </w:p>
+        </w:tc>
+        <w:tc>
+          <w:tcPr>
+            <w:tcW w:w="2551" w:type="dxa"/>
+            <w:gridSpan w:val="4"/>
+            <w:vAlign w:val="center"/>
+          </w:tcPr>
+          <w:p>
+            <w:pPr>
+              <w:jc w:val="center"/>
+              <w:rPr>
+                <w:rFonts w:ascii="宋体" w:hAnsi="宋体" w:hint="eastAsia"/>
+                <w:sz w:val="24"/>
+              </w:rPr>
+            </w:pPr>
+            <w:r>
+              <w:rPr>
+                <w:rFonts w:ascii="宋体" w:hAnsi="宋体" w:hint="eastAsia"/>
+                <w:sz w:val="24"/>
+              </w:rPr>
+              <w:t xml:space="preserve">请假  </w:t>
+            </w:r>
+            <w:r>
+              <w:rPr>
+                <w:rFonts w:ascii="宋体" w:hAnsi="宋体" w:hint="eastAsia"/>
+                <w:sz w:val="24"/>
+              </w:rPr>
+              <w:t>0</w:t>
+            </w:r>
+            <w:r>
+              <w:rPr>
+                <w:rFonts w:ascii="宋体" w:hAnsi="宋体" w:hint="eastAsia"/>
+                <w:sz w:val="24"/>
+              </w:rPr>
+              <w:t xml:space="preserve"> 天</w:t>
+            </w:r>
+          </w:p>
+        </w:tc>
+        <w:tc>
+          <w:tcPr>
+            <w:tcW w:w="3119" w:type="dxa"/>
+            <w:vAlign w:val="center"/>
+          </w:tcPr>
+          <w:p>
+            <w:pPr>
+              <w:jc w:val="center"/>
+              <w:rPr>
+                <w:rFonts w:ascii="宋体" w:hAnsi="宋体" w:hint="eastAsia"/>
+                <w:sz w:val="24"/>
+              </w:rPr>
+            </w:pPr>
+            <w:r>
+              <w:rPr>
+                <w:rFonts w:ascii="宋体" w:hAnsi="宋体" w:hint="eastAsia"/>
+                <w:sz w:val="24"/>
+              </w:rPr>
+              <w:t xml:space="preserve">旷工  </w:t>
+            </w:r>
+            <w:r>
+              <w:rPr>
+                <w:rFonts w:ascii="宋体" w:hAnsi="宋体" w:hint="eastAsia"/>
+                <w:sz w:val="24"/>
+              </w:rPr>
+              <w:t>0</w:t>
+            </w:r>
+            <w:r>
+              <w:rPr>
+                <w:rFonts w:ascii="宋体" w:hAnsi="宋体" w:hint="eastAsia"/>
+                <w:sz w:val="24"/>
+              </w:rPr>
+              <w:t xml:space="preserve">   天</w:t>
+            </w:r>
+          </w:p>
+        </w:tc>
+      </w:tr>
+      <w:tr>
+        <w:trPr>
+          <w:trHeight w:val="697"/>
+        </w:trPr>
+        <w:tc>
+          <w:tcPr>
+            <w:tcW w:w="3828" w:type="dxa"/>
+            <w:gridSpan w:val="5"/>
+            <w:vAlign w:val="center"/>
+          </w:tcPr>
+          <w:p>
+            <w:pPr>
+              <w:rPr>
+                <w:rFonts w:ascii="宋体" w:hAnsi="宋体" w:hint="eastAsia"/>
+                <w:sz w:val="24"/>
+              </w:rPr>
+            </w:pPr>
+            <w:r>
+              <w:rPr>
+                <w:rFonts w:ascii="宋体" w:hAnsi="宋体" w:hint="eastAsia"/>
+                <w:sz w:val="24"/>
+              </w:rPr>
+              <w:t>学校指导老师签名：</w:t>
+            </w:r>
+          </w:p>
+        </w:tc>
+        <w:tc>
+          <w:tcPr>
+            <w:tcW w:w="4962" w:type="dxa"/>
+            <w:gridSpan w:val="4"/>
+            <w:vAlign w:val="center"/>
+          </w:tcPr>
+          <w:p>
+            <w:pPr>
+              <w:rPr>
+                <w:rFonts w:ascii="宋体" w:hAnsi="宋体" w:hint="eastAsia"/>
+                <w:sz w:val="24"/>
+              </w:rPr>
+            </w:pPr>
+            <w:r>
+              <w:rPr>
+                <w:rFonts w:ascii="宋体" w:hAnsi="宋体" w:hint="eastAsia"/>
+                <w:sz w:val="24"/>
+              </w:rPr>
+              <w:t>实习单位指导老师签名：</w:t>
+            </w:r>
+          </w:p>
+        </w:tc>
+      </w:tr>
+    </w:tbl>
+    <w:p>
+      <w:pPr>
+        <w:rPr>
+          <w:rFonts w:ascii="黑体" w:eastAsia="黑体"/>
+          <w:sz w:val="28"/>
+          <w:szCs w:val="28"/>
+        </w:rPr>
+      </w:pPr>
+    </w:p>
+    <w:p>
+      <w:pPr>
+        <w:rPr>
+          <w:rFonts w:ascii="黑体" w:eastAsia="黑体"/>
+          <w:sz w:val="28"/>
+          <w:szCs w:val="28"/>
+        </w:rPr>
+      </w:pPr>
+    </w:p>
+    <w:p>
+      <w:pPr>
+        <w:ind w:firstLineChars="750" w:firstLine="2700"/>
+        <w:rPr>
+          <w:rFonts w:ascii="黑体" w:eastAsia="黑体"/>
+          <w:sz w:val="36"/>
+          <w:szCs w:val="36"/>
+        </w:rPr>
+      </w:pPr>
+      <w:r>
+        <w:rPr>
+          <w:rFonts w:ascii="黑体" w:eastAsia="黑体" w:hint="eastAsia"/>
+          <w:sz w:val="36"/>
+          <w:szCs w:val="36"/>
+        </w:rPr>
+        <w:t>黄淮学院学生实习周志</w:t>
+      </w:r>
+    </w:p>
+    <w:tbl>
+      <w:tblPr>
+        <w:tblW w:w="8790" w:type="dxa"/>
+        <w:tblInd w:w="249" w:type="dxa"/>
+        <w:tblBorders>
+          <w:top w:val="single" w:sz="4" w:space="0" w:color="auto"/>
+          <w:left w:val="single" w:sz="4" w:space="0" w:color="auto"/>
+          <w:bottom w:val="single" w:sz="4" w:space="0" w:color="auto"/>
+          <w:right w:val="single" w:sz="4" w:space="0" w:color="auto"/>
+          <w:insideH w:val="single" w:sz="4" w:space="0" w:color="auto"/>
+          <w:insideV w:val="single" w:sz="4" w:space="0" w:color="auto"/>
+        </w:tblBorders>
+        <w:tblLayout w:type="fixed"/>
+        <w:tblLook w:val="0000" w:firstRow="0" w:lastRow="0" w:firstColumn="0" w:lastColumn="0" w:noHBand="0" w:noVBand="0"/>
+      </w:tblPr>
+      <w:tblGrid>
+        <w:gridCol w:w="426"/>
+        <w:gridCol w:w="1276"/>
+        <w:gridCol w:w="851"/>
+        <w:gridCol w:w="567"/>
+        <w:gridCol w:w="708"/>
+        <w:gridCol w:w="567"/>
+        <w:gridCol w:w="709"/>
+        <w:gridCol w:w="567"/>
+        <w:gridCol w:w="3119"/>
+      </w:tblGrid>
+      <w:tr>
+        <w:trPr>
+          <w:trHeight w:val="777"/>
+        </w:trPr>
+        <w:tc>
+          <w:tcPr>
+            <w:tcW w:w="426" w:type="dxa"/>
+            <w:vAlign w:val="center"/>
+          </w:tcPr>
+          <w:p>
+            <w:pPr>
+              <w:jc w:val="center"/>
+              <w:rPr>
+                <w:rFonts w:ascii="宋体" w:hAnsi="宋体" w:hint="eastAsia"/>
+                <w:sz w:val="24"/>
+              </w:rPr>
+            </w:pPr>
+            <w:r>
+              <w:rPr>
+                <w:rFonts w:ascii="宋体" w:hAnsi="宋体" w:hint="eastAsia"/>
+                <w:sz w:val="24"/>
+              </w:rPr>
+              <w:t>姓名</w:t>
+            </w:r>
+          </w:p>
+        </w:tc>
+        <w:tc>
+          <w:tcPr>
+            <w:tcW w:w="1276" w:type="dxa"/>
+            <w:vAlign w:val="center"/>
+          </w:tcPr>
+          <w:p>
+            <w:pPr>
+              <w:jc w:val="center"/>
+              <w:rPr>
+                <w:rFonts w:ascii="宋体" w:hAnsi="宋体" w:hint="eastAsia"/>
+                <w:sz w:val="24"/>
+              </w:rPr>
+            </w:pPr>
+            <w:r>
+              <w:rPr>
+                <w:rFonts w:ascii="宋体" w:hAnsi="宋体" w:hint="eastAsia"/>
+                <w:sz w:val="24"/>
+              </w:rPr>
+              <w:t>王東龙</w:t>
+            </w:r>
+          </w:p>
+        </w:tc>
+        <w:tc>
+          <w:tcPr>
+            <w:tcW w:w="851" w:type="dxa"/>
+            <w:vAlign w:val="center"/>
+          </w:tcPr>
+          <w:p>
+            <w:pPr>
+              <w:jc w:val="center"/>
+              <w:rPr>
+                <w:rFonts w:ascii="宋体" w:hAnsi="宋体" w:hint="eastAsia"/>
+                <w:sz w:val="24"/>
+              </w:rPr>
+            </w:pPr>
+            <w:r>
+              <w:rPr>
+                <w:rFonts w:ascii="宋体" w:hAnsi="宋体" w:hint="eastAsia"/>
+                <w:sz w:val="24"/>
+              </w:rPr>
+              <w:t>实习单位</w:t>
+            </w:r>
+          </w:p>
+        </w:tc>
+        <w:tc>
+          <w:tcPr>
+            <w:tcW w:w="1842" w:type="dxa"/>
+            <w:gridSpan w:val="3"/>
+            <w:vAlign w:val="center"/>
+          </w:tcPr>
+          <w:p>
+            <w:pPr>
+              <w:jc w:val="center"/>
+              <w:rPr>
+                <w:rFonts w:ascii="宋体" w:hAnsi="宋体" w:hint="eastAsia"/>
+                <w:sz w:val="24"/>
+              </w:rPr>
+            </w:pPr>
+            <w:r>
+              <w:rPr>
+                <w:rFonts w:ascii="宋体" w:hAnsi="宋体" w:hint="eastAsia"/>
+                <w:sz w:val="24"/>
+              </w:rPr>
+              <w:t>武汉激光科技</w:t>
+            </w:r>
+          </w:p>
+        </w:tc>
+        <w:tc>
+          <w:tcPr>
+            <w:tcW w:w="709" w:type="dxa"/>
+            <w:vAlign w:val="center"/>
+          </w:tcPr>
+          <w:p>
+            <w:pPr>
+              <w:jc w:val="center"/>
+              <w:rPr>
+                <w:rFonts w:ascii="宋体" w:hAnsi="宋体" w:hint="eastAsia"/>
+                <w:sz w:val="24"/>
+              </w:rPr>
+            </w:pPr>
+            <w:r>
+              <w:rPr>
+                <w:rFonts w:ascii="宋体" w:hAnsi="宋体" w:hint="eastAsia"/>
+                <w:sz w:val="24"/>
+              </w:rPr>
+              <w:t>实习</w:t>
+            </w:r>
+          </w:p>
+          <w:p>
+            <w:pPr>
+              <w:jc w:val="center"/>
+              <w:rPr>
+                <w:rFonts w:ascii="宋体" w:hAnsi="宋体" w:hint="eastAsia"/>
+                <w:sz w:val="24"/>
+              </w:rPr>
+            </w:pPr>
+            <w:r>
+              <w:rPr>
+                <w:rFonts w:ascii="宋体" w:hAnsi="宋体" w:hint="eastAsia"/>
+                <w:sz w:val="24"/>
+              </w:rPr>
+              <w:t>时间</w:t>
+            </w:r>
+          </w:p>
+        </w:tc>
+        <w:tc>
+          <w:tcPr>
+            <w:tcW w:w="3686" w:type="dxa"/>
+            <w:gridSpan w:val="2"/>
+            <w:vAlign w:val="center"/>
+          </w:tcPr>
+          <w:p>
+            <w:pPr>
+              <w:jc w:val="center"/>
+              <w:rPr>
+                <w:rFonts w:ascii="宋体" w:hAnsi="宋体" w:hint="eastAsia"/>
+                <w:sz w:val="24"/>
+              </w:rPr>
+            </w:pPr>
+            <w:r>
+              <w:rPr>
+                <w:rFonts w:ascii="宋体" w:hAnsi="宋体" w:hint="eastAsia"/>
+                <w:sz w:val="24"/>
+              </w:rPr>
+              <w:t>2025年  12 月 22  日- 2026 年   4月   1日</w:t>
+            </w:r>
+          </w:p>
+          <w:p>
+            <w:pPr>
+              <w:jc w:val="center"/>
+              <w:rPr>
+                <w:rFonts w:ascii="宋体" w:hAnsi="宋体" w:hint="eastAsia"/>
+                <w:sz w:val="24"/>
+              </w:rPr>
+            </w:pPr>
+            <w:r>
+              <w:rPr>
+                <w:rFonts w:ascii="宋体" w:hAnsi="宋体" w:hint="eastAsia"/>
+                <w:sz w:val="24"/>
+              </w:rPr>
+              <w:t xml:space="preserve">第   </w:t>
+            </w:r>
+            <w:r>
+              <w:rPr>
+                <w:rFonts w:ascii="宋体" w:hAnsi="宋体" w:hint="eastAsia"/>
+                <w:sz w:val="24"/>
+              </w:rPr>
+              <w:t>2</w:t>
+            </w:r>
+            <w:r>
+              <w:rPr>
+                <w:rFonts w:ascii="宋体" w:hAnsi="宋体" w:hint="eastAsia"/>
+                <w:sz w:val="24"/>
+              </w:rPr>
+              <w:t xml:space="preserve">  周</w:t>
+            </w:r>
+          </w:p>
+        </w:tc>
+      </w:tr>
+      <w:tr>
+        <w:trPr>
+          <w:trHeight w:val="1553"/>
+        </w:trPr>
+        <w:tc>
+          <w:tcPr>
+            <w:tcW w:w="426" w:type="dxa"/>
+          </w:tcPr>
+          <w:p>
+            <w:pPr>
+              <w:rPr>
+                <w:rFonts w:ascii="宋体" w:hAnsi="宋体" w:hint="eastAsia"/>
+                <w:sz w:val="24"/>
+              </w:rPr>
+            </w:pPr>
+          </w:p>
+          <w:p>
+            <w:pPr>
+              <w:rPr>
+                <w:rFonts w:ascii="宋体" w:hAnsi="宋体" w:hint="eastAsia"/>
+                <w:sz w:val="24"/>
+              </w:rPr>
+            </w:pPr>
+          </w:p>
+          <w:p>
+            <w:pPr>
+              <w:rPr>
+                <w:rFonts w:ascii="宋体" w:hAnsi="宋体" w:hint="eastAsia"/>
+                <w:sz w:val="24"/>
+              </w:rPr>
+            </w:pPr>
+            <w:r>
+              <w:rPr>
+                <w:rFonts w:ascii="宋体" w:hAnsi="宋体" w:hint="eastAsia"/>
+                <w:sz w:val="24"/>
+              </w:rPr>
+              <w:t>实习内容</w:t>
+            </w:r>
+          </w:p>
+        </w:tc>
+        <w:tc>
+          <w:tcPr>
+            <w:tcW w:w="8364" w:type="dxa"/>
+            <w:gridSpan w:val="8"/>
+          </w:tcPr>
+          <w:p>
+            <w:pPr>
+              <w:rPr>
+                <w:rFonts w:ascii="宋体" w:hAnsi="宋体" w:hint="eastAsia"/>
+                <w:sz w:val="24"/>
+              </w:rPr>
+            </w:pPr>
+            <w:r>
+              <w:rPr>
+                <w:rFonts w:ascii="宋体" w:hAnsi="宋体"/>
+                <w:sz w:val="24"/>
+              </w:rPr>
+              <w:t xml:space="preserve">  </w:t>
+            </w:r>
+            <w:r>
+              <w:rPr>
+                <w:rFonts w:ascii="宋体" w:hAnsi="宋体"/>
+                <w:b/>
+                <w:bCs/>
+                <w:sz w:val="24"/>
+              </w:rPr>
+              <w:t>外设驱动测试</w:t>
+            </w:r>
+            <w:r>
+              <w:rPr>
+                <w:rFonts w:ascii="宋体" w:hAnsi="宋体"/>
+                <w:sz w:val="24"/>
+              </w:rPr>
+              <w:t>：根据电路原理图，编写并调试基础外设驱动程序，包括 GPIO 控制（LED、继电器）、外部中断（按键输入）以及 UART 异步串口通信。</w:t>
+            </w:r>
+          </w:p>
+          <w:p>
+            <w:pPr>
+              <w:rPr>
+                <w:rFonts w:ascii="宋体" w:hAnsi="宋体" w:hint="eastAsia"/>
+                <w:sz w:val="24"/>
+              </w:rPr>
+            </w:pPr>
+            <w:r>
+              <w:rPr>
+                <w:rFonts w:ascii="宋体" w:hAnsi="宋体"/>
+                <w:sz w:val="24"/>
+              </w:rPr>
+              <w:t xml:space="preserve">  </w:t>
+            </w:r>
+            <w:r>
+              <w:rPr>
+                <w:rFonts w:ascii="宋体" w:hAnsi="宋体"/>
+                <w:b/>
+                <w:bCs/>
+                <w:sz w:val="24"/>
+              </w:rPr>
+              <w:t>硬件信号量测</w:t>
+            </w:r>
+            <w:r>
+              <w:rPr>
+                <w:rFonts w:ascii="宋体" w:hAnsi="宋体"/>
+                <w:sz w:val="24"/>
+              </w:rPr>
+              <w:t>：利用示波器观察串口波特率的时序偏差，并使用逻辑分析仪捕获 I2C 接口与 EEPROM 存储器通信时的起始位、</w:t>
+            </w:r>
+            <w:proofErr w:type="gramStart"/>
+            <w:r>
+              <w:rPr>
+                <w:rFonts w:ascii="宋体" w:hAnsi="宋体"/>
+                <w:sz w:val="24"/>
+              </w:rPr>
+              <w:t>地址位</w:t>
+            </w:r>
+            <w:proofErr w:type="gramEnd"/>
+            <w:r>
+              <w:rPr>
+                <w:rFonts w:ascii="宋体" w:hAnsi="宋体"/>
+                <w:sz w:val="24"/>
+              </w:rPr>
+              <w:t>及应答信号（ACK/NACK）。</w:t>
+            </w:r>
+          </w:p>
+          <w:p>
+            <w:pPr>
+              <w:rPr>
+                <w:rFonts w:ascii="宋体" w:hAnsi="宋体" w:hint="eastAsia"/>
+                <w:sz w:val="24"/>
+              </w:rPr>
+            </w:pPr>
+            <w:r>
+              <w:rPr>
+                <w:rFonts w:ascii="宋体" w:hAnsi="宋体"/>
+                <w:sz w:val="24"/>
+              </w:rPr>
+              <w:t xml:space="preserve">  </w:t>
+            </w:r>
+            <w:r>
+              <w:rPr>
+                <w:rFonts w:ascii="宋体" w:hAnsi="宋体"/>
+                <w:b/>
+                <w:bCs/>
+                <w:sz w:val="24"/>
+              </w:rPr>
+              <w:t>传感器接入</w:t>
+            </w:r>
+            <w:r>
+              <w:rPr>
+                <w:rFonts w:ascii="宋体" w:hAnsi="宋体"/>
+                <w:sz w:val="24"/>
+              </w:rPr>
+              <w:t>：初步完成温湿度传感器（如 DHT11 或 AHT20）的代码移植，实现数据的周期性采集与解析。</w:t>
+            </w:r>
+          </w:p>
+          <w:p>
+            <w:pPr>
+              <w:rPr>
+                <w:rFonts w:ascii="宋体" w:hAnsi="宋体" w:hint="eastAsia"/>
+                <w:sz w:val="24"/>
+              </w:rPr>
+            </w:pPr>
+          </w:p>
+        </w:tc>
+      </w:tr>
+      <w:tr>
+        <w:trPr>
+          <w:trHeight w:val="1872"/>
+        </w:trPr>
+        <w:tc>
+          <w:tcPr>
+            <w:tcW w:w="426" w:type="dxa"/>
+          </w:tcPr>
+          <w:p>
+            <w:pPr>
+              <w:rPr>
+                <w:rFonts w:ascii="宋体" w:hAnsi="宋体" w:hint="eastAsia"/>
+                <w:sz w:val="24"/>
+              </w:rPr>
+            </w:pPr>
+          </w:p>
+          <w:p>
+            <w:pPr>
+              <w:rPr>
+                <w:rFonts w:ascii="宋体" w:hAnsi="宋体" w:hint="eastAsia"/>
+                <w:sz w:val="24"/>
+              </w:rPr>
+            </w:pPr>
+          </w:p>
+          <w:p>
+            <w:pPr>
+              <w:rPr>
+                <w:rFonts w:ascii="宋体" w:hAnsi="宋体" w:hint="eastAsia"/>
+                <w:sz w:val="24"/>
+              </w:rPr>
+            </w:pPr>
+            <w:r>
+              <w:rPr>
+                <w:rFonts w:ascii="宋体" w:hAnsi="宋体" w:hint="eastAsia"/>
+                <w:sz w:val="24"/>
+              </w:rPr>
+              <w:t>实习收获或心得</w:t>
+            </w:r>
+          </w:p>
+        </w:tc>
+        <w:tc>
+          <w:tcPr>
+            <w:tcW w:w="8364" w:type="dxa"/>
+            <w:gridSpan w:val="8"/>
+          </w:tcPr>
+          <w:p>
+            <w:pPr>
+              <w:rPr>
+                <w:rFonts w:ascii="宋体" w:hAnsi="宋体" w:hint="eastAsia"/>
+                <w:sz w:val="24"/>
+              </w:rPr>
+            </w:pPr>
+            <w:r>
+              <w:rPr>
+                <w:rFonts w:ascii="宋体" w:hAnsi="宋体"/>
+                <w:sz w:val="24"/>
+              </w:rPr>
+              <w:t xml:space="preserve">  </w:t>
+            </w:r>
+            <w:r>
+              <w:rPr>
+                <w:rFonts w:ascii="宋体" w:hAnsi="宋体"/>
+                <w:b/>
+                <w:bCs/>
+                <w:sz w:val="24"/>
+              </w:rPr>
+              <w:t>问题</w:t>
+            </w:r>
+            <w:r>
+              <w:rPr>
+                <w:rFonts w:ascii="宋体" w:hAnsi="宋体"/>
+                <w:sz w:val="24"/>
+              </w:rPr>
+              <w:t>：在调试 UART 串口通信时，上位机接收到的数据出现乱码，且丢包率较高。</w:t>
+            </w:r>
+          </w:p>
+          <w:p>
+            <w:pPr>
+              <w:rPr>
+                <w:rFonts w:ascii="宋体" w:hAnsi="宋体" w:hint="eastAsia"/>
+                <w:sz w:val="24"/>
+              </w:rPr>
+            </w:pPr>
+            <w:r>
+              <w:rPr>
+                <w:rFonts w:ascii="宋体" w:hAnsi="宋体"/>
+                <w:sz w:val="24"/>
+              </w:rPr>
+              <w:t xml:space="preserve">  </w:t>
+            </w:r>
+            <w:r>
+              <w:rPr>
+                <w:rFonts w:ascii="宋体" w:hAnsi="宋体"/>
+                <w:b/>
+                <w:bCs/>
+                <w:sz w:val="24"/>
+              </w:rPr>
+              <w:t>解决办法</w:t>
+            </w:r>
+            <w:r>
+              <w:rPr>
+                <w:rFonts w:ascii="宋体" w:hAnsi="宋体"/>
+                <w:sz w:val="24"/>
+              </w:rPr>
+              <w:t>：</w:t>
+            </w:r>
+          </w:p>
+          <w:p>
+            <w:pPr>
+              <w:numPr>
+                <w:ilvl w:val="0"/>
+                <w:numId w:val="1"/>
+              </w:numPr>
+              <w:rPr>
+                <w:rFonts w:ascii="宋体" w:hAnsi="宋体" w:hint="eastAsia"/>
+                <w:sz w:val="24"/>
+              </w:rPr>
+            </w:pPr>
+            <w:r>
+              <w:rPr>
+                <w:rFonts w:ascii="宋体" w:hAnsi="宋体"/>
+                <w:sz w:val="24"/>
+              </w:rPr>
+              <w:t>首先检查波特率配置，确认晶振频率设置与代码宏定义一致；</w:t>
+            </w:r>
+          </w:p>
+          <w:p>
+            <w:pPr>
+              <w:numPr>
+                <w:ilvl w:val="0"/>
+                <w:numId w:val="1"/>
+              </w:numPr>
+              <w:rPr>
+                <w:rFonts w:ascii="宋体" w:hAnsi="宋体" w:hint="eastAsia"/>
+                <w:sz w:val="24"/>
+              </w:rPr>
+            </w:pPr>
+            <w:r>
+              <w:rPr>
+                <w:rFonts w:ascii="宋体" w:hAnsi="宋体"/>
+                <w:sz w:val="24"/>
+              </w:rPr>
+              <w:t>使用示波器测量信号波形，发现信号上升沿过于缓慢，存在明显的容性负载干扰；</w:t>
+            </w:r>
+          </w:p>
+          <w:p>
+            <w:pPr>
+              <w:numPr>
+                <w:ilvl w:val="0"/>
+                <w:numId w:val="1"/>
+              </w:numPr>
+              <w:rPr>
+                <w:rFonts w:ascii="宋体" w:hAnsi="宋体" w:hint="eastAsia"/>
+                <w:sz w:val="24"/>
+              </w:rPr>
+            </w:pPr>
+            <w:r>
+              <w:rPr>
+                <w:rFonts w:ascii="宋体" w:hAnsi="宋体"/>
+                <w:sz w:val="24"/>
+              </w:rPr>
+              <w:t>通过降低波特率并缩短实验跳线长度，同时在配置中开启硬件流控，最终解决了乱码问题，通信恢复稳定。</w:t>
+            </w:r>
+          </w:p>
+          <w:p>
+            <w:pPr>
+              <w:rPr>
+                <w:rFonts w:ascii="宋体" w:hAnsi="宋体" w:hint="eastAsia"/>
+                <w:sz w:val="24"/>
+              </w:rPr>
+            </w:pPr>
+          </w:p>
+        </w:tc>
+      </w:tr>
+      <w:tr>
+        <w:trPr>
+          <w:trHeight w:val="1872"/>
+        </w:trPr>
+        <w:tc>
+          <w:tcPr>
+            <w:tcW w:w="426" w:type="dxa"/>
+          </w:tcPr>
+          <w:p>
+            <w:pPr>
+              <w:rPr>
+                <w:rFonts w:ascii="宋体" w:hAnsi="宋体" w:hint="eastAsia"/>
+                <w:sz w:val="24"/>
+              </w:rPr>
+            </w:pPr>
+            <w:r>
+              <w:rPr>
+                <w:rFonts w:ascii="宋体" w:hAnsi="宋体" w:hint="eastAsia"/>
+                <w:sz w:val="24"/>
+              </w:rPr>
+              <w:t>出现的问题及解决办法</w:t>
+            </w:r>
+          </w:p>
+        </w:tc>
+        <w:tc>
+          <w:tcPr>
+            <w:tcW w:w="8364" w:type="dxa"/>
+            <w:gridSpan w:val="8"/>
+          </w:tcPr>
+          <w:p>
+            <w:pPr>
+              <w:rPr>
+                <w:rFonts w:ascii="宋体" w:hAnsi="宋体" w:hint="eastAsia"/>
+                <w:sz w:val="24"/>
+              </w:rPr>
+            </w:pPr>
+            <w:r>
+              <w:rPr>
+                <w:rFonts w:ascii="宋体" w:hAnsi="宋体"/>
+                <w:sz w:val="24"/>
+              </w:rPr>
+              <w:t xml:space="preserve">本周最大的体会是“所见即所得”的重要性。在嵌入式领域，代码逻辑正确并不代表系统能正常运行，物理链路的干扰、电压的波动都会直接影响程序结果。学会熟练使用示波器和逻辑分析仪，是调试工程师定位问题的“眼睛”，这比单纯在代码里打 </w:t>
+            </w:r>
+            <w:proofErr w:type="spellStart"/>
+            <w:r>
+              <w:rPr>
+                <w:rFonts w:ascii="宋体" w:hAnsi="宋体"/>
+                <w:sz w:val="24"/>
+              </w:rPr>
+              <w:t>printf</w:t>
+            </w:r>
+            <w:proofErr w:type="spellEnd"/>
+            <w:r>
+              <w:rPr>
+                <w:rFonts w:ascii="宋体" w:hAnsi="宋体"/>
+                <w:sz w:val="24"/>
+              </w:rPr>
+              <w:t xml:space="preserve"> 效率要高得多。</w:t>
+            </w:r>
+          </w:p>
+        </w:tc>
+      </w:tr>
+      <w:tr>
+        <w:trPr>
+          <w:trHeight w:val="863"/>
+        </w:trPr>
+        <w:tc>
+          <w:tcPr>
+            <w:tcW w:w="426" w:type="dxa"/>
+          </w:tcPr>
+          <w:p>
+            <w:pPr>
+              <w:rPr>
+                <w:rFonts w:ascii="宋体" w:hAnsi="宋体" w:hint="eastAsia"/>
+                <w:sz w:val="24"/>
+              </w:rPr>
+            </w:pPr>
+          </w:p>
+          <w:p>
+            <w:pPr>
+              <w:rPr>
+                <w:rFonts w:ascii="宋体" w:hAnsi="宋体" w:hint="eastAsia"/>
+                <w:sz w:val="24"/>
+              </w:rPr>
+            </w:pPr>
+          </w:p>
+          <w:p>
+            <w:pPr>
+              <w:rPr>
+                <w:rFonts w:ascii="宋体" w:hAnsi="宋体" w:hint="eastAsia"/>
+                <w:sz w:val="24"/>
+              </w:rPr>
+            </w:pPr>
+            <w:r>
+              <w:rPr>
+                <w:rFonts w:ascii="宋体" w:hAnsi="宋体" w:hint="eastAsia"/>
+                <w:sz w:val="24"/>
+              </w:rPr>
+              <w:t>其它</w:t>
+            </w:r>
+          </w:p>
+        </w:tc>
+        <w:tc>
+          <w:tcPr>
+            <w:tcW w:w="8364" w:type="dxa"/>
+            <w:gridSpan w:val="8"/>
+          </w:tcPr>
+          <w:p>
+            <w:pPr>
+              <w:rPr>
+                <w:rFonts w:ascii="宋体" w:hAnsi="宋体" w:hint="eastAsia"/>
+                <w:sz w:val="24"/>
+              </w:rPr>
+            </w:pPr>
+            <w:r>
+              <w:rPr>
+                <w:rFonts w:ascii="宋体" w:hAnsi="宋体"/>
+                <w:sz w:val="24"/>
+              </w:rPr>
+              <w:t>协助同事整理了实验台的耗材分类，并学习了公司自</w:t>
+            </w:r>
+            <w:proofErr w:type="gramStart"/>
+            <w:r>
+              <w:rPr>
+                <w:rFonts w:ascii="宋体" w:hAnsi="宋体"/>
+                <w:sz w:val="24"/>
+              </w:rPr>
+              <w:t>研</w:t>
+            </w:r>
+            <w:proofErr w:type="gramEnd"/>
+            <w:r>
+              <w:rPr>
+                <w:rFonts w:ascii="宋体" w:hAnsi="宋体"/>
+                <w:sz w:val="24"/>
+              </w:rPr>
+              <w:t>的底层驱动库（HAL/LL库）的编码风格规范。</w:t>
+            </w:r>
+          </w:p>
+        </w:tc>
+      </w:tr>
+      <w:tr>
+        <w:trPr>
+          <w:trHeight w:val="543"/>
+        </w:trPr>
+        <w:tc>
+          <w:tcPr>
+            <w:tcW w:w="3120" w:type="dxa"/>
+            <w:gridSpan w:val="4"/>
+            <w:vAlign w:val="center"/>
+          </w:tcPr>
+          <w:p>
+            <w:pPr>
+              <w:jc w:val="center"/>
+              <w:rPr>
+                <w:rFonts w:ascii="宋体" w:hAnsi="宋体" w:hint="eastAsia"/>
+                <w:sz w:val="24"/>
+              </w:rPr>
+            </w:pPr>
+            <w:r>
+              <w:rPr>
+                <w:rFonts w:ascii="宋体" w:hAnsi="宋体" w:hint="eastAsia"/>
+                <w:sz w:val="24"/>
+              </w:rPr>
+              <w:t>本周出勤  7  天</w:t>
+            </w:r>
+          </w:p>
+        </w:tc>
+        <w:tc>
+          <w:tcPr>
+            <w:tcW w:w="2551" w:type="dxa"/>
+            <w:gridSpan w:val="4"/>
+            <w:vAlign w:val="center"/>
+          </w:tcPr>
+          <w:p>
+            <w:pPr>
+              <w:jc w:val="center"/>
+              <w:rPr>
+                <w:rFonts w:ascii="宋体" w:hAnsi="宋体" w:hint="eastAsia"/>
+                <w:sz w:val="24"/>
+              </w:rPr>
+            </w:pPr>
+            <w:r>
+              <w:rPr>
+                <w:rFonts w:ascii="宋体" w:hAnsi="宋体" w:hint="eastAsia"/>
+                <w:sz w:val="24"/>
+              </w:rPr>
+              <w:t>请假  0 天</w:t>
+            </w:r>
+          </w:p>
+        </w:tc>
+        <w:tc>
+          <w:tcPr>
+            <w:tcW w:w="3119" w:type="dxa"/>
+            <w:vAlign w:val="center"/>
+          </w:tcPr>
+          <w:p>
+            <w:pPr>
+              <w:jc w:val="center"/>
+              <w:rPr>
+                <w:rFonts w:ascii="宋体" w:hAnsi="宋体" w:hint="eastAsia"/>
+                <w:sz w:val="24"/>
+              </w:rPr>
+            </w:pPr>
+            <w:r>
+              <w:rPr>
+                <w:rFonts w:ascii="宋体" w:hAnsi="宋体" w:hint="eastAsia"/>
+                <w:sz w:val="24"/>
+              </w:rPr>
+              <w:t>旷工  0   天</w:t>
+            </w:r>
+          </w:p>
+        </w:tc>
+      </w:tr>
+      <w:tr>
+        <w:trPr>
+          <w:trHeight w:val="697"/>
+        </w:trPr>
+        <w:tc>
+          <w:tcPr>
+            <w:tcW w:w="3828" w:type="dxa"/>
+            <w:gridSpan w:val="5"/>
+            <w:vAlign w:val="center"/>
+          </w:tcPr>
+          <w:p>
+            <w:pPr>
+              <w:rPr>
+                <w:rFonts w:ascii="宋体" w:hAnsi="宋体" w:hint="eastAsia"/>
+                <w:sz w:val="24"/>
+              </w:rPr>
+            </w:pPr>
+            <w:r>
+              <w:rPr>
+                <w:rFonts w:ascii="宋体" w:hAnsi="宋体" w:hint="eastAsia"/>
+                <w:sz w:val="24"/>
+              </w:rPr>
+              <w:t>学校指导老师签名：</w:t>
+            </w:r>
+          </w:p>
+        </w:tc>
+        <w:tc>
+          <w:tcPr>
+            <w:tcW w:w="4962" w:type="dxa"/>
+            <w:gridSpan w:val="4"/>
+            <w:vAlign w:val="center"/>
+          </w:tcPr>
+          <w:p>
+            <w:pPr>
+              <w:rPr>
+                <w:rFonts w:ascii="宋体" w:hAnsi="宋体" w:hint="eastAsia"/>
+                <w:sz w:val="24"/>
+              </w:rPr>
+            </w:pPr>
+            <w:r>
+              <w:rPr>
+                <w:rFonts w:ascii="宋体" w:hAnsi="宋体" w:hint="eastAsia"/>
+                <w:sz w:val="24"/>
+              </w:rPr>
+              <w:t>实习单位指导老师签名：</w:t>
+            </w:r>
+          </w:p>
+        </w:tc>
+      </w:tr>
+    </w:tbl>
+    <w:p>
+      <w:pPr>
+        <w:rPr>
+          <w:rFonts w:ascii="黑体" w:eastAsia="黑体"/>
+          <w:sz w:val="28"/>
+          <w:szCs w:val="28"/>
+        </w:rPr>
+      </w:pPr>
+    </w:p>
+    <w:p>
+      <w:pPr>
+        <w:rPr>
+          <w:rFonts w:ascii="黑体" w:eastAsia="黑体"/>
+          <w:sz w:val="28"/>
+          <w:szCs w:val="28"/>
+        </w:rPr>
+      </w:pPr>
+    </w:p>
+    <w:p>
+      <w:pPr>
+        <w:ind w:firstLineChars="750" w:firstLine="2700"/>
+        <w:rPr>
+          <w:rFonts w:ascii="黑体" w:eastAsia="黑体"/>
+          <w:sz w:val="36"/>
+          <w:szCs w:val="36"/>
+        </w:rPr>
+      </w:pPr>
+      <w:r>
+        <w:rPr>
+          <w:rFonts w:ascii="黑体" w:eastAsia="黑体" w:hint="eastAsia"/>
+          <w:sz w:val="36"/>
+          <w:szCs w:val="36"/>
+        </w:rPr>
+        <w:t>黄淮学院学生实习周志</w:t>
+      </w:r>
+    </w:p>
+    <w:tbl>
+      <w:tblPr>
+        <w:tblW w:w="8790" w:type="dxa"/>
+        <w:tblInd w:w="249" w:type="dxa"/>
+        <w:tblBorders>
+          <w:top w:val="single" w:sz="4" w:space="0" w:color="auto"/>
+          <w:left w:val="single" w:sz="4" w:space="0" w:color="auto"/>
+          <w:bottom w:val="single" w:sz="4" w:space="0" w:color="auto"/>
+          <w:right w:val="single" w:sz="4" w:space="0" w:color="auto"/>
+          <w:insideH w:val="single" w:sz="4" w:space="0" w:color="auto"/>
+          <w:insideV w:val="single" w:sz="4" w:space="0" w:color="auto"/>
+        </w:tblBorders>
+        <w:tblLayout w:type="fixed"/>
+        <w:tblLook w:val="0000" w:firstRow="0" w:lastRow="0" w:firstColumn="0" w:lastColumn="0" w:noHBand="0" w:noVBand="0"/>
+      </w:tblPr>
+      <w:tblGrid>
+        <w:gridCol w:w="426"/>
+        <w:gridCol w:w="1276"/>
+        <w:gridCol w:w="851"/>
+        <w:gridCol w:w="567"/>
+        <w:gridCol w:w="708"/>
+        <w:gridCol w:w="567"/>
+        <w:gridCol w:w="709"/>
+        <w:gridCol w:w="567"/>
+        <w:gridCol w:w="3119"/>
+      </w:tblGrid>
+      <w:tr>
+        <w:trPr>
+          <w:trHeight w:val="777"/>
+        </w:trPr>
+        <w:tc>
+          <w:tcPr>
+            <w:tcW w:w="426" w:type="dxa"/>
+            <w:vAlign w:val="center"/>
+          </w:tcPr>
+          <w:p>
+            <w:pPr>
+              <w:jc w:val="center"/>
+              <w:rPr>
+                <w:rFonts w:ascii="宋体" w:hAnsi="宋体" w:hint="eastAsia"/>
+                <w:sz w:val="24"/>
+              </w:rPr>
+            </w:pPr>
+            <w:r>
+              <w:rPr>
+                <w:rFonts w:ascii="宋体" w:hAnsi="宋体" w:hint="eastAsia"/>
+                <w:sz w:val="24"/>
+              </w:rPr>
+              <w:t>姓名</w:t>
+            </w:r>
+          </w:p>
+        </w:tc>
+        <w:tc>
+          <w:tcPr>
+            <w:tcW w:w="1276" w:type="dxa"/>
+            <w:vAlign w:val="center"/>
+          </w:tcPr>
+          <w:p>
+            <w:pPr>
+              <w:jc w:val="center"/>
+              <w:rPr>
+                <w:rFonts w:ascii="宋体" w:hAnsi="宋体" w:hint="eastAsia"/>
+                <w:sz w:val="24"/>
+              </w:rPr>
+            </w:pPr>
+            <w:r>
+              <w:rPr>
+                <w:rFonts w:ascii="宋体" w:hAnsi="宋体" w:hint="eastAsia"/>
+                <w:sz w:val="24"/>
+              </w:rPr>
+              <w:t>王東龙</w:t>
+            </w:r>
+          </w:p>
+        </w:tc>
+        <w:tc>
+          <w:tcPr>
+            <w:tcW w:w="851" w:type="dxa"/>
+            <w:vAlign w:val="center"/>
+          </w:tcPr>
+          <w:p>
+            <w:pPr>
+              <w:jc w:val="center"/>
+              <w:rPr>
+                <w:rFonts w:ascii="宋体" w:hAnsi="宋体" w:hint="eastAsia"/>
+                <w:sz w:val="24"/>
+              </w:rPr>
+            </w:pPr>
+            <w:r>
+              <w:rPr>
+                <w:rFonts w:ascii="宋体" w:hAnsi="宋体" w:hint="eastAsia"/>
+                <w:sz w:val="24"/>
+              </w:rPr>
+              <w:t>实习单位</w:t>
+            </w:r>
+          </w:p>
+        </w:tc>
+        <w:tc>
+          <w:tcPr>
+            <w:tcW w:w="1842" w:type="dxa"/>
+            <w:gridSpan w:val="3"/>
+            <w:vAlign w:val="center"/>
+          </w:tcPr>
+          <w:p>
+            <w:pPr>
+              <w:jc w:val="center"/>
+              <w:rPr>
+                <w:rFonts w:ascii="宋体" w:hAnsi="宋体" w:hint="eastAsia"/>
+                <w:sz w:val="24"/>
+              </w:rPr>
+            </w:pPr>
+            <w:r>
+              <w:rPr>
+                <w:rFonts w:ascii="宋体" w:hAnsi="宋体" w:hint="eastAsia"/>
+                <w:sz w:val="24"/>
+              </w:rPr>
+              <w:t>武汉激光科技</w:t>
+            </w:r>
+          </w:p>
+        </w:tc>
+        <w:tc>
+          <w:tcPr>
+            <w:tcW w:w="709" w:type="dxa"/>
+            <w:vAlign w:val="center"/>
+          </w:tcPr>
+          <w:p>
+            <w:pPr>
+              <w:jc w:val="center"/>
+              <w:rPr>
+                <w:rFonts w:ascii="宋体" w:hAnsi="宋体" w:hint="eastAsia"/>
+                <w:sz w:val="24"/>
+              </w:rPr>
+            </w:pPr>
+            <w:r>
+              <w:rPr>
+                <w:rFonts w:ascii="宋体" w:hAnsi="宋体" w:hint="eastAsia"/>
+                <w:sz w:val="24"/>
+              </w:rPr>
+              <w:t>实习</w:t>
+            </w:r>
+          </w:p>
+          <w:p>
+            <w:pPr>
+              <w:jc w:val="center"/>
+              <w:rPr>
+                <w:rFonts w:ascii="宋体" w:hAnsi="宋体" w:hint="eastAsia"/>
+                <w:sz w:val="24"/>
+              </w:rPr>
+            </w:pPr>
+            <w:r>
+              <w:rPr>
+                <w:rFonts w:ascii="宋体" w:hAnsi="宋体" w:hint="eastAsia"/>
+                <w:sz w:val="24"/>
+              </w:rPr>
+              <w:t>时间</w:t>
+            </w:r>
+          </w:p>
+        </w:tc>
+        <w:tc>
+          <w:tcPr>
+            <w:tcW w:w="3686" w:type="dxa"/>
+            <w:gridSpan w:val="2"/>
+            <w:vAlign w:val="center"/>
+          </w:tcPr>
+          <w:p>
+            <w:pPr>
+              <w:jc w:val="center"/>
+              <w:rPr>
+                <w:rFonts w:ascii="宋体" w:hAnsi="宋体" w:hint="eastAsia"/>
+                <w:sz w:val="24"/>
+              </w:rPr>
+            </w:pPr>
+            <w:r>
+              <w:rPr>
+                <w:rFonts w:ascii="宋体" w:hAnsi="宋体" w:hint="eastAsia"/>
+                <w:sz w:val="24"/>
+              </w:rPr>
+              <w:t>2025年  12 月 22  日- 2026 年   4月   1日</w:t>
+            </w:r>
+          </w:p>
+          <w:p>
+            <w:pPr>
+              <w:jc w:val="center"/>
+              <w:rPr>
+                <w:rFonts w:ascii="宋体" w:hAnsi="宋体" w:hint="eastAsia"/>
+                <w:sz w:val="24"/>
+              </w:rPr>
+            </w:pPr>
+            <w:r>
+              <w:rPr>
+                <w:rFonts w:ascii="宋体" w:hAnsi="宋体" w:hint="eastAsia"/>
+                <w:sz w:val="24"/>
+              </w:rPr>
+              <w:t xml:space="preserve">第   </w:t>
+            </w:r>
+            <w:r>
+              <w:rPr>
+                <w:rFonts w:ascii="宋体" w:hAnsi="宋体" w:hint="eastAsia"/>
+                <w:sz w:val="24"/>
+              </w:rPr>
+              <w:t>3</w:t>
+            </w:r>
+            <w:r>
+              <w:rPr>
+                <w:rFonts w:ascii="宋体" w:hAnsi="宋体" w:hint="eastAsia"/>
+                <w:sz w:val="24"/>
+              </w:rPr>
+              <w:t xml:space="preserve">  周</w:t>
+            </w:r>
+          </w:p>
+        </w:tc>
+      </w:tr>
+      <w:tr>
+        <w:trPr>
+          <w:trHeight w:val="1553"/>
+        </w:trPr>
+        <w:tc>
+          <w:tcPr>
+            <w:tcW w:w="426" w:type="dxa"/>
+          </w:tcPr>
+          <w:p>
+            <w:pPr>
+              <w:rPr>
+                <w:rFonts w:ascii="宋体" w:hAnsi="宋体" w:hint="eastAsia"/>
+                <w:sz w:val="24"/>
+              </w:rPr>
+            </w:pPr>
+          </w:p>
+          <w:p>
+            <w:pPr>
+              <w:rPr>
+                <w:rFonts w:ascii="宋体" w:hAnsi="宋体" w:hint="eastAsia"/>
+                <w:sz w:val="24"/>
+              </w:rPr>
+            </w:pPr>
+          </w:p>
+          <w:p>
+            <w:pPr>
+              <w:rPr>
+                <w:rFonts w:ascii="宋体" w:hAnsi="宋体" w:hint="eastAsia"/>
+                <w:sz w:val="24"/>
+              </w:rPr>
+            </w:pPr>
+            <w:r>
+              <w:rPr>
+                <w:rFonts w:ascii="宋体" w:hAnsi="宋体" w:hint="eastAsia"/>
+                <w:sz w:val="24"/>
+              </w:rPr>
+              <w:t>实习内容</w:t>
+            </w:r>
+          </w:p>
+        </w:tc>
+        <w:tc>
+          <w:tcPr>
+            <w:tcW w:w="8364" w:type="dxa"/>
+            <w:gridSpan w:val="8"/>
+          </w:tcPr>
+          <w:p>
+            <w:pPr>
+              <w:rPr>
+                <w:rFonts w:ascii="宋体" w:hAnsi="宋体" w:hint="eastAsia"/>
+              </w:rPr>
+            </w:pPr>
+            <w:r>
+              <w:rPr>
+                <w:rFonts w:ascii="宋体" w:hAnsi="宋体"/>
+                <w:sz w:val="24"/>
+              </w:rPr>
+              <w:t xml:space="preserve"> </w:t>
+            </w:r>
+            <w:r>
+              <w:rPr>
+                <w:rFonts w:ascii="宋体" w:hAnsi="宋体"/>
+              </w:rPr>
+              <w:t xml:space="preserve">  </w:t>
+            </w:r>
+            <w:r>
+              <w:rPr>
+                <w:rFonts w:ascii="宋体" w:hAnsi="宋体"/>
+                <w:b/>
+                <w:bCs/>
+              </w:rPr>
+              <w:t>内核环境搭建</w:t>
+            </w:r>
+            <w:r>
+              <w:rPr>
+                <w:rFonts w:ascii="宋体" w:hAnsi="宋体"/>
+              </w:rPr>
+              <w:t xml:space="preserve">：在现有硬件平台上移植实时操作系统（如 </w:t>
+            </w:r>
+            <w:proofErr w:type="spellStart"/>
+            <w:r>
+              <w:rPr>
+                <w:rFonts w:ascii="宋体" w:hAnsi="宋体"/>
+              </w:rPr>
+              <w:t>FreeRTOS</w:t>
+            </w:r>
+            <w:proofErr w:type="spellEnd"/>
+            <w:r>
+              <w:rPr>
+                <w:rFonts w:ascii="宋体" w:hAnsi="宋体"/>
+              </w:rPr>
+              <w:t>），完成系统时钟滴答（Tick）配置及任务堆栈初始化。</w:t>
+            </w:r>
+          </w:p>
+          <w:p>
+            <w:pPr>
+              <w:rPr>
+                <w:rFonts w:ascii="宋体" w:hAnsi="宋体" w:hint="eastAsia"/>
+                <w:sz w:val="24"/>
+              </w:rPr>
+            </w:pPr>
+            <w:r>
+              <w:rPr>
+                <w:rFonts w:ascii="宋体" w:hAnsi="宋体"/>
+                <w:sz w:val="24"/>
+              </w:rPr>
+              <w:t xml:space="preserve">  </w:t>
+            </w:r>
+            <w:r>
+              <w:rPr>
+                <w:rFonts w:ascii="宋体" w:hAnsi="宋体"/>
+                <w:b/>
+                <w:bCs/>
+                <w:sz w:val="24"/>
+              </w:rPr>
+              <w:t>任务创建与优先级划分</w:t>
+            </w:r>
+            <w:r>
+              <w:rPr>
+                <w:rFonts w:ascii="宋体" w:hAnsi="宋体"/>
+                <w:sz w:val="24"/>
+              </w:rPr>
+              <w:t>：将程序拆分为多个独立任务，包括传感器数据采集任务（高优先级）、逻辑处理任务（中优先级）以及串口日志打印任务（低优先级）。</w:t>
+            </w:r>
+          </w:p>
+          <w:p>
+            <w:pPr>
+              <w:rPr>
+                <w:rFonts w:ascii="宋体" w:hAnsi="宋体" w:hint="eastAsia"/>
+                <w:sz w:val="24"/>
+              </w:rPr>
+            </w:pPr>
+            <w:r>
+              <w:rPr>
+                <w:rFonts w:ascii="宋体" w:hAnsi="宋体"/>
+                <w:sz w:val="24"/>
+              </w:rPr>
+              <w:t xml:space="preserve">  </w:t>
+            </w:r>
+            <w:r>
+              <w:rPr>
+                <w:rFonts w:ascii="宋体" w:hAnsi="宋体"/>
+                <w:b/>
+                <w:bCs/>
+                <w:sz w:val="24"/>
+              </w:rPr>
+              <w:t>同步机制应用</w:t>
+            </w:r>
+            <w:r>
+              <w:rPr>
+                <w:rFonts w:ascii="宋体" w:hAnsi="宋体"/>
+                <w:sz w:val="24"/>
+              </w:rPr>
+              <w:t>：调试任务间的同步与通信，使用信号量（Semaphore）管理共享硬件资源，利用队列（Queue）在不同任务间传递采集到的实时数据。</w:t>
+            </w:r>
+          </w:p>
+          <w:p>
+            <w:pPr>
+              <w:rPr>
+                <w:rFonts w:ascii="宋体" w:hAnsi="宋体" w:hint="eastAsia"/>
+                <w:sz w:val="24"/>
+              </w:rPr>
+            </w:pPr>
+          </w:p>
+        </w:tc>
+      </w:tr>
+      <w:tr>
+        <w:trPr>
+          <w:trHeight w:val="1872"/>
+        </w:trPr>
+        <w:tc>
+          <w:tcPr>
+            <w:tcW w:w="426" w:type="dxa"/>
+          </w:tcPr>
+          <w:p>
+            <w:pPr>
+              <w:rPr>
+                <w:rFonts w:ascii="宋体" w:hAnsi="宋体" w:hint="eastAsia"/>
+                <w:sz w:val="24"/>
+              </w:rPr>
+            </w:pPr>
+          </w:p>
+          <w:p>
+            <w:pPr>
+              <w:rPr>
+                <w:rFonts w:ascii="宋体" w:hAnsi="宋体" w:hint="eastAsia"/>
+                <w:sz w:val="24"/>
+              </w:rPr>
+            </w:pPr>
+          </w:p>
+          <w:p>
+            <w:pPr>
+              <w:rPr>
+                <w:rFonts w:ascii="宋体" w:hAnsi="宋体" w:hint="eastAsia"/>
+                <w:sz w:val="24"/>
+              </w:rPr>
+            </w:pPr>
+            <w:r>
+              <w:rPr>
+                <w:rFonts w:ascii="宋体" w:hAnsi="宋体" w:hint="eastAsia"/>
+                <w:sz w:val="24"/>
+              </w:rPr>
+              <w:t>实习收获或心得</w:t>
+            </w:r>
+          </w:p>
+        </w:tc>
+        <w:tc>
+          <w:tcPr>
+            <w:tcW w:w="8364" w:type="dxa"/>
+            <w:gridSpan w:val="8"/>
+          </w:tcPr>
+          <w:p>
+            <w:pPr>
+              <w:rPr>
+                <w:rFonts w:ascii="宋体" w:hAnsi="宋体" w:hint="eastAsia"/>
+                <w:sz w:val="24"/>
+              </w:rPr>
+            </w:pPr>
+            <w:r>
+              <w:rPr>
+                <w:rFonts w:ascii="宋体" w:hAnsi="宋体"/>
+                <w:sz w:val="24"/>
+              </w:rPr>
+              <w:t xml:space="preserve">  </w:t>
+            </w:r>
+            <w:r>
+              <w:rPr>
+                <w:rFonts w:ascii="宋体" w:hAnsi="宋体"/>
+                <w:b/>
+                <w:bCs/>
+                <w:sz w:val="24"/>
+              </w:rPr>
+              <w:t>问题</w:t>
+            </w:r>
+            <w:r>
+              <w:rPr>
+                <w:rFonts w:ascii="宋体" w:hAnsi="宋体"/>
+                <w:sz w:val="24"/>
+              </w:rPr>
+              <w:t xml:space="preserve">：系统在运行一段时间后突然卡死，复位后不久故障重现。通过 Debug 模式观察，发现程序进入了 </w:t>
+            </w:r>
+            <w:proofErr w:type="spellStart"/>
+            <w:r>
+              <w:rPr>
+                <w:rFonts w:ascii="宋体" w:hAnsi="宋体"/>
+                <w:sz w:val="24"/>
+              </w:rPr>
+              <w:t>HardFault</w:t>
+            </w:r>
+            <w:proofErr w:type="spellEnd"/>
+            <w:r>
+              <w:rPr>
+                <w:rFonts w:ascii="宋体" w:hAnsi="宋体"/>
+                <w:sz w:val="24"/>
+              </w:rPr>
+              <w:t>（硬件中断错误）异常。</w:t>
+            </w:r>
+          </w:p>
+          <w:p>
+            <w:pPr>
+              <w:rPr>
+                <w:rFonts w:ascii="宋体" w:hAnsi="宋体" w:hint="eastAsia"/>
+                <w:sz w:val="24"/>
+              </w:rPr>
+            </w:pPr>
+            <w:r>
+              <w:rPr>
+                <w:rFonts w:ascii="宋体" w:hAnsi="宋体"/>
+                <w:sz w:val="24"/>
+              </w:rPr>
+              <w:t xml:space="preserve">  </w:t>
+            </w:r>
+            <w:r>
+              <w:rPr>
+                <w:rFonts w:ascii="宋体" w:hAnsi="宋体"/>
+                <w:b/>
+                <w:bCs/>
+                <w:sz w:val="24"/>
+              </w:rPr>
+              <w:t>解决办法</w:t>
+            </w:r>
+            <w:r>
+              <w:rPr>
+                <w:rFonts w:ascii="宋体" w:hAnsi="宋体"/>
+                <w:sz w:val="24"/>
+              </w:rPr>
+              <w:t>：</w:t>
+            </w:r>
+          </w:p>
+          <w:p>
+            <w:pPr>
+              <w:numPr>
+                <w:ilvl w:val="0"/>
+                <w:numId w:val="2"/>
+              </w:numPr>
+              <w:rPr>
+                <w:rFonts w:ascii="宋体" w:hAnsi="宋体" w:hint="eastAsia"/>
+                <w:sz w:val="24"/>
+              </w:rPr>
+            </w:pPr>
+            <w:r>
+              <w:rPr>
+                <w:rFonts w:ascii="宋体" w:hAnsi="宋体"/>
+                <w:sz w:val="24"/>
+              </w:rPr>
+              <w:t xml:space="preserve">使用 IDE 的 RTOS </w:t>
+            </w:r>
+            <w:proofErr w:type="gramStart"/>
+            <w:r>
+              <w:rPr>
+                <w:rFonts w:ascii="宋体" w:hAnsi="宋体"/>
+                <w:sz w:val="24"/>
+              </w:rPr>
+              <w:t>查看器工具</w:t>
+            </w:r>
+            <w:proofErr w:type="gramEnd"/>
+            <w:r>
+              <w:rPr>
+                <w:rFonts w:ascii="宋体" w:hAnsi="宋体"/>
+                <w:sz w:val="24"/>
+              </w:rPr>
+              <w:t>检查任务堆栈使用情况，发现数据处理任务的堆栈剩余量（Watermark）几乎为零；</w:t>
+            </w:r>
+          </w:p>
+          <w:p>
+            <w:pPr>
+              <w:numPr>
+                <w:ilvl w:val="0"/>
+                <w:numId w:val="2"/>
+              </w:numPr>
+              <w:rPr>
+                <w:rFonts w:ascii="宋体" w:hAnsi="宋体" w:hint="eastAsia"/>
+                <w:sz w:val="24"/>
+              </w:rPr>
+            </w:pPr>
+            <w:r>
+              <w:rPr>
+                <w:rFonts w:ascii="宋体" w:hAnsi="宋体"/>
+                <w:sz w:val="24"/>
+              </w:rPr>
+              <w:t xml:space="preserve">判断为堆栈溢出（Stack Overflow）导致内存越界。通过增加该任务的堆栈分配空间，并在 </w:t>
+            </w:r>
+            <w:proofErr w:type="spellStart"/>
+            <w:r>
+              <w:rPr>
+                <w:rFonts w:ascii="宋体" w:hAnsi="宋体"/>
+                <w:sz w:val="24"/>
+              </w:rPr>
+              <w:t>FreeRTOSConfig.h</w:t>
+            </w:r>
+            <w:proofErr w:type="spellEnd"/>
+            <w:r>
+              <w:rPr>
+                <w:rFonts w:ascii="宋体" w:hAnsi="宋体"/>
+                <w:sz w:val="24"/>
+              </w:rPr>
+              <w:t xml:space="preserve"> 中开启堆栈溢出钩子函数（Hook Function）进行监控，系统运行恢复平稳，不再出现死机现象。</w:t>
+            </w:r>
+          </w:p>
+          <w:p>
+            <w:pPr>
+              <w:rPr>
+                <w:rFonts w:ascii="宋体" w:hAnsi="宋体" w:hint="eastAsia"/>
+                <w:sz w:val="24"/>
+              </w:rPr>
+            </w:pPr>
+          </w:p>
+        </w:tc>
+      </w:tr>
+      <w:tr>
+        <w:trPr>
+          <w:trHeight w:val="1872"/>
+        </w:trPr>
+        <w:tc>
+          <w:tcPr>
+            <w:tcW w:w="426" w:type="dxa"/>
+          </w:tcPr>
+          <w:p>
+            <w:pPr>
+              <w:rPr>
+                <w:rFonts w:ascii="宋体" w:hAnsi="宋体" w:hint="eastAsia"/>
+                <w:sz w:val="24"/>
+              </w:rPr>
+            </w:pPr>
+            <w:r>
+              <w:rPr>
+                <w:rFonts w:ascii="宋体" w:hAnsi="宋体" w:hint="eastAsia"/>
+                <w:sz w:val="24"/>
+              </w:rPr>
+              <w:t>出现的问题及解决办法</w:t>
+            </w:r>
+          </w:p>
+        </w:tc>
+        <w:tc>
+          <w:tcPr>
+            <w:tcW w:w="8364" w:type="dxa"/>
+            <w:gridSpan w:val="8"/>
+          </w:tcPr>
+          <w:p>
+            <w:pPr>
+              <w:rPr>
+                <w:rFonts w:ascii="宋体" w:hAnsi="宋体" w:hint="eastAsia"/>
+                <w:sz w:val="24"/>
+              </w:rPr>
+            </w:pPr>
+            <w:r>
+              <w:rPr>
+                <w:rFonts w:ascii="宋体" w:hAnsi="宋体"/>
+                <w:sz w:val="24"/>
+              </w:rPr>
+              <w:t>这周的学习让我对“实时性”有了深刻理解。在裸机开发中，程序是线性运行的；而在 RTOS 下，必须考虑资源竞争和任务剥夺。调试工程师不仅要关注逻辑，更要关注内存分布和CPU占用率。学会分析堆栈深度和任务优先级，是保证复杂嵌入式系统长时间稳定运行的关键。</w:t>
+            </w:r>
+          </w:p>
+        </w:tc>
+      </w:tr>
+      <w:tr>
+        <w:trPr>
+          <w:trHeight w:val="863"/>
+        </w:trPr>
+        <w:tc>
+          <w:tcPr>
+            <w:tcW w:w="426" w:type="dxa"/>
+          </w:tcPr>
+          <w:p>
+            <w:pPr>
+              <w:rPr>
+                <w:rFonts w:ascii="宋体" w:hAnsi="宋体" w:hint="eastAsia"/>
+                <w:sz w:val="24"/>
+              </w:rPr>
+            </w:pPr>
+          </w:p>
+          <w:p>
+            <w:pPr>
+              <w:rPr>
+                <w:rFonts w:ascii="宋体" w:hAnsi="宋体" w:hint="eastAsia"/>
+                <w:sz w:val="24"/>
+              </w:rPr>
+            </w:pPr>
+          </w:p>
+          <w:p>
+            <w:pPr>
+              <w:rPr>
+                <w:rFonts w:ascii="宋体" w:hAnsi="宋体" w:hint="eastAsia"/>
+                <w:sz w:val="24"/>
+              </w:rPr>
+            </w:pPr>
+            <w:r>
+              <w:rPr>
+                <w:rFonts w:ascii="宋体" w:hAnsi="宋体" w:hint="eastAsia"/>
+                <w:sz w:val="24"/>
+              </w:rPr>
+              <w:t>其它</w:t>
+            </w:r>
+          </w:p>
+        </w:tc>
+        <w:tc>
+          <w:tcPr>
+            <w:tcW w:w="8364" w:type="dxa"/>
+            <w:gridSpan w:val="8"/>
+          </w:tcPr>
+          <w:p>
+            <w:pPr>
+              <w:rPr>
+                <w:rFonts w:ascii="宋体" w:hAnsi="宋体" w:hint="eastAsia"/>
+                <w:sz w:val="24"/>
+              </w:rPr>
+            </w:pPr>
+            <w:r>
+              <w:rPr>
+                <w:rFonts w:ascii="宋体" w:hAnsi="宋体"/>
+                <w:sz w:val="24"/>
+              </w:rPr>
+              <w:t>查阅了关于 RTOS “优先级翻转”问题的技术文档，并与导师讨论了在实际项目中如何通过互斥锁（Mutex）来预防该类问题的发生。</w:t>
+            </w:r>
+          </w:p>
+        </w:tc>
+      </w:tr>
+      <w:tr>
+        <w:trPr>
+          <w:trHeight w:val="543"/>
+        </w:trPr>
+        <w:tc>
+          <w:tcPr>
+            <w:tcW w:w="3120" w:type="dxa"/>
+            <w:gridSpan w:val="4"/>
+            <w:vAlign w:val="center"/>
+          </w:tcPr>
+          <w:p>
+            <w:pPr>
+              <w:jc w:val="center"/>
+              <w:rPr>
+                <w:rFonts w:ascii="宋体" w:hAnsi="宋体" w:hint="eastAsia"/>
+                <w:sz w:val="24"/>
+              </w:rPr>
+            </w:pPr>
+            <w:r>
+              <w:rPr>
+                <w:rFonts w:ascii="宋体" w:hAnsi="宋体" w:hint="eastAsia"/>
+                <w:sz w:val="24"/>
+              </w:rPr>
+              <w:t>本周出勤  7  天</w:t>
+            </w:r>
+          </w:p>
+        </w:tc>
+        <w:tc>
+          <w:tcPr>
+            <w:tcW w:w="2551" w:type="dxa"/>
+            <w:gridSpan w:val="4"/>
+            <w:vAlign w:val="center"/>
+          </w:tcPr>
+          <w:p>
+            <w:pPr>
+              <w:jc w:val="center"/>
+              <w:rPr>
+                <w:rFonts w:ascii="宋体" w:hAnsi="宋体" w:hint="eastAsia"/>
+                <w:sz w:val="24"/>
+              </w:rPr>
+            </w:pPr>
+            <w:r>
+              <w:rPr>
+                <w:rFonts w:ascii="宋体" w:hAnsi="宋体" w:hint="eastAsia"/>
+                <w:sz w:val="24"/>
+              </w:rPr>
+              <w:t>请假  0 天</w:t>
+            </w:r>
+          </w:p>
+        </w:tc>
+        <w:tc>
+          <w:tcPr>
+            <w:tcW w:w="3119" w:type="dxa"/>
+            <w:vAlign w:val="center"/>
+          </w:tcPr>
+          <w:p>
+            <w:pPr>
+              <w:jc w:val="center"/>
+              <w:rPr>
+                <w:rFonts w:ascii="宋体" w:hAnsi="宋体" w:hint="eastAsia"/>
+                <w:sz w:val="24"/>
+              </w:rPr>
+            </w:pPr>
+            <w:r>
+              <w:rPr>
+                <w:rFonts w:ascii="宋体" w:hAnsi="宋体" w:hint="eastAsia"/>
+                <w:sz w:val="24"/>
+              </w:rPr>
+              <w:t>旷工  0   天</w:t>
+            </w:r>
+          </w:p>
+        </w:tc>
+      </w:tr>
+      <w:tr>
+        <w:trPr>
+          <w:trHeight w:val="697"/>
+        </w:trPr>
+        <w:tc>
+          <w:tcPr>
+            <w:tcW w:w="3828" w:type="dxa"/>
+            <w:gridSpan w:val="5"/>
+            <w:vAlign w:val="center"/>
+          </w:tcPr>
+          <w:p>
+            <w:pPr>
+              <w:rPr>
+                <w:rFonts w:ascii="宋体" w:hAnsi="宋体" w:hint="eastAsia"/>
+                <w:sz w:val="24"/>
+              </w:rPr>
+            </w:pPr>
+            <w:r>
+              <w:rPr>
+                <w:rFonts w:ascii="宋体" w:hAnsi="宋体" w:hint="eastAsia"/>
+                <w:sz w:val="24"/>
+              </w:rPr>
+              <w:t>学校指导老师签名：</w:t>
+            </w:r>
+          </w:p>
+        </w:tc>
+        <w:tc>
+          <w:tcPr>
+            <w:tcW w:w="4962" w:type="dxa"/>
+            <w:gridSpan w:val="4"/>
+            <w:vAlign w:val="center"/>
+          </w:tcPr>
+          <w:p>
+            <w:pPr>
+              <w:rPr>
+                <w:rFonts w:ascii="宋体" w:hAnsi="宋体" w:hint="eastAsia"/>
+                <w:sz w:val="24"/>
+              </w:rPr>
+            </w:pPr>
+            <w:r>
+              <w:rPr>
+                <w:rFonts w:ascii="宋体" w:hAnsi="宋体" w:hint="eastAsia"/>
+                <w:sz w:val="24"/>
+              </w:rPr>
+              <w:t>实习单位指导老师签名：</w:t>
+            </w:r>
+          </w:p>
+        </w:tc>
+      </w:tr>
+    </w:tbl>
+    <w:p>
+      <w:pPr>
+        <w:rPr>
+          <w:rFonts w:ascii="黑体" w:eastAsia="黑体"/>
+          <w:sz w:val="28"/>
+          <w:szCs w:val="28"/>
+        </w:rPr>
+      </w:pPr>
+    </w:p>
+    <w:p>
+      <w:pPr>
+        <w:rPr>
+          <w:rFonts w:ascii="黑体" w:eastAsia="黑体"/>
+          <w:sz w:val="28"/>
+          <w:szCs w:val="28"/>
+        </w:rPr>
+      </w:pPr>
+    </w:p>
+    <w:p>
+      <w:pPr>
+        <w:ind w:firstLineChars="750" w:firstLine="2700"/>
+        <w:rPr>
+          <w:rFonts w:ascii="黑体" w:eastAsia="黑体"/>
+          <w:sz w:val="36"/>
+          <w:szCs w:val="36"/>
+        </w:rPr>
+      </w:pPr>
+      <w:r>
+        <w:rPr>
+          <w:rFonts w:ascii="黑体" w:eastAsia="黑体" w:hint="eastAsia"/>
+          <w:sz w:val="36"/>
+          <w:szCs w:val="36"/>
+        </w:rPr>
+        <w:t>黄淮学院学生实习周志</w:t>
+      </w:r>
+    </w:p>
+    <w:tbl>
+      <w:tblPr>
+        <w:tblW w:w="0" w:type="auto"/>
+        <w:tblInd w:w="249" w:type="dxa"/>
+        <w:tblBorders>
+          <w:top w:val="single" w:sz="4" w:space="0" w:color="auto"/>
+          <w:left w:val="single" w:sz="4" w:space="0" w:color="auto"/>
+          <w:bottom w:val="single" w:sz="4" w:space="0" w:color="auto"/>
+          <w:right w:val="single" w:sz="4" w:space="0" w:color="auto"/>
+          <w:insideH w:val="single" w:sz="4" w:space="0" w:color="auto"/>
+          <w:insideV w:val="single" w:sz="4" w:space="0" w:color="auto"/>
+        </w:tblBorders>
+        <w:tblLayout w:type="fixed"/>
+        <w:tblLook w:val="0000" w:firstRow="0" w:lastRow="0" w:firstColumn="0" w:lastColumn="0" w:noHBand="0" w:noVBand="0"/>
+      </w:tblPr>
+      <w:tblGrid>
+        <w:gridCol w:w="426"/>
+        <w:gridCol w:w="1276"/>
+        <w:gridCol w:w="851"/>
+        <w:gridCol w:w="567"/>
+        <w:gridCol w:w="1275"/>
+        <w:gridCol w:w="709"/>
+        <w:gridCol w:w="567"/>
+        <w:gridCol w:w="3119"/>
+      </w:tblGrid>
+      <w:tr>
+        <w:trPr>
+          <w:trHeight w:val="777"/>
+        </w:trPr>
+        <w:tc>
+          <w:tcPr>
+            <w:tcW w:w="426" w:type="dxa"/>
+            <w:vAlign w:val="center"/>
+          </w:tcPr>
+          <w:p>
+            <w:pPr>
+              <w:jc w:val="center"/>
+              <w:rPr>
+                <w:rFonts w:ascii="宋体" w:hAnsi="宋体" w:hint="eastAsia"/>
+                <w:sz w:val="24"/>
+              </w:rPr>
+            </w:pPr>
+            <w:r>
+              <w:rPr>
+                <w:rFonts w:ascii="宋体" w:hAnsi="宋体" w:hint="eastAsia"/>
+                <w:sz w:val="24"/>
+              </w:rPr>
+              <w:t>姓名</w:t>
+            </w:r>
+          </w:p>
+        </w:tc>
+        <w:tc>
+          <w:tcPr>
+            <w:tcW w:w="1276" w:type="dxa"/>
+            <w:vAlign w:val="center"/>
+          </w:tcPr>
+          <w:p>
+            <w:pPr>
+              <w:jc w:val="center"/>
+              <w:rPr>
+                <w:rFonts w:ascii="宋体" w:hAnsi="宋体" w:hint="eastAsia"/>
+                <w:sz w:val="24"/>
+              </w:rPr>
+            </w:pPr>
+            <w:r>
+              <w:rPr>
+                <w:rFonts w:ascii="宋体" w:hAnsi="宋体" w:hint="eastAsia"/>
+                <w:sz w:val="24"/>
+              </w:rPr>
+              <w:t>王東龙</w:t>
+            </w:r>
+          </w:p>
+        </w:tc>
+        <w:tc>
+          <w:tcPr>
+            <w:tcW w:w="851" w:type="dxa"/>
+            <w:vAlign w:val="center"/>
+          </w:tcPr>
+          <w:p>
+            <w:pPr>
+              <w:jc w:val="center"/>
+              <w:rPr>
+                <w:rFonts w:ascii="宋体" w:hAnsi="宋体" w:hint="eastAsia"/>
+                <w:sz w:val="24"/>
+              </w:rPr>
+            </w:pPr>
+            <w:r>
+              <w:rPr>
+                <w:rFonts w:ascii="宋体" w:hAnsi="宋体" w:hint="eastAsia"/>
+                <w:sz w:val="24"/>
+              </w:rPr>
+              <w:t>实习单位</w:t>
+            </w:r>
+          </w:p>
+        </w:tc>
+        <w:tc>
+          <w:tcPr>
+            <w:tcW w:w="1842" w:type="dxa"/>
+            <w:gridSpan w:val="2"/>
+            <w:vAlign w:val="center"/>
+          </w:tcPr>
+          <w:p>
+            <w:pPr>
+              <w:jc w:val="center"/>
+              <w:rPr>
+                <w:rFonts w:ascii="宋体" w:hAnsi="宋体" w:hint="eastAsia"/>
+                <w:sz w:val="24"/>
+              </w:rPr>
+            </w:pPr>
+            <w:r>
+              <w:rPr>
+                <w:rFonts w:ascii="宋体" w:hAnsi="宋体" w:hint="eastAsia"/>
+                <w:sz w:val="24"/>
+              </w:rPr>
+              <w:t>武汉激光科技</w:t>
+            </w:r>
+          </w:p>
+        </w:tc>
+        <w:tc>
+          <w:tcPr>
+            <w:tcW w:w="709" w:type="dxa"/>
+            <w:vAlign w:val="center"/>
+          </w:tcPr>
+          <w:p>
+            <w:pPr>
+              <w:jc w:val="center"/>
+              <w:rPr>
+                <w:rFonts w:ascii="宋体" w:hAnsi="宋体" w:hint="eastAsia"/>
+                <w:sz w:val="24"/>
+              </w:rPr>
+            </w:pPr>
+            <w:r>
+              <w:rPr>
+                <w:rFonts w:ascii="宋体" w:hAnsi="宋体" w:hint="eastAsia"/>
+                <w:sz w:val="24"/>
+              </w:rPr>
+              <w:t>实习</w:t>
+            </w:r>
+          </w:p>
+          <w:p>
+            <w:pPr>
+              <w:jc w:val="center"/>
+              <w:rPr>
+                <w:rFonts w:ascii="宋体" w:hAnsi="宋体" w:hint="eastAsia"/>
+                <w:sz w:val="24"/>
+              </w:rPr>
+            </w:pPr>
+            <w:r>
+              <w:rPr>
+                <w:rFonts w:ascii="宋体" w:hAnsi="宋体" w:hint="eastAsia"/>
+                <w:sz w:val="24"/>
+              </w:rPr>
+              <w:t>时间</w:t>
+            </w:r>
+          </w:p>
+        </w:tc>
+        <w:tc>
+          <w:tcPr>
+            <w:tcW w:w="3686" w:type="dxa"/>
+            <w:gridSpan w:val="2"/>
+            <w:vAlign w:val="center"/>
+          </w:tcPr>
+          <w:p>
+            <w:pPr>
+              <w:jc w:val="center"/>
+              <w:rPr>
+                <w:rFonts w:ascii="宋体" w:hAnsi="宋体" w:hint="eastAsia"/>
+                <w:sz w:val="24"/>
+              </w:rPr>
+            </w:pPr>
+            <w:r>
+              <w:rPr>
+                <w:rFonts w:ascii="宋体" w:hAnsi="宋体" w:hint="eastAsia"/>
+                <w:sz w:val="24"/>
+              </w:rPr>
+              <w:t>2025年  12 月 22  日- 2026 年   4月   1日</w:t>
+            </w:r>
+          </w:p>
+          <w:p>
+            <w:pPr>
+              <w:jc w:val="center"/>
+              <w:rPr>
+                <w:rFonts w:ascii="宋体" w:hAnsi="宋体" w:hint="eastAsia"/>
+                <w:sz w:val="24"/>
+              </w:rPr>
+            </w:pPr>
+            <w:r>
+              <w:rPr>
+                <w:rFonts w:ascii="宋体" w:hAnsi="宋体" w:hint="eastAsia"/>
+                <w:sz w:val="24"/>
+              </w:rPr>
+              <w:t xml:space="preserve">第   </w:t>
+            </w:r>
+            <w:r>
+              <w:rPr>
+                <w:rFonts w:ascii="宋体" w:hAnsi="宋体" w:hint="eastAsia"/>
+                <w:sz w:val="24"/>
+              </w:rPr>
+              <w:t>4</w:t>
+            </w:r>
+            <w:r>
+              <w:rPr>
+                <w:rFonts w:ascii="宋体" w:hAnsi="宋体" w:hint="eastAsia"/>
+                <w:sz w:val="24"/>
+              </w:rPr>
+              <w:t xml:space="preserve">  周</w:t>
+            </w:r>
+          </w:p>
+        </w:tc>
+      </w:tr>
+      <w:tr>
+        <w:trPr>
+          <w:trHeight w:val="1553"/>
+        </w:trPr>
+        <w:tc>
+          <w:tcPr>
+            <w:tcW w:w="426" w:type="dxa"/>
+          </w:tcPr>
+          <w:p>
+            <w:pPr>
+              <w:rPr>
+                <w:rFonts w:ascii="宋体" w:hAnsi="宋体" w:hint="eastAsia"/>
+                <w:sz w:val="24"/>
+              </w:rPr>
+            </w:pPr>
+          </w:p>
+          <w:p>
+            <w:pPr>
+              <w:rPr>
+                <w:rFonts w:ascii="宋体" w:hAnsi="宋体" w:hint="eastAsia"/>
+                <w:sz w:val="24"/>
+              </w:rPr>
+            </w:pPr>
+          </w:p>
+          <w:p>
+            <w:pPr>
+              <w:rPr>
+                <w:rFonts w:ascii="宋体" w:hAnsi="宋体" w:hint="eastAsia"/>
+                <w:sz w:val="24"/>
+              </w:rPr>
+            </w:pPr>
+            <w:r>
+              <w:rPr>
+                <w:rFonts w:ascii="宋体" w:hAnsi="宋体" w:hint="eastAsia"/>
+                <w:sz w:val="24"/>
+              </w:rPr>
+              <w:t>实习内容</w:t>
+            </w:r>
+          </w:p>
+        </w:tc>
+        <w:tc>
+          <w:tcPr>
+            <w:tcW w:w="8364" w:type="dxa"/>
+            <w:gridSpan w:val="7"/>
+          </w:tcPr>
+          <w:p>
+            <w:pPr>
+              <w:rPr>
+                <w:rFonts w:ascii="宋体" w:hAnsi="宋体" w:hint="eastAsia"/>
+                <w:sz w:val="24"/>
+              </w:rPr>
+            </w:pPr>
+            <w:r>
+              <w:rPr>
+                <w:rFonts w:ascii="宋体" w:hAnsi="宋体"/>
+                <w:sz w:val="24"/>
+              </w:rPr>
+              <w:t xml:space="preserve">  </w:t>
+            </w:r>
+            <w:r>
+              <w:rPr>
+                <w:rFonts w:ascii="宋体" w:hAnsi="宋体"/>
+                <w:b/>
+                <w:bCs/>
+                <w:sz w:val="24"/>
+              </w:rPr>
+              <w:t>高速总线调试</w:t>
+            </w:r>
+            <w:r>
+              <w:rPr>
+                <w:rFonts w:ascii="宋体" w:hAnsi="宋体"/>
+                <w:sz w:val="24"/>
+              </w:rPr>
+              <w:t>：调试 SPI 总线驱动，连接外部存储芯片（如 W25Q128 Flash）或 SD 卡。使用示波器捕获时钟频率（SCK）与数据位，优化驱动时序以达到最高稳定传输速率。</w:t>
+            </w:r>
+          </w:p>
+          <w:p>
+            <w:pPr>
+              <w:rPr>
+                <w:rFonts w:ascii="宋体" w:hAnsi="宋体" w:hint="eastAsia"/>
+                <w:sz w:val="24"/>
+              </w:rPr>
+            </w:pPr>
+            <w:r>
+              <w:rPr>
+                <w:rFonts w:ascii="宋体" w:hAnsi="宋体"/>
+                <w:sz w:val="24"/>
+              </w:rPr>
+              <w:t xml:space="preserve">  </w:t>
+            </w:r>
+            <w:r>
+              <w:rPr>
+                <w:rFonts w:ascii="宋体" w:hAnsi="宋体"/>
+                <w:b/>
+                <w:bCs/>
+                <w:sz w:val="24"/>
+              </w:rPr>
+              <w:t>文件系统移植</w:t>
+            </w:r>
+            <w:r>
+              <w:rPr>
+                <w:rFonts w:ascii="宋体" w:hAnsi="宋体"/>
+                <w:sz w:val="24"/>
+              </w:rPr>
+              <w:t xml:space="preserve">：在存储介质上移植 </w:t>
+            </w:r>
+            <w:proofErr w:type="spellStart"/>
+            <w:r>
+              <w:rPr>
+                <w:rFonts w:ascii="宋体" w:hAnsi="宋体"/>
+                <w:sz w:val="24"/>
+              </w:rPr>
+              <w:t>FatFs</w:t>
+            </w:r>
+            <w:proofErr w:type="spellEnd"/>
+            <w:r>
+              <w:rPr>
+                <w:rFonts w:ascii="宋体" w:hAnsi="宋体"/>
+                <w:sz w:val="24"/>
+              </w:rPr>
+              <w:t xml:space="preserve"> 文件系统，实现对数据的结构化存储。调试文件创建、写入、读取及关闭的完整业务逻辑。</w:t>
+            </w:r>
+          </w:p>
+          <w:p>
+            <w:pPr>
+              <w:rPr>
+                <w:rFonts w:ascii="宋体" w:hAnsi="宋体" w:hint="eastAsia"/>
+                <w:sz w:val="24"/>
+              </w:rPr>
+            </w:pPr>
+            <w:r>
+              <w:rPr>
+                <w:rFonts w:ascii="宋体" w:hAnsi="宋体"/>
+                <w:sz w:val="24"/>
+              </w:rPr>
+              <w:t xml:space="preserve">  </w:t>
+            </w:r>
+            <w:r>
+              <w:rPr>
+                <w:rFonts w:ascii="宋体" w:hAnsi="宋体"/>
+                <w:b/>
+                <w:bCs/>
+                <w:sz w:val="24"/>
+              </w:rPr>
+              <w:t>压力测试</w:t>
+            </w:r>
+            <w:r>
+              <w:rPr>
+                <w:rFonts w:ascii="宋体" w:hAnsi="宋体"/>
+                <w:sz w:val="24"/>
+              </w:rPr>
+              <w:t>：对存储模块进行连续的大大数据量读写测试，验证在文件系统层面对异常断电或存储写满情况下的保护机制。</w:t>
+            </w:r>
+          </w:p>
+          <w:p>
+            <w:pPr>
+              <w:rPr>
+                <w:rFonts w:ascii="宋体" w:hAnsi="宋体" w:hint="eastAsia"/>
+                <w:sz w:val="24"/>
+              </w:rPr>
+            </w:pPr>
+          </w:p>
+        </w:tc>
+      </w:tr>
+      <w:tr>
+        <w:trPr>
+          <w:trHeight w:val="1872"/>
+        </w:trPr>
+        <w:tc>
+          <w:tcPr>
+            <w:tcW w:w="426" w:type="dxa"/>
+          </w:tcPr>
+          <w:p>
+            <w:pPr>
+              <w:rPr>
+                <w:rFonts w:ascii="宋体" w:hAnsi="宋体" w:hint="eastAsia"/>
+                <w:sz w:val="24"/>
+              </w:rPr>
+            </w:pPr>
+          </w:p>
+          <w:p>
+            <w:pPr>
+              <w:rPr>
+                <w:rFonts w:ascii="宋体" w:hAnsi="宋体" w:hint="eastAsia"/>
+                <w:sz w:val="24"/>
+              </w:rPr>
+            </w:pPr>
+          </w:p>
+          <w:p>
+            <w:pPr>
+              <w:rPr>
+                <w:rFonts w:ascii="宋体" w:hAnsi="宋体" w:hint="eastAsia"/>
+                <w:sz w:val="24"/>
+              </w:rPr>
+            </w:pPr>
+            <w:r>
+              <w:rPr>
+                <w:rFonts w:ascii="宋体" w:hAnsi="宋体" w:hint="eastAsia"/>
+                <w:sz w:val="24"/>
+              </w:rPr>
+              <w:t>实习收获或心得</w:t>
+            </w:r>
+          </w:p>
+        </w:tc>
+        <w:tc>
+          <w:tcPr>
+            <w:tcW w:w="8364" w:type="dxa"/>
+            <w:gridSpan w:val="7"/>
+          </w:tcPr>
+          <w:p>
+            <w:pPr>
+              <w:rPr>
+                <w:rFonts w:ascii="宋体" w:hAnsi="宋体" w:hint="eastAsia"/>
+                <w:sz w:val="24"/>
+              </w:rPr>
+            </w:pPr>
+            <w:r>
+              <w:rPr>
+                <w:rFonts w:ascii="宋体" w:hAnsi="宋体"/>
+                <w:sz w:val="24"/>
+              </w:rPr>
+              <w:t xml:space="preserve">  </w:t>
+            </w:r>
+            <w:r>
+              <w:rPr>
+                <w:rFonts w:ascii="宋体" w:hAnsi="宋体"/>
+                <w:b/>
+                <w:bCs/>
+                <w:sz w:val="24"/>
+              </w:rPr>
+              <w:t>问题</w:t>
+            </w:r>
+            <w:r>
+              <w:rPr>
+                <w:rFonts w:ascii="宋体" w:hAnsi="宋体"/>
+                <w:sz w:val="24"/>
+              </w:rPr>
+              <w:t>：在高速 SPI 读写过程中，发现读取到的数据偶发性</w:t>
+            </w:r>
+            <w:proofErr w:type="gramStart"/>
+            <w:r>
+              <w:rPr>
+                <w:rFonts w:ascii="宋体" w:hAnsi="宋体"/>
+                <w:sz w:val="24"/>
+              </w:rPr>
+              <w:t>出现位</w:t>
+            </w:r>
+            <w:proofErr w:type="gramEnd"/>
+            <w:r>
+              <w:rPr>
+                <w:rFonts w:ascii="宋体" w:hAnsi="宋体"/>
+                <w:sz w:val="24"/>
+              </w:rPr>
+              <w:t>翻转（Bit Flip），导致校验和（Checksum）错误，文件写入失败。</w:t>
+            </w:r>
+          </w:p>
+          <w:p>
+            <w:pPr>
+              <w:rPr>
+                <w:rFonts w:ascii="宋体" w:hAnsi="宋体" w:hint="eastAsia"/>
+                <w:sz w:val="24"/>
+              </w:rPr>
+            </w:pPr>
+            <w:r>
+              <w:rPr>
+                <w:rFonts w:ascii="宋体" w:hAnsi="宋体"/>
+                <w:sz w:val="24"/>
+              </w:rPr>
+              <w:t xml:space="preserve">  </w:t>
+            </w:r>
+            <w:r>
+              <w:rPr>
+                <w:rFonts w:ascii="宋体" w:hAnsi="宋体"/>
+                <w:b/>
+                <w:bCs/>
+                <w:sz w:val="24"/>
+              </w:rPr>
+              <w:t>解决办法</w:t>
+            </w:r>
+            <w:r>
+              <w:rPr>
+                <w:rFonts w:ascii="宋体" w:hAnsi="宋体"/>
+                <w:sz w:val="24"/>
+              </w:rPr>
+              <w:t>：</w:t>
+            </w:r>
+          </w:p>
+          <w:p>
+            <w:pPr>
+              <w:numPr>
+                <w:ilvl w:val="0"/>
+                <w:numId w:val="3"/>
+              </w:numPr>
+              <w:rPr>
+                <w:rFonts w:ascii="宋体" w:hAnsi="宋体" w:hint="eastAsia"/>
+                <w:sz w:val="24"/>
+              </w:rPr>
+            </w:pPr>
+            <w:r>
+              <w:rPr>
+                <w:rFonts w:ascii="宋体" w:hAnsi="宋体"/>
+                <w:sz w:val="24"/>
+              </w:rPr>
+              <w:t>通过示波器观察发现，SPI 数据线上的信号存在明显的过冲和振铃现象，判断为阻抗不匹配导致的信号完整性问题；</w:t>
+            </w:r>
+          </w:p>
+          <w:p>
+            <w:pPr>
+              <w:numPr>
+                <w:ilvl w:val="0"/>
+                <w:numId w:val="3"/>
+              </w:numPr>
+              <w:rPr>
+                <w:rFonts w:ascii="宋体" w:hAnsi="宋体" w:hint="eastAsia"/>
+                <w:sz w:val="24"/>
+              </w:rPr>
+            </w:pPr>
+            <w:r>
+              <w:rPr>
+                <w:rFonts w:ascii="宋体" w:hAnsi="宋体"/>
+                <w:sz w:val="24"/>
+              </w:rPr>
+              <w:t>在软件层面，尝试降低 SPI 分频系数，减小传输频率；</w:t>
+            </w:r>
+          </w:p>
+          <w:p>
+            <w:pPr>
+              <w:numPr>
+                <w:ilvl w:val="0"/>
+                <w:numId w:val="3"/>
+              </w:numPr>
+              <w:rPr>
+                <w:rFonts w:ascii="宋体" w:hAnsi="宋体" w:hint="eastAsia"/>
+                <w:sz w:val="24"/>
+              </w:rPr>
+            </w:pPr>
+            <w:r>
+              <w:rPr>
+                <w:rFonts w:ascii="宋体" w:hAnsi="宋体"/>
+                <w:sz w:val="24"/>
+              </w:rPr>
+              <w:t xml:space="preserve">硬件层面，在信号线上串接 22 </w:t>
+            </w:r>
+            <w:proofErr w:type="gramStart"/>
+            <w:r>
+              <w:rPr>
+                <w:rFonts w:ascii="宋体" w:hAnsi="宋体"/>
+                <w:sz w:val="24"/>
+              </w:rPr>
+              <w:t>欧姆的</w:t>
+            </w:r>
+            <w:proofErr w:type="gramEnd"/>
+            <w:r>
+              <w:rPr>
+                <w:rFonts w:ascii="宋体" w:hAnsi="宋体"/>
+                <w:sz w:val="24"/>
+              </w:rPr>
+              <w:t>匹配电阻，并缩短连接线长度。经过整改后，波形变得平滑，长达 24 小时的读写压力测试未再报出校验错误。</w:t>
+            </w:r>
+          </w:p>
+          <w:p>
+            <w:pPr>
+              <w:rPr>
+                <w:rFonts w:ascii="宋体" w:hAnsi="宋体" w:hint="eastAsia"/>
+                <w:sz w:val="24"/>
+              </w:rPr>
+            </w:pPr>
+          </w:p>
+        </w:tc>
+      </w:tr>
+      <w:tr>
+        <w:trPr>
+          <w:trHeight w:val="1872"/>
+        </w:trPr>
+        <w:tc>
+          <w:tcPr>
+            <w:tcW w:w="426" w:type="dxa"/>
+          </w:tcPr>
+          <w:p>
+            <w:pPr>
+              <w:rPr>
+                <w:rFonts w:ascii="宋体" w:hAnsi="宋体" w:hint="eastAsia"/>
+                <w:sz w:val="24"/>
+              </w:rPr>
+            </w:pPr>
+            <w:r>
+              <w:rPr>
+                <w:rFonts w:ascii="宋体" w:hAnsi="宋体" w:hint="eastAsia"/>
+                <w:sz w:val="24"/>
+              </w:rPr>
+              <w:t>出现的问题及解决办法</w:t>
+            </w:r>
+          </w:p>
+        </w:tc>
+        <w:tc>
+          <w:tcPr>
+            <w:tcW w:w="8364" w:type="dxa"/>
+            <w:gridSpan w:val="7"/>
+          </w:tcPr>
+          <w:p>
+            <w:pPr>
+              <w:rPr>
+                <w:rFonts w:ascii="宋体" w:hAnsi="宋体" w:hint="eastAsia"/>
+                <w:sz w:val="24"/>
+              </w:rPr>
+            </w:pPr>
+            <w:r>
+              <w:rPr>
+                <w:rFonts w:ascii="宋体" w:hAnsi="宋体"/>
+                <w:sz w:val="24"/>
+              </w:rPr>
+              <w:t>本周的工作让我认识到，当通信频率提升到 MHz 级别时，单纯的代码逻辑已经无法解决所有问题，必须具备</w:t>
+            </w:r>
+            <w:r>
+              <w:rPr>
+                <w:rFonts w:ascii="宋体" w:hAnsi="宋体"/>
+                <w:b/>
+                <w:bCs/>
+                <w:sz w:val="24"/>
+              </w:rPr>
+              <w:t>信号完整性</w:t>
+            </w:r>
+            <w:r>
+              <w:rPr>
+                <w:rFonts w:ascii="宋体" w:hAnsi="宋体"/>
+                <w:sz w:val="24"/>
+              </w:rPr>
+              <w:t>的意识。同时，文件系统的</w:t>
+            </w:r>
+            <w:proofErr w:type="gramStart"/>
+            <w:r>
+              <w:rPr>
+                <w:rFonts w:ascii="宋体" w:hAnsi="宋体"/>
+                <w:sz w:val="24"/>
+              </w:rPr>
+              <w:t>引入极</w:t>
+            </w:r>
+            <w:proofErr w:type="gramEnd"/>
+            <w:r>
+              <w:rPr>
+                <w:rFonts w:ascii="宋体" w:hAnsi="宋体"/>
+                <w:sz w:val="24"/>
+              </w:rPr>
+              <w:t>大地方便了数据管理，但也带来了新的风险点（如文件系统损坏）。作为调试工程师，不仅要调通“正常流程”，更要考虑“异常处理”，比如在写入关键数据前进行校验，并建立坏块管理意识。</w:t>
+            </w:r>
+          </w:p>
+        </w:tc>
+      </w:tr>
+      <w:tr>
+        <w:trPr>
+          <w:trHeight w:val="863"/>
+        </w:trPr>
+        <w:tc>
+          <w:tcPr>
+            <w:tcW w:w="426" w:type="dxa"/>
+          </w:tcPr>
+          <w:p>
+            <w:pPr>
+              <w:rPr>
+                <w:rFonts w:ascii="宋体" w:hAnsi="宋体" w:hint="eastAsia"/>
+                <w:sz w:val="24"/>
+              </w:rPr>
+            </w:pPr>
+          </w:p>
+          <w:p>
+            <w:pPr>
+              <w:rPr>
+                <w:rFonts w:ascii="宋体" w:hAnsi="宋体" w:hint="eastAsia"/>
+                <w:sz w:val="24"/>
+              </w:rPr>
+            </w:pPr>
+          </w:p>
+          <w:p>
+            <w:pPr>
+              <w:rPr>
+                <w:rFonts w:ascii="宋体" w:hAnsi="宋体" w:hint="eastAsia"/>
+                <w:sz w:val="24"/>
+              </w:rPr>
+            </w:pPr>
+            <w:r>
+              <w:rPr>
+                <w:rFonts w:ascii="宋体" w:hAnsi="宋体" w:hint="eastAsia"/>
+                <w:sz w:val="24"/>
+              </w:rPr>
+              <w:t>其它</w:t>
+            </w:r>
+          </w:p>
+        </w:tc>
+        <w:tc>
+          <w:tcPr>
+            <w:tcW w:w="8364" w:type="dxa"/>
+            <w:gridSpan w:val="7"/>
+          </w:tcPr>
+          <w:p>
+            <w:pPr>
+              <w:rPr>
+                <w:rFonts w:ascii="宋体" w:hAnsi="宋体" w:hint="eastAsia"/>
+                <w:sz w:val="24"/>
+              </w:rPr>
+            </w:pPr>
+            <w:r>
+              <w:rPr>
+                <w:rFonts w:ascii="宋体" w:hAnsi="宋体"/>
+                <w:sz w:val="24"/>
+              </w:rPr>
+              <w:t>完成了存储模块驱动接口的标准化封装，并编写了配套的《存储模块调试与性能测试报告》，整理了不同波特率下的传输成功率数据。</w:t>
+            </w:r>
+          </w:p>
+        </w:tc>
+      </w:tr>
+      <w:tr>
+        <w:trPr>
+          <w:trHeight w:val="543"/>
+        </w:trPr>
+        <w:tc>
+          <w:tcPr>
+            <w:tcW w:w="3120" w:type="dxa"/>
+            <w:gridSpan w:val="4"/>
+            <w:vAlign w:val="center"/>
+          </w:tcPr>
+          <w:p>
+            <w:pPr>
+              <w:jc w:val="center"/>
+              <w:rPr>
+                <w:rFonts w:ascii="宋体" w:hAnsi="宋体" w:hint="eastAsia"/>
+                <w:sz w:val="24"/>
+              </w:rPr>
+            </w:pPr>
+            <w:r>
+              <w:rPr>
+                <w:rFonts w:ascii="宋体" w:hAnsi="宋体" w:hint="eastAsia"/>
+                <w:sz w:val="24"/>
+              </w:rPr>
+              <w:t>本周出勤  7  天</w:t>
+            </w:r>
+          </w:p>
+        </w:tc>
+        <w:tc>
+          <w:tcPr>
+            <w:tcW w:w="2551" w:type="dxa"/>
+            <w:gridSpan w:val="3"/>
+            <w:vAlign w:val="center"/>
+          </w:tcPr>
+          <w:p>
+            <w:pPr>
+              <w:jc w:val="center"/>
+              <w:rPr>
+                <w:rFonts w:ascii="宋体" w:hAnsi="宋体" w:hint="eastAsia"/>
+                <w:sz w:val="24"/>
+              </w:rPr>
+            </w:pPr>
+            <w:r>
+              <w:rPr>
+                <w:rFonts w:ascii="宋体" w:hAnsi="宋体" w:hint="eastAsia"/>
+                <w:sz w:val="24"/>
+              </w:rPr>
+              <w:t>请假  0 天</w:t>
+            </w:r>
+          </w:p>
+        </w:tc>
+        <w:tc>
+          <w:tcPr>
+            <w:tcW w:w="3119" w:type="dxa"/>
+            <w:vAlign w:val="center"/>
+          </w:tcPr>
+          <w:p>
+            <w:pPr>
+              <w:jc w:val="center"/>
+              <w:rPr>
+                <w:rFonts w:ascii="宋体" w:hAnsi="宋体" w:hint="eastAsia"/>
+                <w:sz w:val="24"/>
+              </w:rPr>
+            </w:pPr>
+            <w:r>
+              <w:rPr>
+                <w:rFonts w:ascii="宋体" w:hAnsi="宋体" w:hint="eastAsia"/>
+                <w:sz w:val="24"/>
+              </w:rPr>
+              <w:t>旷工  0   天</w:t>
+            </w:r>
+          </w:p>
+        </w:tc>
+      </w:tr>
+    </w:tbl>
+    <w:p>
+      <w:pPr>
+        <w:rPr>
+          <w:rFonts w:hint="eastAsia"/>
+        </w:rPr>
+      </w:pPr>
+    </w:p>
+    <w:p>
+      <w:pPr>
+        <w:rPr>
+          <w:rFonts w:ascii="黑体" w:eastAsia="黑体" w:hint="eastAsia"/>
+          <w:sz w:val="28"/>
+          <w:szCs w:val="28"/>
+        </w:rPr>
+      </w:pPr>
+      <w:r>
+        <w:lastRenderedPageBreak/>
+        <w:tab/>
+      </w:r>
     </w:p>
     <w:p>
       <w:pPr>
@@ -892,84 +4352,7 @@
                 <w:rFonts w:ascii="宋体" w:hAnsi="宋体" w:hint="eastAsia"/>
                 <w:sz w:val="24"/>
               </w:rPr>
-              <w:t>2025</w:t>
-            </w:r>
-            <w:r>
-              <w:rPr>
-                <w:rFonts w:ascii="宋体" w:hAnsi="宋体" w:hint="eastAsia"/>
-                <w:sz w:val="24"/>
-              </w:rPr>
-              <w:t xml:space="preserve">年  </w:t>
-            </w:r>
-            <w:r>
-              <w:rPr>
-                <w:rFonts w:ascii="宋体" w:hAnsi="宋体" w:hint="eastAsia"/>
-                <w:sz w:val="24"/>
-              </w:rPr>
-              <w:t>12</w:t>
-            </w:r>
-            <w:r>
-              <w:rPr>
-                <w:rFonts w:ascii="宋体" w:hAnsi="宋体" w:hint="eastAsia"/>
-                <w:sz w:val="24"/>
-              </w:rPr>
-              <w:t xml:space="preserve"> 月 </w:t>
-            </w:r>
-            <w:r>
-              <w:rPr>
-                <w:rFonts w:ascii="宋体" w:hAnsi="宋体" w:hint="eastAsia"/>
-                <w:sz w:val="24"/>
-              </w:rPr>
-              <w:t>22</w:t>
-            </w:r>
-            <w:r>
-              <w:rPr>
-                <w:rFonts w:ascii="宋体" w:hAnsi="宋体" w:hint="eastAsia"/>
-                <w:sz w:val="24"/>
-              </w:rPr>
-              <w:t xml:space="preserve">  日- </w:t>
-            </w:r>
-            <w:r>
-              <w:rPr>
-                <w:rFonts w:ascii="宋体" w:hAnsi="宋体" w:hint="eastAsia"/>
-                <w:sz w:val="24"/>
-              </w:rPr>
-              <w:t>2026</w:t>
-            </w:r>
-            <w:r>
-              <w:rPr>
-                <w:rFonts w:ascii="宋体" w:hAnsi="宋体" w:hint="eastAsia"/>
-                <w:sz w:val="24"/>
-              </w:rPr>
-              <w:t xml:space="preserve"> 年   </w:t>
-            </w:r>
-            <w:r>
-              <w:rPr>
-                <w:rFonts w:ascii="宋体" w:hAnsi="宋体" w:hint="eastAsia"/>
-                <w:sz w:val="24"/>
-              </w:rPr>
-              <w:t>4</w:t>
-            </w:r>
-            <w:r>
-              <w:rPr>
-                <w:rFonts w:ascii="宋体" w:hAnsi="宋体" w:hint="eastAsia"/>
-                <w:sz w:val="24"/>
-              </w:rPr>
-              <w:t xml:space="preserve">月   </w:t>
-            </w:r>
-            <w:r>
-              <w:rPr>
-                <w:rFonts w:ascii="宋体" w:hAnsi="宋体" w:hint="eastAsia"/>
-                <w:sz w:val="24"/>
-              </w:rPr>
-              <w:t>1</w:t>
-            </w:r>
-            <w:r>
-              <w:rPr>
-                <w:rFonts w:ascii="宋体" w:hAnsi="宋体" w:hint="eastAsia"/>
-                <w:sz w:val="24"/>
-              </w:rPr>
-              <w:t>日</w:t>
+              <w:t>2025年  12 月 22  日- 2026 年   4月   1日</w:t>
             </w:r>
           </w:p>
           <w:p>
@@ -992,7 +4375,7 @@
                 <w:rFonts w:ascii="宋体" w:hAnsi="宋体" w:hint="eastAsia"/>
                 <w:sz w:val="24"/>
               </w:rPr>
-              <w:t>1</w:t>
+              <w:t>5</w:t>
             </w:r>
             <w:r>
               <w:rPr>
@@ -1052,7 +4435,7 @@
           <w:p>
             <w:pPr>
               <w:rPr>
-                <w:rFonts w:ascii="宋体" w:hAnsi="宋体"/>
+                <w:rFonts w:ascii="宋体" w:hAnsi="宋体" w:hint="eastAsia"/>
                 <w:sz w:val="24"/>
               </w:rPr>
             </w:pPr>
@@ -1070,20 +4453,20 @@
                 <w:bCs/>
                 <w:sz w:val="24"/>
               </w:rPr>
-              <w:t>熟悉项目背景</w:t>
-            </w:r>
-            <w:r>
-              <w:rPr>
-                <w:rFonts w:ascii="宋体" w:hAnsi="宋体"/>
-                <w:sz w:val="24"/>
-              </w:rPr>
-              <w:t>：阅读公司现有产品的技术文档，了解硬件板卡的拓扑结构和核心 MCU 的 datasheet（数据手册）。</w:t>
-            </w:r>
-          </w:p>
-          <w:p>
-            <w:pPr>
-              <w:rPr>
-                <w:rFonts w:ascii="宋体" w:hAnsi="宋体"/>
+              <w:t>显示驱动开发</w:t>
+            </w:r>
+            <w:r>
+              <w:rPr>
+                <w:rFonts w:ascii="宋体" w:hAnsi="宋体"/>
+                <w:sz w:val="24"/>
+              </w:rPr>
+              <w:t>：调试 LCD/OLED 显示屏驱动程序，配置 FSMC 或 SPI 接口时序，确保屏幕初始化正常，能够实现基本的色彩填充和清屏操作。</w:t>
+            </w:r>
+          </w:p>
+          <w:p>
+            <w:pPr>
+              <w:rPr>
+                <w:rFonts w:ascii="宋体" w:hAnsi="宋体" w:hint="eastAsia"/>
                 <w:sz w:val="24"/>
               </w:rPr>
             </w:pPr>
@@ -1101,36 +4484,36 @@
                 <w:bCs/>
                 <w:sz w:val="24"/>
               </w:rPr>
-              <w:t>环境搭建</w:t>
-            </w:r>
-            <w:r>
-              <w:rPr>
-                <w:rFonts w:ascii="宋体" w:hAnsi="宋体"/>
-                <w:sz w:val="24"/>
-              </w:rPr>
-              <w:t>：安装并配置交叉编译工具链（如 GCC-ARM-None-EABI），配置 VS Code/Keil/IAR 等开发环境，确保能打通从源码</w:t>
-            </w:r>
-            <w:proofErr w:type="gramStart"/>
-            <w:r>
-              <w:rPr>
-                <w:rFonts w:ascii="宋体" w:hAnsi="宋体"/>
-                <w:sz w:val="24"/>
-              </w:rPr>
-              <w:t>编译到烧录</w:t>
-            </w:r>
-            <w:proofErr w:type="gramEnd"/>
-            <w:r>
-              <w:rPr>
-                <w:rFonts w:ascii="宋体" w:hAnsi="宋体"/>
-                <w:sz w:val="24"/>
-              </w:rPr>
-              <w:t>（Flash）的完整流程。</w:t>
-            </w:r>
-          </w:p>
-          <w:p>
-            <w:pPr>
-              <w:rPr>
-                <w:rFonts w:ascii="宋体" w:hAnsi="宋体"/>
+              <w:t>图形库移植</w:t>
+            </w:r>
+            <w:r>
+              <w:rPr>
+                <w:rFonts w:ascii="宋体" w:hAnsi="宋体"/>
+                <w:sz w:val="24"/>
+              </w:rPr>
+              <w:t xml:space="preserve">：将图形库（如 LVGL 或 </w:t>
+            </w:r>
+            <w:proofErr w:type="spellStart"/>
+            <w:r>
+              <w:rPr>
+                <w:rFonts w:ascii="宋体" w:hAnsi="宋体"/>
+                <w:sz w:val="24"/>
+              </w:rPr>
+              <w:t>emWin</w:t>
+            </w:r>
+            <w:proofErr w:type="spellEnd"/>
+            <w:r>
+              <w:rPr>
+                <w:rFonts w:ascii="宋体" w:hAnsi="宋体"/>
+                <w:sz w:val="24"/>
+              </w:rPr>
+              <w:t>）移植到嵌入式系统中。配置显示缓冲区（Display Buffer），实现基础控件（按钮、滑块、文本框）的渲染。</w:t>
+            </w:r>
+          </w:p>
+          <w:p>
+            <w:pPr>
+              <w:rPr>
+                <w:rFonts w:ascii="宋体" w:hAnsi="宋体" w:hint="eastAsia"/>
                 <w:sz w:val="24"/>
               </w:rPr>
             </w:pPr>
@@ -1148,14 +4531,14 @@
                 <w:bCs/>
                 <w:sz w:val="24"/>
               </w:rPr>
-              <w:t>初步测试</w:t>
-            </w:r>
-            <w:r>
-              <w:rPr>
-                <w:rFonts w:ascii="宋体" w:hAnsi="宋体"/>
-                <w:sz w:val="24"/>
-              </w:rPr>
-              <w:t>：使用逻辑分析仪和示波器对测试板的基本电源轨和复位电路进行测量，确认硬件处于待机正常状态。</w:t>
+              <w:t>交互逻辑调试</w:t>
+            </w:r>
+            <w:r>
+              <w:rPr>
+                <w:rFonts w:ascii="宋体" w:hAnsi="宋体"/>
+                <w:sz w:val="24"/>
+              </w:rPr>
+              <w:t>：调试电容/电阻式触摸屏驱动，处理 I2C 接口的中断触发信号，并将触摸坐标（X, Y）映射到 UI 界面的像素坐标。</w:t>
             </w:r>
           </w:p>
           <w:p>
@@ -1216,7 +4599,7 @@
           <w:p>
             <w:pPr>
               <w:rPr>
-                <w:rFonts w:ascii="宋体" w:hAnsi="宋体"/>
+                <w:rFonts w:ascii="宋体" w:hAnsi="宋体" w:hint="eastAsia"/>
                 <w:sz w:val="24"/>
               </w:rPr>
             </w:pPr>
@@ -1241,23 +4624,7 @@
                 <w:rFonts w:ascii="宋体" w:hAnsi="宋体"/>
                 <w:sz w:val="24"/>
               </w:rPr>
-              <w:t>：在尝试编译现有工程源码时，编译器报错，</w:t>
-            </w:r>
-            <w:proofErr w:type="gramStart"/>
-            <w:r>
-              <w:rPr>
-                <w:rFonts w:ascii="宋体" w:hAnsi="宋体"/>
-                <w:sz w:val="24"/>
-              </w:rPr>
-              <w:t>提示部</w:t>
-            </w:r>
-            <w:proofErr w:type="gramEnd"/>
-            <w:r>
-              <w:rPr>
-                <w:rFonts w:ascii="宋体" w:hAnsi="宋体"/>
-                <w:sz w:val="24"/>
-              </w:rPr>
-              <w:t>分头文件找不到，且链接阶段出现符号重复定义的错误。</w:t>
+              <w:t>：在界面切换或大幅度滑动列表时，屏幕出现明显的“撕裂”感（Tearing Effect），且 UI 响应有明显的滞后。</w:t>
             </w:r>
           </w:p>
           <w:p>
@@ -1288,8 +4655,123 @@
                 <w:rFonts w:ascii="宋体" w:hAnsi="宋体"/>
                 <w:sz w:val="24"/>
               </w:rPr>
-              <w:t>：排查发现是本地环境变量路径与项目 Makefile 中的绝对路径不匹配所致。通过修改 build.sh 脚本中的路径变量，并使用 make clean 清除缓存后重新构建，成功解决了编译环境问题。</w:t>
-            </w:r>
+              <w:t>：</w:t>
+            </w:r>
+          </w:p>
+          <w:p>
+            <w:pPr>
+              <w:numPr>
+                <w:ilvl w:val="0"/>
+                <w:numId w:val="4"/>
+              </w:numPr>
+              <w:rPr>
+                <w:rFonts w:ascii="宋体" w:hAnsi="宋体" w:hint="eastAsia"/>
+                <w:sz w:val="24"/>
+              </w:rPr>
+            </w:pPr>
+            <w:r>
+              <w:rPr>
+                <w:rFonts w:ascii="宋体" w:hAnsi="宋体"/>
+                <w:b/>
+                <w:bCs/>
+                <w:sz w:val="24"/>
+              </w:rPr>
+              <w:t>硬件层面</w:t>
+            </w:r>
+            <w:r>
+              <w:rPr>
+                <w:rFonts w:ascii="宋体" w:hAnsi="宋体"/>
+                <w:sz w:val="24"/>
+              </w:rPr>
+              <w:t>：使能显示屏的 TE（Tearing Effect）引脚中断，将图形库的刷新频率与屏幕的扫描频率同步。</w:t>
+            </w:r>
+          </w:p>
+          <w:p>
+            <w:pPr>
+              <w:numPr>
+                <w:ilvl w:val="0"/>
+                <w:numId w:val="4"/>
+              </w:numPr>
+              <w:rPr>
+                <w:rFonts w:ascii="宋体" w:hAnsi="宋体" w:hint="eastAsia"/>
+                <w:sz w:val="24"/>
+              </w:rPr>
+            </w:pPr>
+            <w:r>
+              <w:rPr>
+                <w:rFonts w:ascii="宋体" w:hAnsi="宋体"/>
+                <w:b/>
+                <w:bCs/>
+                <w:sz w:val="24"/>
+              </w:rPr>
+              <w:t>软件层面</w:t>
+            </w:r>
+            <w:r>
+              <w:rPr>
+                <w:rFonts w:ascii="宋体" w:hAnsi="宋体"/>
+                <w:sz w:val="24"/>
+              </w:rPr>
+              <w:t>：优化显示缓冲区策略，由单缓冲区改为</w:t>
+            </w:r>
+            <w:r>
+              <w:rPr>
+                <w:rFonts w:ascii="宋体" w:hAnsi="宋体"/>
+                <w:b/>
+                <w:bCs/>
+                <w:sz w:val="24"/>
+              </w:rPr>
+              <w:t>双缓冲区（Double Buffering）</w:t>
+            </w:r>
+            <w:r>
+              <w:rPr>
+                <w:rFonts w:ascii="宋体" w:hAnsi="宋体"/>
+                <w:sz w:val="24"/>
+              </w:rPr>
+              <w:t>，并利用 DMA（直接存储器访问）传输图形数据，减少 CPU 在像素拷贝上的负载。</w:t>
+            </w:r>
+          </w:p>
+          <w:p>
+            <w:pPr>
+              <w:numPr>
+                <w:ilvl w:val="0"/>
+                <w:numId w:val="4"/>
+              </w:numPr>
+              <w:rPr>
+                <w:rFonts w:ascii="宋体" w:hAnsi="宋体" w:hint="eastAsia"/>
+                <w:sz w:val="24"/>
+              </w:rPr>
+            </w:pPr>
+            <w:r>
+              <w:rPr>
+                <w:rFonts w:ascii="宋体" w:hAnsi="宋体"/>
+                <w:sz w:val="24"/>
+              </w:rPr>
+              <w:t>经过优化后，界面刷新率从 20fps 提升至 50fps 以上，滑动</w:t>
+            </w:r>
+            <w:proofErr w:type="gramStart"/>
+            <w:r>
+              <w:rPr>
+                <w:rFonts w:ascii="宋体" w:hAnsi="宋体"/>
+                <w:sz w:val="24"/>
+              </w:rPr>
+              <w:t>操作丝滑流畅</w:t>
+            </w:r>
+            <w:proofErr w:type="gramEnd"/>
+            <w:r>
+              <w:rPr>
+                <w:rFonts w:ascii="宋体" w:hAnsi="宋体"/>
+                <w:sz w:val="24"/>
+              </w:rPr>
+              <w:t>。</w:t>
+            </w:r>
+          </w:p>
+          <w:p>
+            <w:pPr>
+              <w:rPr>
+                <w:rFonts w:ascii="宋体" w:hAnsi="宋体" w:hint="eastAsia"/>
+                <w:sz w:val="24"/>
+              </w:rPr>
+            </w:pPr>
           </w:p>
         </w:tc>
       </w:tr>
@@ -1334,23 +4816,7 @@
                 <w:rFonts w:ascii="宋体" w:hAnsi="宋体"/>
                 <w:sz w:val="24"/>
               </w:rPr>
-              <w:t>第一周的</w:t>
-            </w:r>
-            <w:proofErr w:type="gramStart"/>
-            <w:r>
-              <w:rPr>
-                <w:rFonts w:ascii="宋体" w:hAnsi="宋体"/>
-                <w:sz w:val="24"/>
-              </w:rPr>
-              <w:t>实习让</w:t>
-            </w:r>
-            <w:proofErr w:type="gramEnd"/>
-            <w:r>
-              <w:rPr>
-                <w:rFonts w:ascii="宋体" w:hAnsi="宋体"/>
-                <w:sz w:val="24"/>
-              </w:rPr>
-              <w:t>我意识到，嵌入式开发中“磨刀不误砍柴工”。一个稳定、高效的编译和仿真环境是后续调试的基础。同时，阅读原理图时不能只看连接线，更要关注上拉/下拉电阻、滤波电容等细节，这对后续排查硬件干扰非常有帮助。</w:t>
+              <w:t>人机交互界面是用户对产品的第一印象。本周我深刻体会到，高质量的 UI 不仅取决于美工设计，更取决于底层的性能调度。调试 UI 时，内存管理尤为重要，因为图形数据非常占用 RAM。学会利用 DMA 搬运数据和双缓冲技术，是解决嵌入式显示卡顿的“标准答案”。</w:t>
             </w:r>
           </w:p>
         </w:tc>
@@ -1412,23 +4878,7 @@
                 <w:rFonts w:ascii="宋体" w:hAnsi="宋体"/>
                 <w:sz w:val="24"/>
               </w:rPr>
-              <w:t>参加了部门的</w:t>
-            </w:r>
-            <w:proofErr w:type="gramStart"/>
-            <w:r>
-              <w:rPr>
-                <w:rFonts w:ascii="宋体" w:hAnsi="宋体"/>
-                <w:sz w:val="24"/>
-              </w:rPr>
-              <w:t>周技术</w:t>
-            </w:r>
-            <w:proofErr w:type="gramEnd"/>
-            <w:r>
-              <w:rPr>
-                <w:rFonts w:ascii="宋体" w:hAnsi="宋体"/>
-                <w:sz w:val="24"/>
-              </w:rPr>
-              <w:t>分享会，学习了公司内部关于代码提交规范（Git Workflow）的要求，了解了如何规范化编写 Commit Message。</w:t>
+              <w:t>整理了界面控件的事件回调逻辑流程图，并向导师请教了如何在有限的内存资源下，通过图片压缩算法（如使用 RLE 压缩）来减少 Flash 的空间占用。</w:t>
             </w:r>
           </w:p>
         </w:tc>
@@ -1456,21 +4906,7 @@
                 <w:rFonts w:ascii="宋体" w:hAnsi="宋体" w:hint="eastAsia"/>
                 <w:sz w:val="24"/>
               </w:rPr>
-              <w:t xml:space="preserve">本周出勤  </w:t>
-            </w:r>
-            <w:r>
-              <w:rPr>
-                <w:rFonts w:ascii="宋体" w:hAnsi="宋体" w:hint="eastAsia"/>
-                <w:sz w:val="24"/>
-              </w:rPr>
-              <w:t>7</w:t>
-            </w:r>
-            <w:r>
-              <w:rPr>
-                <w:rFonts w:ascii="宋体" w:hAnsi="宋体" w:hint="eastAsia"/>
-                <w:sz w:val="24"/>
-              </w:rPr>
-              <w:t xml:space="preserve">  天</w:t>
+              <w:t>本周出勤  7  天</w:t>
             </w:r>
           </w:p>
         </w:tc>
@@ -1493,21 +4929,7 @@
                 <w:rFonts w:ascii="宋体" w:hAnsi="宋体" w:hint="eastAsia"/>
                 <w:sz w:val="24"/>
               </w:rPr>
-              <w:t xml:space="preserve">请假  </w:t>
-            </w:r>
-            <w:r>
-              <w:rPr>
-                <w:rFonts w:ascii="宋体" w:hAnsi="宋体" w:hint="eastAsia"/>
-                <w:sz w:val="24"/>
-              </w:rPr>
-              <w:t>0</w:t>
-            </w:r>
-            <w:r>
-              <w:rPr>
-                <w:rFonts w:ascii="宋体" w:hAnsi="宋体" w:hint="eastAsia"/>
-                <w:sz w:val="24"/>
-              </w:rPr>
-              <w:t xml:space="preserve"> 天</w:t>
+              <w:t>请假  0 天</w:t>
             </w:r>
           </w:p>
         </w:tc>
@@ -1529,21 +4951,7 @@
                 <w:rFonts w:ascii="宋体" w:hAnsi="宋体" w:hint="eastAsia"/>
                 <w:sz w:val="24"/>
               </w:rPr>
-              <w:t xml:space="preserve">旷工  </w:t>
-            </w:r>
-            <w:r>
-              <w:rPr>
-                <w:rFonts w:ascii="宋体" w:hAnsi="宋体" w:hint="eastAsia"/>
-                <w:sz w:val="24"/>
-              </w:rPr>
-              <w:t>0</w:t>
-            </w:r>
-            <w:r>
-              <w:rPr>
-                <w:rFonts w:ascii="宋体" w:hAnsi="宋体" w:hint="eastAsia"/>
-                <w:sz w:val="24"/>
-              </w:rPr>
-              <w:t xml:space="preserve">   天</w:t>
+              <w:t>旷工  0   天</w:t>
             </w:r>
           </w:p>
         </w:tc>
@@ -1598,16 +5006,2591 @@
         </w:tc>
       </w:tr>
     </w:tbl>
+    <w:p/>
     <w:p>
       <w:pPr>
         <w:rPr>
-          <w:rFonts w:hint="eastAsia"/>
-        </w:rPr>
+          <w:rFonts w:ascii="黑体" w:eastAsia="黑体" w:hint="eastAsia"/>
+          <w:sz w:val="28"/>
+          <w:szCs w:val="28"/>
+        </w:rPr>
+      </w:pPr>
+    </w:p>
+    <w:p>
+      <w:pPr>
+        <w:ind w:firstLineChars="750" w:firstLine="2700"/>
+        <w:rPr>
+          <w:rFonts w:ascii="黑体" w:eastAsia="黑体"/>
+          <w:sz w:val="36"/>
+          <w:szCs w:val="36"/>
+        </w:rPr>
+      </w:pPr>
+      <w:r>
+        <w:rPr>
+          <w:rFonts w:ascii="黑体" w:eastAsia="黑体" w:hint="eastAsia"/>
+          <w:sz w:val="36"/>
+          <w:szCs w:val="36"/>
+        </w:rPr>
+        <w:t>黄淮学院学生实习周志</w:t>
+      </w:r>
+    </w:p>
+    <w:tbl>
+      <w:tblPr>
+        <w:tblW w:w="8790" w:type="dxa"/>
+        <w:tblInd w:w="249" w:type="dxa"/>
+        <w:tblBorders>
+          <w:top w:val="single" w:sz="4" w:space="0" w:color="auto"/>
+          <w:left w:val="single" w:sz="4" w:space="0" w:color="auto"/>
+          <w:bottom w:val="single" w:sz="4" w:space="0" w:color="auto"/>
+          <w:right w:val="single" w:sz="4" w:space="0" w:color="auto"/>
+          <w:insideH w:val="single" w:sz="4" w:space="0" w:color="auto"/>
+          <w:insideV w:val="single" w:sz="4" w:space="0" w:color="auto"/>
+        </w:tblBorders>
+        <w:tblLayout w:type="fixed"/>
+        <w:tblLook w:val="0000" w:firstRow="0" w:lastRow="0" w:firstColumn="0" w:lastColumn="0" w:noHBand="0" w:noVBand="0"/>
+      </w:tblPr>
+      <w:tblGrid>
+        <w:gridCol w:w="426"/>
+        <w:gridCol w:w="1276"/>
+        <w:gridCol w:w="851"/>
+        <w:gridCol w:w="567"/>
+        <w:gridCol w:w="708"/>
+        <w:gridCol w:w="567"/>
+        <w:gridCol w:w="709"/>
+        <w:gridCol w:w="567"/>
+        <w:gridCol w:w="3119"/>
+      </w:tblGrid>
+      <w:tr>
+        <w:trPr>
+          <w:trHeight w:val="777"/>
+        </w:trPr>
+        <w:tc>
+          <w:tcPr>
+            <w:tcW w:w="426" w:type="dxa"/>
+            <w:vAlign w:val="center"/>
+          </w:tcPr>
+          <w:p>
+            <w:pPr>
+              <w:jc w:val="center"/>
+              <w:rPr>
+                <w:rFonts w:ascii="宋体" w:hAnsi="宋体" w:hint="eastAsia"/>
+                <w:sz w:val="24"/>
+              </w:rPr>
+            </w:pPr>
+            <w:r>
+              <w:rPr>
+                <w:rFonts w:ascii="宋体" w:hAnsi="宋体" w:hint="eastAsia"/>
+                <w:sz w:val="24"/>
+              </w:rPr>
+              <w:t>姓名</w:t>
+            </w:r>
+          </w:p>
+        </w:tc>
+        <w:tc>
+          <w:tcPr>
+            <w:tcW w:w="1276" w:type="dxa"/>
+            <w:vAlign w:val="center"/>
+          </w:tcPr>
+          <w:p>
+            <w:pPr>
+              <w:jc w:val="center"/>
+              <w:rPr>
+                <w:rFonts w:ascii="宋体" w:hAnsi="宋体" w:hint="eastAsia"/>
+                <w:sz w:val="24"/>
+              </w:rPr>
+            </w:pPr>
+            <w:r>
+              <w:rPr>
+                <w:rFonts w:ascii="宋体" w:hAnsi="宋体" w:hint="eastAsia"/>
+                <w:sz w:val="24"/>
+              </w:rPr>
+              <w:t>王東龙</w:t>
+            </w:r>
+          </w:p>
+        </w:tc>
+        <w:tc>
+          <w:tcPr>
+            <w:tcW w:w="851" w:type="dxa"/>
+            <w:vAlign w:val="center"/>
+          </w:tcPr>
+          <w:p>
+            <w:pPr>
+              <w:jc w:val="center"/>
+              <w:rPr>
+                <w:rFonts w:ascii="宋体" w:hAnsi="宋体" w:hint="eastAsia"/>
+                <w:sz w:val="24"/>
+              </w:rPr>
+            </w:pPr>
+            <w:r>
+              <w:rPr>
+                <w:rFonts w:ascii="宋体" w:hAnsi="宋体" w:hint="eastAsia"/>
+                <w:sz w:val="24"/>
+              </w:rPr>
+              <w:t>实习单位</w:t>
+            </w:r>
+          </w:p>
+        </w:tc>
+        <w:tc>
+          <w:tcPr>
+            <w:tcW w:w="1842" w:type="dxa"/>
+            <w:gridSpan w:val="3"/>
+            <w:vAlign w:val="center"/>
+          </w:tcPr>
+          <w:p>
+            <w:pPr>
+              <w:jc w:val="center"/>
+              <w:rPr>
+                <w:rFonts w:ascii="宋体" w:hAnsi="宋体" w:hint="eastAsia"/>
+                <w:sz w:val="24"/>
+              </w:rPr>
+            </w:pPr>
+            <w:r>
+              <w:rPr>
+                <w:rFonts w:ascii="宋体" w:hAnsi="宋体" w:hint="eastAsia"/>
+                <w:sz w:val="24"/>
+              </w:rPr>
+              <w:t>武汉激光科技</w:t>
+            </w:r>
+          </w:p>
+        </w:tc>
+        <w:tc>
+          <w:tcPr>
+            <w:tcW w:w="709" w:type="dxa"/>
+            <w:vAlign w:val="center"/>
+          </w:tcPr>
+          <w:p>
+            <w:pPr>
+              <w:jc w:val="center"/>
+              <w:rPr>
+                <w:rFonts w:ascii="宋体" w:hAnsi="宋体" w:hint="eastAsia"/>
+                <w:sz w:val="24"/>
+              </w:rPr>
+            </w:pPr>
+            <w:r>
+              <w:rPr>
+                <w:rFonts w:ascii="宋体" w:hAnsi="宋体" w:hint="eastAsia"/>
+                <w:sz w:val="24"/>
+              </w:rPr>
+              <w:t>实习</w:t>
+            </w:r>
+          </w:p>
+          <w:p>
+            <w:pPr>
+              <w:jc w:val="center"/>
+              <w:rPr>
+                <w:rFonts w:ascii="宋体" w:hAnsi="宋体" w:hint="eastAsia"/>
+                <w:sz w:val="24"/>
+              </w:rPr>
+            </w:pPr>
+            <w:r>
+              <w:rPr>
+                <w:rFonts w:ascii="宋体" w:hAnsi="宋体" w:hint="eastAsia"/>
+                <w:sz w:val="24"/>
+              </w:rPr>
+              <w:t>时间</w:t>
+            </w:r>
+          </w:p>
+        </w:tc>
+        <w:tc>
+          <w:tcPr>
+            <w:tcW w:w="3686" w:type="dxa"/>
+            <w:gridSpan w:val="2"/>
+            <w:vAlign w:val="center"/>
+          </w:tcPr>
+          <w:p>
+            <w:pPr>
+              <w:jc w:val="center"/>
+              <w:rPr>
+                <w:rFonts w:ascii="宋体" w:hAnsi="宋体" w:hint="eastAsia"/>
+                <w:sz w:val="24"/>
+              </w:rPr>
+            </w:pPr>
+            <w:r>
+              <w:rPr>
+                <w:rFonts w:ascii="宋体" w:hAnsi="宋体" w:hint="eastAsia"/>
+                <w:sz w:val="24"/>
+              </w:rPr>
+              <w:t>2025年  12 月 22  日- 2026 年   4月   1日</w:t>
+            </w:r>
+          </w:p>
+          <w:p>
+            <w:pPr>
+              <w:jc w:val="center"/>
+              <w:rPr>
+                <w:rFonts w:ascii="宋体" w:hAnsi="宋体" w:hint="eastAsia"/>
+                <w:sz w:val="24"/>
+              </w:rPr>
+            </w:pPr>
+            <w:r>
+              <w:rPr>
+                <w:rFonts w:ascii="宋体" w:hAnsi="宋体" w:hint="eastAsia"/>
+                <w:sz w:val="24"/>
+              </w:rPr>
+              <w:t xml:space="preserve">第   </w:t>
+            </w:r>
+            <w:r>
+              <w:rPr>
+                <w:rFonts w:ascii="宋体" w:hAnsi="宋体" w:hint="eastAsia"/>
+                <w:sz w:val="24"/>
+              </w:rPr>
+              <w:t>6</w:t>
+            </w:r>
+            <w:r>
+              <w:rPr>
+                <w:rFonts w:ascii="宋体" w:hAnsi="宋体" w:hint="eastAsia"/>
+                <w:sz w:val="24"/>
+              </w:rPr>
+              <w:t xml:space="preserve">  周</w:t>
+            </w:r>
+          </w:p>
+        </w:tc>
+      </w:tr>
+      <w:tr>
+        <w:trPr>
+          <w:trHeight w:val="1553"/>
+        </w:trPr>
+        <w:tc>
+          <w:tcPr>
+            <w:tcW w:w="426" w:type="dxa"/>
+          </w:tcPr>
+          <w:p>
+            <w:pPr>
+              <w:rPr>
+                <w:rFonts w:ascii="宋体" w:hAnsi="宋体" w:hint="eastAsia"/>
+                <w:sz w:val="24"/>
+              </w:rPr>
+            </w:pPr>
+          </w:p>
+          <w:p>
+            <w:pPr>
+              <w:rPr>
+                <w:rFonts w:ascii="宋体" w:hAnsi="宋体" w:hint="eastAsia"/>
+                <w:sz w:val="24"/>
+              </w:rPr>
+            </w:pPr>
+          </w:p>
+          <w:p>
+            <w:pPr>
+              <w:rPr>
+                <w:rFonts w:ascii="宋体" w:hAnsi="宋体" w:hint="eastAsia"/>
+                <w:sz w:val="24"/>
+              </w:rPr>
+            </w:pPr>
+            <w:r>
+              <w:rPr>
+                <w:rFonts w:ascii="宋体" w:hAnsi="宋体" w:hint="eastAsia"/>
+                <w:sz w:val="24"/>
+              </w:rPr>
+              <w:t>实习内容</w:t>
+            </w:r>
+          </w:p>
+        </w:tc>
+        <w:tc>
+          <w:tcPr>
+            <w:tcW w:w="8364" w:type="dxa"/>
+            <w:gridSpan w:val="8"/>
+          </w:tcPr>
+          <w:p>
+            <w:pPr>
+              <w:rPr>
+                <w:rFonts w:ascii="宋体" w:hAnsi="宋体" w:hint="eastAsia"/>
+                <w:sz w:val="24"/>
+              </w:rPr>
+            </w:pPr>
+            <w:r>
+              <w:rPr>
+                <w:rFonts w:ascii="宋体" w:hAnsi="宋体"/>
+                <w:sz w:val="24"/>
+              </w:rPr>
+              <w:t xml:space="preserve">  </w:t>
+            </w:r>
+            <w:r>
+              <w:rPr>
+                <w:rFonts w:ascii="宋体" w:hAnsi="宋体"/>
+                <w:b/>
+                <w:bCs/>
+                <w:sz w:val="24"/>
+              </w:rPr>
+              <w:t>通讯模块联网调试</w:t>
+            </w:r>
+            <w:r>
+              <w:rPr>
+                <w:rFonts w:ascii="宋体" w:hAnsi="宋体"/>
+                <w:sz w:val="24"/>
+              </w:rPr>
+              <w:t>：调试 Wi-Fi 或以太网模块（如 ESP32 或 W5500），通过 AT 指令或底层 SDK 实现设备入网，确保物理链路与网络层（IP/ICMP）连通。</w:t>
+            </w:r>
+          </w:p>
+          <w:p>
+            <w:pPr>
+              <w:rPr>
+                <w:rFonts w:ascii="宋体" w:hAnsi="宋体" w:hint="eastAsia"/>
+                <w:sz w:val="24"/>
+              </w:rPr>
+            </w:pPr>
+            <w:r>
+              <w:rPr>
+                <w:rFonts w:ascii="宋体" w:hAnsi="宋体"/>
+                <w:sz w:val="24"/>
+              </w:rPr>
+              <w:t xml:space="preserve">  </w:t>
+            </w:r>
+            <w:r>
+              <w:rPr>
+                <w:rFonts w:ascii="宋体" w:hAnsi="宋体"/>
+                <w:b/>
+                <w:bCs/>
+                <w:sz w:val="24"/>
+              </w:rPr>
+              <w:t>传输</w:t>
+            </w:r>
+            <w:proofErr w:type="gramStart"/>
+            <w:r>
+              <w:rPr>
+                <w:rFonts w:ascii="宋体" w:hAnsi="宋体"/>
+                <w:b/>
+                <w:bCs/>
+                <w:sz w:val="24"/>
+              </w:rPr>
+              <w:t>层协议</w:t>
+            </w:r>
+            <w:proofErr w:type="gramEnd"/>
+            <w:r>
+              <w:rPr>
+                <w:rFonts w:ascii="宋体" w:hAnsi="宋体"/>
+                <w:b/>
+                <w:bCs/>
+                <w:sz w:val="24"/>
+              </w:rPr>
+              <w:t>测试</w:t>
+            </w:r>
+            <w:r>
+              <w:rPr>
+                <w:rFonts w:ascii="宋体" w:hAnsi="宋体"/>
+                <w:sz w:val="24"/>
+              </w:rPr>
+              <w:t>：基于 TCP/UDP 协议编写 Socket 通讯 Demo，实现设备与 PC 服务端之间的数据透传。利用 Wireshark 抓</w:t>
+            </w:r>
+            <w:proofErr w:type="gramStart"/>
+            <w:r>
+              <w:rPr>
+                <w:rFonts w:ascii="宋体" w:hAnsi="宋体"/>
+                <w:sz w:val="24"/>
+              </w:rPr>
+              <w:t>包工具</w:t>
+            </w:r>
+            <w:proofErr w:type="gramEnd"/>
+            <w:r>
+              <w:rPr>
+                <w:rFonts w:ascii="宋体" w:hAnsi="宋体"/>
+                <w:sz w:val="24"/>
+              </w:rPr>
+              <w:t>分析网络封包，验证数据包的完整性。</w:t>
+            </w:r>
+          </w:p>
+          <w:p>
+            <w:pPr>
+              <w:rPr>
+                <w:rFonts w:ascii="宋体" w:hAnsi="宋体" w:hint="eastAsia"/>
+                <w:sz w:val="24"/>
+              </w:rPr>
+            </w:pPr>
+            <w:r>
+              <w:rPr>
+                <w:rFonts w:ascii="宋体" w:hAnsi="宋体"/>
+                <w:sz w:val="24"/>
+              </w:rPr>
+              <w:t xml:space="preserve">  </w:t>
+            </w:r>
+            <w:r>
+              <w:rPr>
+                <w:rFonts w:ascii="宋体" w:hAnsi="宋体"/>
+                <w:b/>
+                <w:bCs/>
+                <w:sz w:val="24"/>
+              </w:rPr>
+              <w:t>应用层协议集成</w:t>
+            </w:r>
+            <w:r>
+              <w:rPr>
+                <w:rFonts w:ascii="宋体" w:hAnsi="宋体"/>
+                <w:sz w:val="24"/>
+              </w:rPr>
+              <w:t xml:space="preserve">：初步集成 MQTT 协议，实现设备与云平台（如阿里云 IoT </w:t>
+            </w:r>
+            <w:proofErr w:type="gramStart"/>
+            <w:r>
+              <w:rPr>
+                <w:rFonts w:ascii="宋体" w:hAnsi="宋体"/>
+                <w:sz w:val="24"/>
+              </w:rPr>
+              <w:t>或腾讯</w:t>
+            </w:r>
+            <w:proofErr w:type="gramEnd"/>
+            <w:r>
+              <w:rPr>
+                <w:rFonts w:ascii="宋体" w:hAnsi="宋体"/>
+                <w:sz w:val="24"/>
+              </w:rPr>
+              <w:t>连连）的连接、订阅主题及发布属性（JSON 格式数据）。</w:t>
+            </w:r>
+          </w:p>
+          <w:p>
+            <w:pPr>
+              <w:rPr>
+                <w:rFonts w:ascii="宋体" w:hAnsi="宋体" w:hint="eastAsia"/>
+                <w:sz w:val="24"/>
+              </w:rPr>
+            </w:pPr>
+          </w:p>
+        </w:tc>
+      </w:tr>
+      <w:tr>
+        <w:trPr>
+          <w:trHeight w:val="1872"/>
+        </w:trPr>
+        <w:tc>
+          <w:tcPr>
+            <w:tcW w:w="426" w:type="dxa"/>
+          </w:tcPr>
+          <w:p>
+            <w:pPr>
+              <w:rPr>
+                <w:rFonts w:ascii="宋体" w:hAnsi="宋体" w:hint="eastAsia"/>
+                <w:sz w:val="24"/>
+              </w:rPr>
+            </w:pPr>
+          </w:p>
+          <w:p>
+            <w:pPr>
+              <w:rPr>
+                <w:rFonts w:ascii="宋体" w:hAnsi="宋体" w:hint="eastAsia"/>
+                <w:sz w:val="24"/>
+              </w:rPr>
+            </w:pPr>
+          </w:p>
+          <w:p>
+            <w:pPr>
+              <w:rPr>
+                <w:rFonts w:ascii="宋体" w:hAnsi="宋体" w:hint="eastAsia"/>
+                <w:sz w:val="24"/>
+              </w:rPr>
+            </w:pPr>
+            <w:r>
+              <w:rPr>
+                <w:rFonts w:ascii="宋体" w:hAnsi="宋体" w:hint="eastAsia"/>
+                <w:sz w:val="24"/>
+              </w:rPr>
+              <w:t>实习收获或心得</w:t>
+            </w:r>
+          </w:p>
+        </w:tc>
+        <w:tc>
+          <w:tcPr>
+            <w:tcW w:w="8364" w:type="dxa"/>
+            <w:gridSpan w:val="8"/>
+          </w:tcPr>
+          <w:p>
+            <w:pPr>
+              <w:rPr>
+                <w:rFonts w:ascii="宋体" w:hAnsi="宋体" w:hint="eastAsia"/>
+                <w:sz w:val="24"/>
+              </w:rPr>
+            </w:pPr>
+            <w:r>
+              <w:rPr>
+                <w:rFonts w:ascii="宋体" w:hAnsi="宋体"/>
+                <w:sz w:val="24"/>
+              </w:rPr>
+              <w:t xml:space="preserve">  </w:t>
+            </w:r>
+            <w:r>
+              <w:rPr>
+                <w:rFonts w:ascii="宋体" w:hAnsi="宋体"/>
+                <w:b/>
+                <w:bCs/>
+                <w:sz w:val="24"/>
+              </w:rPr>
+              <w:t>问题</w:t>
+            </w:r>
+            <w:r>
+              <w:rPr>
+                <w:rFonts w:ascii="宋体" w:hAnsi="宋体"/>
+                <w:sz w:val="24"/>
+              </w:rPr>
+              <w:t>：设备在进行 MQTT 长连接时，经常出现掉线重连（Keep-alive 超时），且在大并发发送心跳包时，系统会出现偶发性的内存泄露导致崩溃。</w:t>
+            </w:r>
+          </w:p>
+          <w:p>
+            <w:pPr>
+              <w:rPr>
+                <w:rFonts w:ascii="宋体" w:hAnsi="宋体" w:hint="eastAsia"/>
+                <w:sz w:val="24"/>
+              </w:rPr>
+            </w:pPr>
+            <w:r>
+              <w:rPr>
+                <w:rFonts w:ascii="宋体" w:hAnsi="宋体"/>
+                <w:sz w:val="24"/>
+              </w:rPr>
+              <w:t xml:space="preserve">  </w:t>
+            </w:r>
+            <w:r>
+              <w:rPr>
+                <w:rFonts w:ascii="宋体" w:hAnsi="宋体"/>
+                <w:b/>
+                <w:bCs/>
+                <w:sz w:val="24"/>
+              </w:rPr>
+              <w:t>解决办法</w:t>
+            </w:r>
+            <w:r>
+              <w:rPr>
+                <w:rFonts w:ascii="宋体" w:hAnsi="宋体"/>
+                <w:sz w:val="24"/>
+              </w:rPr>
+              <w:t>：</w:t>
+            </w:r>
+          </w:p>
+          <w:p>
+            <w:pPr>
+              <w:numPr>
+                <w:ilvl w:val="0"/>
+                <w:numId w:val="5"/>
+              </w:numPr>
+              <w:rPr>
+                <w:rFonts w:ascii="宋体" w:hAnsi="宋体" w:hint="eastAsia"/>
+                <w:sz w:val="24"/>
+              </w:rPr>
+            </w:pPr>
+            <w:r>
+              <w:rPr>
+                <w:rFonts w:ascii="宋体" w:hAnsi="宋体"/>
+                <w:b/>
+                <w:bCs/>
+                <w:sz w:val="24"/>
+              </w:rPr>
+              <w:t>心跳优化</w:t>
+            </w:r>
+            <w:r>
+              <w:rPr>
+                <w:rFonts w:ascii="宋体" w:hAnsi="宋体"/>
+                <w:sz w:val="24"/>
+              </w:rPr>
+              <w:t>：通过抓</w:t>
+            </w:r>
+            <w:proofErr w:type="gramStart"/>
+            <w:r>
+              <w:rPr>
+                <w:rFonts w:ascii="宋体" w:hAnsi="宋体"/>
+                <w:sz w:val="24"/>
+              </w:rPr>
+              <w:t>包发现</w:t>
+            </w:r>
+            <w:proofErr w:type="gramEnd"/>
+            <w:r>
+              <w:rPr>
+                <w:rFonts w:ascii="宋体" w:hAnsi="宋体"/>
+                <w:sz w:val="24"/>
+              </w:rPr>
+              <w:t>心跳时间设置过短，在网络波动时容易触发超时。将心跳周期从 30s 调整为 60s，并加入指数退避重连机制。</w:t>
+            </w:r>
+          </w:p>
+          <w:p>
+            <w:pPr>
+              <w:numPr>
+                <w:ilvl w:val="0"/>
+                <w:numId w:val="5"/>
+              </w:numPr>
+              <w:rPr>
+                <w:rFonts w:ascii="宋体" w:hAnsi="宋体" w:hint="eastAsia"/>
+                <w:sz w:val="24"/>
+              </w:rPr>
+            </w:pPr>
+            <w:r>
+              <w:rPr>
+                <w:rFonts w:ascii="宋体" w:hAnsi="宋体"/>
+                <w:b/>
+                <w:bCs/>
+                <w:sz w:val="24"/>
+              </w:rPr>
+              <w:t>内存排查</w:t>
+            </w:r>
+            <w:r>
+              <w:rPr>
+                <w:rFonts w:ascii="宋体" w:hAnsi="宋体"/>
+                <w:sz w:val="24"/>
+              </w:rPr>
+              <w:t>：检查代码发现，在 JSON 封装过程中频繁调用 malloc 申请内存，但在网络异常退出分支中漏掉了 free 释放操作。改为使用静态缓冲区（Static Buffer）或引入内存池管理，彻底解决了因内存泄露导致的死机问题。</w:t>
+            </w:r>
+          </w:p>
+          <w:p>
+            <w:pPr>
+              <w:rPr>
+                <w:rFonts w:ascii="宋体" w:hAnsi="宋体" w:hint="eastAsia"/>
+                <w:sz w:val="24"/>
+              </w:rPr>
+            </w:pPr>
+          </w:p>
+        </w:tc>
+      </w:tr>
+      <w:tr>
+        <w:trPr>
+          <w:trHeight w:val="1872"/>
+        </w:trPr>
+        <w:tc>
+          <w:tcPr>
+            <w:tcW w:w="426" w:type="dxa"/>
+          </w:tcPr>
+          <w:p>
+            <w:pPr>
+              <w:rPr>
+                <w:rFonts w:ascii="宋体" w:hAnsi="宋体" w:hint="eastAsia"/>
+                <w:sz w:val="24"/>
+              </w:rPr>
+            </w:pPr>
+            <w:r>
+              <w:rPr>
+                <w:rFonts w:ascii="宋体" w:hAnsi="宋体" w:hint="eastAsia"/>
+                <w:sz w:val="24"/>
+              </w:rPr>
+              <w:t>出现的问题及解决办法</w:t>
+            </w:r>
+          </w:p>
+        </w:tc>
+        <w:tc>
+          <w:tcPr>
+            <w:tcW w:w="8364" w:type="dxa"/>
+            <w:gridSpan w:val="8"/>
+          </w:tcPr>
+          <w:p>
+            <w:pPr>
+              <w:rPr>
+                <w:rFonts w:ascii="宋体" w:hAnsi="宋体" w:hint="eastAsia"/>
+                <w:sz w:val="24"/>
+              </w:rPr>
+            </w:pPr>
+            <w:r>
+              <w:rPr>
+                <w:rFonts w:ascii="宋体" w:hAnsi="宋体"/>
+                <w:sz w:val="24"/>
+              </w:rPr>
+              <w:t>本周的工作让我认识到“网络环境是不可靠的”。在写代码时不能假设网络始终通畅，必须建立完善的状态机（State Machine）来管理连接过程。同时，Wireshark 抓包是调试网络问题的“神器”，通过对比原始十六进制数据，能快速定位是底层驱动丢包还是应用层协议逻辑错误。</w:t>
+            </w:r>
+          </w:p>
+        </w:tc>
+      </w:tr>
+      <w:tr>
+        <w:trPr>
+          <w:trHeight w:val="863"/>
+        </w:trPr>
+        <w:tc>
+          <w:tcPr>
+            <w:tcW w:w="426" w:type="dxa"/>
+          </w:tcPr>
+          <w:p>
+            <w:pPr>
+              <w:rPr>
+                <w:rFonts w:ascii="宋体" w:hAnsi="宋体" w:hint="eastAsia"/>
+                <w:sz w:val="24"/>
+              </w:rPr>
+            </w:pPr>
+          </w:p>
+          <w:p>
+            <w:pPr>
+              <w:rPr>
+                <w:rFonts w:ascii="宋体" w:hAnsi="宋体" w:hint="eastAsia"/>
+                <w:sz w:val="24"/>
+              </w:rPr>
+            </w:pPr>
+          </w:p>
+          <w:p>
+            <w:pPr>
+              <w:rPr>
+                <w:rFonts w:ascii="宋体" w:hAnsi="宋体" w:hint="eastAsia"/>
+                <w:sz w:val="24"/>
+              </w:rPr>
+            </w:pPr>
+            <w:r>
+              <w:rPr>
+                <w:rFonts w:ascii="宋体" w:hAnsi="宋体" w:hint="eastAsia"/>
+                <w:sz w:val="24"/>
+              </w:rPr>
+              <w:t>其它</w:t>
+            </w:r>
+          </w:p>
+        </w:tc>
+        <w:tc>
+          <w:tcPr>
+            <w:tcW w:w="8364" w:type="dxa"/>
+            <w:gridSpan w:val="8"/>
+          </w:tcPr>
+          <w:p>
+            <w:pPr>
+              <w:rPr>
+                <w:rFonts w:ascii="宋体" w:hAnsi="宋体" w:hint="eastAsia"/>
+                <w:sz w:val="24"/>
+              </w:rPr>
+            </w:pPr>
+            <w:r>
+              <w:rPr>
+                <w:rFonts w:ascii="宋体" w:hAnsi="宋体"/>
+                <w:sz w:val="24"/>
+              </w:rPr>
+              <w:t xml:space="preserve">学习了基本的加密传输知识（如 TLS/SSL），了解了嵌入式设备在资源受限的情况下，如何通过 </w:t>
+            </w:r>
+            <w:proofErr w:type="spellStart"/>
+            <w:r>
+              <w:rPr>
+                <w:rFonts w:ascii="宋体" w:hAnsi="宋体"/>
+                <w:sz w:val="24"/>
+              </w:rPr>
+              <w:t>MbedTLS</w:t>
+            </w:r>
+            <w:proofErr w:type="spellEnd"/>
+            <w:r>
+              <w:rPr>
+                <w:rFonts w:ascii="宋体" w:hAnsi="宋体"/>
+                <w:sz w:val="24"/>
+              </w:rPr>
+              <w:t xml:space="preserve"> </w:t>
+            </w:r>
+            <w:proofErr w:type="gramStart"/>
+            <w:r>
+              <w:rPr>
+                <w:rFonts w:ascii="宋体" w:hAnsi="宋体"/>
+                <w:sz w:val="24"/>
+              </w:rPr>
+              <w:t>库实现</w:t>
+            </w:r>
+            <w:proofErr w:type="gramEnd"/>
+            <w:r>
+              <w:rPr>
+                <w:rFonts w:ascii="宋体" w:hAnsi="宋体"/>
+                <w:sz w:val="24"/>
+              </w:rPr>
+              <w:t>简单的安全连接。</w:t>
+            </w:r>
+          </w:p>
+        </w:tc>
+      </w:tr>
+      <w:tr>
+        <w:trPr>
+          <w:trHeight w:val="543"/>
+        </w:trPr>
+        <w:tc>
+          <w:tcPr>
+            <w:tcW w:w="3120" w:type="dxa"/>
+            <w:gridSpan w:val="4"/>
+            <w:vAlign w:val="center"/>
+          </w:tcPr>
+          <w:p>
+            <w:pPr>
+              <w:jc w:val="center"/>
+              <w:rPr>
+                <w:rFonts w:ascii="宋体" w:hAnsi="宋体" w:hint="eastAsia"/>
+                <w:sz w:val="24"/>
+              </w:rPr>
+            </w:pPr>
+            <w:r>
+              <w:rPr>
+                <w:rFonts w:ascii="宋体" w:hAnsi="宋体" w:hint="eastAsia"/>
+                <w:sz w:val="24"/>
+              </w:rPr>
+              <w:t>本周出勤  7  天</w:t>
+            </w:r>
+          </w:p>
+        </w:tc>
+        <w:tc>
+          <w:tcPr>
+            <w:tcW w:w="2551" w:type="dxa"/>
+            <w:gridSpan w:val="4"/>
+            <w:vAlign w:val="center"/>
+          </w:tcPr>
+          <w:p>
+            <w:pPr>
+              <w:jc w:val="center"/>
+              <w:rPr>
+                <w:rFonts w:ascii="宋体" w:hAnsi="宋体" w:hint="eastAsia"/>
+                <w:sz w:val="24"/>
+              </w:rPr>
+            </w:pPr>
+            <w:r>
+              <w:rPr>
+                <w:rFonts w:ascii="宋体" w:hAnsi="宋体" w:hint="eastAsia"/>
+                <w:sz w:val="24"/>
+              </w:rPr>
+              <w:t>请假  0 天</w:t>
+            </w:r>
+          </w:p>
+        </w:tc>
+        <w:tc>
+          <w:tcPr>
+            <w:tcW w:w="3119" w:type="dxa"/>
+            <w:vAlign w:val="center"/>
+          </w:tcPr>
+          <w:p>
+            <w:pPr>
+              <w:jc w:val="center"/>
+              <w:rPr>
+                <w:rFonts w:ascii="宋体" w:hAnsi="宋体" w:hint="eastAsia"/>
+                <w:sz w:val="24"/>
+              </w:rPr>
+            </w:pPr>
+            <w:r>
+              <w:rPr>
+                <w:rFonts w:ascii="宋体" w:hAnsi="宋体" w:hint="eastAsia"/>
+                <w:sz w:val="24"/>
+              </w:rPr>
+              <w:t>旷工  0   天</w:t>
+            </w:r>
+          </w:p>
+        </w:tc>
+      </w:tr>
+      <w:tr>
+        <w:trPr>
+          <w:trHeight w:val="697"/>
+        </w:trPr>
+        <w:tc>
+          <w:tcPr>
+            <w:tcW w:w="3828" w:type="dxa"/>
+            <w:gridSpan w:val="5"/>
+            <w:vAlign w:val="center"/>
+          </w:tcPr>
+          <w:p>
+            <w:pPr>
+              <w:rPr>
+                <w:rFonts w:ascii="宋体" w:hAnsi="宋体" w:hint="eastAsia"/>
+                <w:sz w:val="24"/>
+              </w:rPr>
+            </w:pPr>
+            <w:r>
+              <w:rPr>
+                <w:rFonts w:ascii="宋体" w:hAnsi="宋体" w:hint="eastAsia"/>
+                <w:sz w:val="24"/>
+              </w:rPr>
+              <w:t>学校指导老师签名：</w:t>
+            </w:r>
+          </w:p>
+        </w:tc>
+        <w:tc>
+          <w:tcPr>
+            <w:tcW w:w="4962" w:type="dxa"/>
+            <w:gridSpan w:val="4"/>
+            <w:vAlign w:val="center"/>
+          </w:tcPr>
+          <w:p>
+            <w:pPr>
+              <w:rPr>
+                <w:rFonts w:ascii="宋体" w:hAnsi="宋体" w:hint="eastAsia"/>
+                <w:sz w:val="24"/>
+              </w:rPr>
+            </w:pPr>
+            <w:r>
+              <w:rPr>
+                <w:rFonts w:ascii="宋体" w:hAnsi="宋体" w:hint="eastAsia"/>
+                <w:sz w:val="24"/>
+              </w:rPr>
+              <w:t>实习单位指导老师签名：</w:t>
+            </w:r>
+          </w:p>
+        </w:tc>
+      </w:tr>
+    </w:tbl>
+    <w:p>
+      <w:pPr>
+        <w:rPr>
+          <w:rFonts w:ascii="黑体" w:eastAsia="黑体" w:hint="eastAsia"/>
+          <w:sz w:val="28"/>
+          <w:szCs w:val="28"/>
+        </w:rPr>
+      </w:pPr>
+    </w:p>
+    <w:p>
+      <w:pPr>
+        <w:ind w:firstLineChars="750" w:firstLine="2700"/>
+        <w:rPr>
+          <w:rFonts w:ascii="黑体" w:eastAsia="黑体"/>
+          <w:sz w:val="36"/>
+          <w:szCs w:val="36"/>
+        </w:rPr>
+      </w:pPr>
+      <w:r>
+        <w:rPr>
+          <w:rFonts w:ascii="黑体" w:eastAsia="黑体" w:hint="eastAsia"/>
+          <w:sz w:val="36"/>
+          <w:szCs w:val="36"/>
+        </w:rPr>
+        <w:t>黄淮学院学生实习周志</w:t>
+      </w:r>
+    </w:p>
+    <w:tbl>
+      <w:tblPr>
+        <w:tblW w:w="0" w:type="auto"/>
+        <w:tblInd w:w="249" w:type="dxa"/>
+        <w:tblBorders>
+          <w:top w:val="single" w:sz="4" w:space="0" w:color="auto"/>
+          <w:left w:val="single" w:sz="4" w:space="0" w:color="auto"/>
+          <w:bottom w:val="single" w:sz="4" w:space="0" w:color="auto"/>
+          <w:right w:val="single" w:sz="4" w:space="0" w:color="auto"/>
+          <w:insideH w:val="single" w:sz="4" w:space="0" w:color="auto"/>
+          <w:insideV w:val="single" w:sz="4" w:space="0" w:color="auto"/>
+        </w:tblBorders>
+        <w:tblLayout w:type="fixed"/>
+        <w:tblLook w:val="0000" w:firstRow="0" w:lastRow="0" w:firstColumn="0" w:lastColumn="0" w:noHBand="0" w:noVBand="0"/>
+      </w:tblPr>
+      <w:tblGrid>
+        <w:gridCol w:w="426"/>
+        <w:gridCol w:w="1276"/>
+        <w:gridCol w:w="851"/>
+        <w:gridCol w:w="567"/>
+        <w:gridCol w:w="708"/>
+        <w:gridCol w:w="567"/>
+        <w:gridCol w:w="709"/>
+        <w:gridCol w:w="567"/>
+        <w:gridCol w:w="3119"/>
+      </w:tblGrid>
+      <w:tr>
+        <w:trPr>
+          <w:trHeight w:val="777"/>
+        </w:trPr>
+        <w:tc>
+          <w:tcPr>
+            <w:tcW w:w="426" w:type="dxa"/>
+            <w:vAlign w:val="center"/>
+          </w:tcPr>
+          <w:p>
+            <w:pPr>
+              <w:jc w:val="center"/>
+              <w:rPr>
+                <w:rFonts w:ascii="宋体" w:hAnsi="宋体" w:hint="eastAsia"/>
+                <w:sz w:val="24"/>
+              </w:rPr>
+            </w:pPr>
+            <w:r>
+              <w:rPr>
+                <w:rFonts w:ascii="宋体" w:hAnsi="宋体" w:hint="eastAsia"/>
+                <w:sz w:val="24"/>
+              </w:rPr>
+              <w:t>姓名</w:t>
+            </w:r>
+          </w:p>
+        </w:tc>
+        <w:tc>
+          <w:tcPr>
+            <w:tcW w:w="1276" w:type="dxa"/>
+            <w:vAlign w:val="center"/>
+          </w:tcPr>
+          <w:p>
+            <w:pPr>
+              <w:jc w:val="center"/>
+              <w:rPr>
+                <w:rFonts w:ascii="宋体" w:hAnsi="宋体" w:hint="eastAsia"/>
+                <w:sz w:val="24"/>
+              </w:rPr>
+            </w:pPr>
+            <w:r>
+              <w:rPr>
+                <w:rFonts w:ascii="宋体" w:hAnsi="宋体" w:hint="eastAsia"/>
+                <w:sz w:val="24"/>
+              </w:rPr>
+              <w:t>王東龙</w:t>
+            </w:r>
+          </w:p>
+        </w:tc>
+        <w:tc>
+          <w:tcPr>
+            <w:tcW w:w="851" w:type="dxa"/>
+            <w:vAlign w:val="center"/>
+          </w:tcPr>
+          <w:p>
+            <w:pPr>
+              <w:jc w:val="center"/>
+              <w:rPr>
+                <w:rFonts w:ascii="宋体" w:hAnsi="宋体" w:hint="eastAsia"/>
+                <w:sz w:val="24"/>
+              </w:rPr>
+            </w:pPr>
+            <w:r>
+              <w:rPr>
+                <w:rFonts w:ascii="宋体" w:hAnsi="宋体" w:hint="eastAsia"/>
+                <w:sz w:val="24"/>
+              </w:rPr>
+              <w:t>实习单位</w:t>
+            </w:r>
+          </w:p>
+        </w:tc>
+        <w:tc>
+          <w:tcPr>
+            <w:tcW w:w="1842" w:type="dxa"/>
+            <w:gridSpan w:val="3"/>
+            <w:vAlign w:val="center"/>
+          </w:tcPr>
+          <w:p>
+            <w:pPr>
+              <w:jc w:val="center"/>
+              <w:rPr>
+                <w:rFonts w:ascii="宋体" w:hAnsi="宋体" w:hint="eastAsia"/>
+                <w:sz w:val="24"/>
+              </w:rPr>
+            </w:pPr>
+            <w:r>
+              <w:rPr>
+                <w:rFonts w:ascii="宋体" w:hAnsi="宋体" w:hint="eastAsia"/>
+                <w:sz w:val="24"/>
+              </w:rPr>
+              <w:t>武汉激光科技</w:t>
+            </w:r>
+          </w:p>
+        </w:tc>
+        <w:tc>
+          <w:tcPr>
+            <w:tcW w:w="709" w:type="dxa"/>
+            <w:vAlign w:val="center"/>
+          </w:tcPr>
+          <w:p>
+            <w:pPr>
+              <w:jc w:val="center"/>
+              <w:rPr>
+                <w:rFonts w:ascii="宋体" w:hAnsi="宋体" w:hint="eastAsia"/>
+                <w:sz w:val="24"/>
+              </w:rPr>
+            </w:pPr>
+            <w:r>
+              <w:rPr>
+                <w:rFonts w:ascii="宋体" w:hAnsi="宋体" w:hint="eastAsia"/>
+                <w:sz w:val="24"/>
+              </w:rPr>
+              <w:t>实习</w:t>
+            </w:r>
+          </w:p>
+          <w:p>
+            <w:pPr>
+              <w:jc w:val="center"/>
+              <w:rPr>
+                <w:rFonts w:ascii="宋体" w:hAnsi="宋体" w:hint="eastAsia"/>
+                <w:sz w:val="24"/>
+              </w:rPr>
+            </w:pPr>
+            <w:r>
+              <w:rPr>
+                <w:rFonts w:ascii="宋体" w:hAnsi="宋体" w:hint="eastAsia"/>
+                <w:sz w:val="24"/>
+              </w:rPr>
+              <w:t>时间</w:t>
+            </w:r>
+          </w:p>
+        </w:tc>
+        <w:tc>
+          <w:tcPr>
+            <w:tcW w:w="3686" w:type="dxa"/>
+            <w:gridSpan w:val="2"/>
+            <w:vAlign w:val="center"/>
+          </w:tcPr>
+          <w:p>
+            <w:pPr>
+              <w:jc w:val="center"/>
+              <w:rPr>
+                <w:rFonts w:ascii="宋体" w:hAnsi="宋体" w:hint="eastAsia"/>
+                <w:sz w:val="24"/>
+              </w:rPr>
+            </w:pPr>
+            <w:r>
+              <w:rPr>
+                <w:rFonts w:ascii="宋体" w:hAnsi="宋体" w:hint="eastAsia"/>
+                <w:sz w:val="24"/>
+              </w:rPr>
+              <w:t>2025年  12 月 22  日- 2026 年   4月   1日</w:t>
+            </w:r>
+          </w:p>
+          <w:p>
+            <w:pPr>
+              <w:jc w:val="center"/>
+              <w:rPr>
+                <w:rFonts w:ascii="宋体" w:hAnsi="宋体" w:hint="eastAsia"/>
+                <w:sz w:val="24"/>
+              </w:rPr>
+            </w:pPr>
+            <w:r>
+              <w:rPr>
+                <w:rFonts w:ascii="宋体" w:hAnsi="宋体" w:hint="eastAsia"/>
+                <w:sz w:val="24"/>
+              </w:rPr>
+              <w:t xml:space="preserve">第   </w:t>
+            </w:r>
+            <w:r>
+              <w:rPr>
+                <w:rFonts w:ascii="宋体" w:hAnsi="宋体" w:hint="eastAsia"/>
+                <w:sz w:val="24"/>
+              </w:rPr>
+              <w:t>7</w:t>
+            </w:r>
+            <w:r>
+              <w:rPr>
+                <w:rFonts w:ascii="宋体" w:hAnsi="宋体" w:hint="eastAsia"/>
+                <w:sz w:val="24"/>
+              </w:rPr>
+              <w:t xml:space="preserve">  周</w:t>
+            </w:r>
+          </w:p>
+        </w:tc>
+      </w:tr>
+      <w:tr>
+        <w:trPr>
+          <w:trHeight w:val="1553"/>
+        </w:trPr>
+        <w:tc>
+          <w:tcPr>
+            <w:tcW w:w="426" w:type="dxa"/>
+          </w:tcPr>
+          <w:p>
+            <w:pPr>
+              <w:rPr>
+                <w:rFonts w:ascii="宋体" w:hAnsi="宋体" w:hint="eastAsia"/>
+                <w:sz w:val="24"/>
+              </w:rPr>
+            </w:pPr>
+          </w:p>
+          <w:p>
+            <w:pPr>
+              <w:rPr>
+                <w:rFonts w:ascii="宋体" w:hAnsi="宋体" w:hint="eastAsia"/>
+                <w:sz w:val="24"/>
+              </w:rPr>
+            </w:pPr>
+          </w:p>
+          <w:p>
+            <w:pPr>
+              <w:rPr>
+                <w:rFonts w:ascii="宋体" w:hAnsi="宋体" w:hint="eastAsia"/>
+                <w:sz w:val="24"/>
+              </w:rPr>
+            </w:pPr>
+            <w:r>
+              <w:rPr>
+                <w:rFonts w:ascii="宋体" w:hAnsi="宋体" w:hint="eastAsia"/>
+                <w:sz w:val="24"/>
+              </w:rPr>
+              <w:t>实习内容</w:t>
+            </w:r>
+          </w:p>
+        </w:tc>
+        <w:tc>
+          <w:tcPr>
+            <w:tcW w:w="8364" w:type="dxa"/>
+            <w:gridSpan w:val="8"/>
+          </w:tcPr>
+          <w:p>
+            <w:pPr>
+              <w:rPr>
+                <w:rFonts w:ascii="宋体" w:hAnsi="宋体" w:hint="eastAsia"/>
+                <w:sz w:val="24"/>
+              </w:rPr>
+            </w:pPr>
+            <w:r>
+              <w:rPr>
+                <w:rFonts w:ascii="宋体" w:hAnsi="宋体"/>
+                <w:sz w:val="24"/>
+              </w:rPr>
+              <w:t xml:space="preserve">  </w:t>
+            </w:r>
+            <w:r>
+              <w:rPr>
+                <w:rFonts w:ascii="宋体" w:hAnsi="宋体"/>
+                <w:b/>
+                <w:bCs/>
+                <w:sz w:val="24"/>
+              </w:rPr>
+              <w:t>异常捕获调试</w:t>
+            </w:r>
+            <w:r>
+              <w:rPr>
+                <w:rFonts w:ascii="宋体" w:hAnsi="宋体"/>
+                <w:sz w:val="24"/>
+              </w:rPr>
+              <w:t xml:space="preserve">：针对系统偶发的复位问题，编写故障诊断代码。通过解析 </w:t>
+            </w:r>
+            <w:proofErr w:type="spellStart"/>
+            <w:r>
+              <w:rPr>
+                <w:rFonts w:ascii="宋体" w:hAnsi="宋体"/>
+                <w:b/>
+                <w:bCs/>
+                <w:sz w:val="24"/>
+              </w:rPr>
+              <w:t>HardFault</w:t>
+            </w:r>
+            <w:proofErr w:type="spellEnd"/>
+            <w:r>
+              <w:rPr>
+                <w:rFonts w:ascii="宋体" w:hAnsi="宋体"/>
+                <w:sz w:val="24"/>
+              </w:rPr>
+              <w:t xml:space="preserve"> 中断时的堆栈信息（如寄存器 R0-R15, PC, LR 的值），定位导致程序崩溃的具体函数位置。</w:t>
+            </w:r>
+          </w:p>
+          <w:p>
+            <w:pPr>
+              <w:rPr>
+                <w:rFonts w:ascii="宋体" w:hAnsi="宋体" w:hint="eastAsia"/>
+                <w:sz w:val="24"/>
+              </w:rPr>
+            </w:pPr>
+            <w:r>
+              <w:rPr>
+                <w:rFonts w:ascii="宋体" w:hAnsi="宋体"/>
+                <w:sz w:val="24"/>
+              </w:rPr>
+              <w:t xml:space="preserve">  </w:t>
+            </w:r>
+            <w:r>
+              <w:rPr>
+                <w:rFonts w:ascii="宋体" w:hAnsi="宋体"/>
+                <w:b/>
+                <w:bCs/>
+                <w:sz w:val="24"/>
+              </w:rPr>
+              <w:t>低功耗模式测试</w:t>
+            </w:r>
+            <w:r>
+              <w:rPr>
+                <w:rFonts w:ascii="宋体" w:hAnsi="宋体"/>
+                <w:sz w:val="24"/>
+              </w:rPr>
+              <w:t>：利用数字电源监测设备电流，调试 MCU 的睡眠（Sleep）和停机（Stop）模式。配置外部中断唤醒（PA0/RTC）逻辑，确保设备在非工作时间内能有效降低功耗。</w:t>
+            </w:r>
+          </w:p>
+          <w:p>
+            <w:pPr>
+              <w:rPr>
+                <w:rFonts w:ascii="宋体" w:hAnsi="宋体" w:hint="eastAsia"/>
+                <w:sz w:val="24"/>
+              </w:rPr>
+            </w:pPr>
+            <w:r>
+              <w:rPr>
+                <w:rFonts w:ascii="宋体" w:hAnsi="宋体"/>
+                <w:sz w:val="24"/>
+              </w:rPr>
+              <w:t xml:space="preserve">  </w:t>
+            </w:r>
+            <w:r>
+              <w:rPr>
+                <w:rFonts w:ascii="宋体" w:hAnsi="宋体"/>
+                <w:b/>
+                <w:bCs/>
+                <w:sz w:val="24"/>
+              </w:rPr>
+              <w:t>看门狗（WDT）集成</w:t>
+            </w:r>
+            <w:r>
+              <w:rPr>
+                <w:rFonts w:ascii="宋体" w:hAnsi="宋体"/>
+                <w:sz w:val="24"/>
+              </w:rPr>
+              <w:t>：配置独立看门狗（IWDG）和窗口看门狗（WWDG），设定合理的喂狗周期，防止程序因死循环或异常干扰而锁死。</w:t>
+            </w:r>
+          </w:p>
+          <w:p>
+            <w:pPr>
+              <w:rPr>
+                <w:rFonts w:ascii="宋体" w:hAnsi="宋体" w:hint="eastAsia"/>
+                <w:sz w:val="24"/>
+              </w:rPr>
+            </w:pPr>
+          </w:p>
+        </w:tc>
+      </w:tr>
+      <w:tr>
+        <w:trPr>
+          <w:trHeight w:val="1872"/>
+        </w:trPr>
+        <w:tc>
+          <w:tcPr>
+            <w:tcW w:w="426" w:type="dxa"/>
+          </w:tcPr>
+          <w:p>
+            <w:pPr>
+              <w:rPr>
+                <w:rFonts w:ascii="宋体" w:hAnsi="宋体" w:hint="eastAsia"/>
+                <w:sz w:val="24"/>
+              </w:rPr>
+            </w:pPr>
+          </w:p>
+          <w:p>
+            <w:pPr>
+              <w:rPr>
+                <w:rFonts w:ascii="宋体" w:hAnsi="宋体" w:hint="eastAsia"/>
+                <w:sz w:val="24"/>
+              </w:rPr>
+            </w:pPr>
+          </w:p>
+          <w:p>
+            <w:pPr>
+              <w:rPr>
+                <w:rFonts w:ascii="宋体" w:hAnsi="宋体" w:hint="eastAsia"/>
+                <w:sz w:val="24"/>
+              </w:rPr>
+            </w:pPr>
+            <w:r>
+              <w:rPr>
+                <w:rFonts w:ascii="宋体" w:hAnsi="宋体" w:hint="eastAsia"/>
+                <w:sz w:val="24"/>
+              </w:rPr>
+              <w:t>实习收获或心得</w:t>
+            </w:r>
+          </w:p>
+        </w:tc>
+        <w:tc>
+          <w:tcPr>
+            <w:tcW w:w="8364" w:type="dxa"/>
+            <w:gridSpan w:val="8"/>
+          </w:tcPr>
+          <w:p>
+            <w:pPr>
+              <w:rPr>
+                <w:rFonts w:ascii="宋体" w:hAnsi="宋体" w:hint="eastAsia"/>
+                <w:sz w:val="24"/>
+              </w:rPr>
+            </w:pPr>
+            <w:r>
+              <w:rPr>
+                <w:rFonts w:ascii="宋体" w:hAnsi="宋体"/>
+                <w:sz w:val="24"/>
+              </w:rPr>
+              <w:t xml:space="preserve">  </w:t>
+            </w:r>
+            <w:r>
+              <w:rPr>
+                <w:rFonts w:ascii="宋体" w:hAnsi="宋体"/>
+                <w:b/>
+                <w:bCs/>
+                <w:sz w:val="24"/>
+              </w:rPr>
+              <w:t>问题</w:t>
+            </w:r>
+            <w:r>
+              <w:rPr>
+                <w:rFonts w:ascii="宋体" w:hAnsi="宋体"/>
+                <w:sz w:val="24"/>
+              </w:rPr>
+              <w:t>：设备进入低功耗模式后，实测电流仍有 2mA，远高于设计目标的 50uA。</w:t>
+            </w:r>
+          </w:p>
+          <w:p>
+            <w:pPr>
+              <w:rPr>
+                <w:rFonts w:ascii="宋体" w:hAnsi="宋体" w:hint="eastAsia"/>
+                <w:sz w:val="24"/>
+              </w:rPr>
+            </w:pPr>
+            <w:r>
+              <w:rPr>
+                <w:rFonts w:ascii="宋体" w:hAnsi="宋体"/>
+                <w:sz w:val="24"/>
+              </w:rPr>
+              <w:t xml:space="preserve">  </w:t>
+            </w:r>
+            <w:r>
+              <w:rPr>
+                <w:rFonts w:ascii="宋体" w:hAnsi="宋体"/>
+                <w:b/>
+                <w:bCs/>
+                <w:sz w:val="24"/>
+              </w:rPr>
+              <w:t>解决办法</w:t>
+            </w:r>
+            <w:r>
+              <w:rPr>
+                <w:rFonts w:ascii="宋体" w:hAnsi="宋体"/>
+                <w:sz w:val="24"/>
+              </w:rPr>
+              <w:t>：</w:t>
+            </w:r>
+          </w:p>
+          <w:p>
+            <w:pPr>
+              <w:numPr>
+                <w:ilvl w:val="0"/>
+                <w:numId w:val="6"/>
+              </w:numPr>
+              <w:rPr>
+                <w:rFonts w:ascii="宋体" w:hAnsi="宋体" w:hint="eastAsia"/>
+                <w:sz w:val="24"/>
+              </w:rPr>
+            </w:pPr>
+            <w:r>
+              <w:rPr>
+                <w:rFonts w:ascii="宋体" w:hAnsi="宋体"/>
+                <w:sz w:val="24"/>
+              </w:rPr>
+              <w:t>使用万用表逐个排查外设引脚电压，发现漏电原因在于部分 GPIO 引脚在进入睡眠前被设置为高阻态，但外部连接了上拉电阻导致漏电流。</w:t>
+            </w:r>
+          </w:p>
+          <w:p>
+            <w:pPr>
+              <w:numPr>
+                <w:ilvl w:val="0"/>
+                <w:numId w:val="6"/>
+              </w:numPr>
+              <w:rPr>
+                <w:rFonts w:ascii="宋体" w:hAnsi="宋体" w:hint="eastAsia"/>
+                <w:sz w:val="24"/>
+              </w:rPr>
+            </w:pPr>
+            <w:r>
+              <w:rPr>
+                <w:rFonts w:ascii="宋体" w:hAnsi="宋体"/>
+                <w:b/>
+                <w:bCs/>
+                <w:sz w:val="24"/>
+              </w:rPr>
+              <w:t>优化措施</w:t>
+            </w:r>
+            <w:r>
+              <w:rPr>
+                <w:rFonts w:ascii="宋体" w:hAnsi="宋体"/>
+                <w:sz w:val="24"/>
+              </w:rPr>
+              <w:t xml:space="preserve">：在进入低功耗模式前，将所有不使用的 IO 口强制配置为 </w:t>
+            </w:r>
+            <w:r>
+              <w:rPr>
+                <w:rFonts w:ascii="宋体" w:hAnsi="宋体"/>
+                <w:b/>
+                <w:bCs/>
+                <w:sz w:val="24"/>
+              </w:rPr>
+              <w:t>模拟输入（Analog Input）</w:t>
+            </w:r>
+            <w:r>
+              <w:rPr>
+                <w:rFonts w:ascii="宋体" w:hAnsi="宋体"/>
+                <w:sz w:val="24"/>
+              </w:rPr>
+              <w:t xml:space="preserve"> 模式，并关闭未使用的外设时钟（如 DMA、ADC）。经过调整，系统休眠电流成功降至 45uA，符合预期。</w:t>
+            </w:r>
+          </w:p>
+          <w:p>
+            <w:pPr>
+              <w:rPr>
+                <w:rFonts w:ascii="宋体" w:hAnsi="宋体" w:hint="eastAsia"/>
+                <w:sz w:val="24"/>
+              </w:rPr>
+            </w:pPr>
+          </w:p>
+        </w:tc>
+      </w:tr>
+      <w:tr>
+        <w:trPr>
+          <w:trHeight w:val="1872"/>
+        </w:trPr>
+        <w:tc>
+          <w:tcPr>
+            <w:tcW w:w="426" w:type="dxa"/>
+          </w:tcPr>
+          <w:p>
+            <w:pPr>
+              <w:rPr>
+                <w:rFonts w:ascii="宋体" w:hAnsi="宋体" w:hint="eastAsia"/>
+                <w:sz w:val="24"/>
+              </w:rPr>
+            </w:pPr>
+            <w:r>
+              <w:rPr>
+                <w:rFonts w:ascii="宋体" w:hAnsi="宋体" w:hint="eastAsia"/>
+                <w:sz w:val="24"/>
+              </w:rPr>
+              <w:t>出现的问题及解决办法</w:t>
+            </w:r>
+          </w:p>
+        </w:tc>
+        <w:tc>
+          <w:tcPr>
+            <w:tcW w:w="8364" w:type="dxa"/>
+            <w:gridSpan w:val="8"/>
+          </w:tcPr>
+          <w:p>
+            <w:pPr>
+              <w:rPr>
+                <w:rFonts w:ascii="宋体" w:hAnsi="宋体" w:hint="eastAsia"/>
+                <w:sz w:val="24"/>
+              </w:rPr>
+            </w:pPr>
+            <w:r>
+              <w:rPr>
+                <w:rFonts w:ascii="宋体" w:hAnsi="宋体"/>
+                <w:sz w:val="24"/>
+              </w:rPr>
+              <w:t xml:space="preserve">本周的工作让我明白，“调通功能”只是第一步，“调得稳、调得省”才是嵌入式工程师的核心价值。低功耗设计不仅仅是关掉 CPU，更是对整板电流流向的极致掌控。同时，通过对 </w:t>
+            </w:r>
+            <w:proofErr w:type="spellStart"/>
+            <w:r>
+              <w:rPr>
+                <w:rFonts w:ascii="宋体" w:hAnsi="宋体"/>
+                <w:sz w:val="24"/>
+              </w:rPr>
+              <w:t>HardFault</w:t>
+            </w:r>
+            <w:proofErr w:type="spellEnd"/>
+            <w:r>
+              <w:rPr>
+                <w:rFonts w:ascii="宋体" w:hAnsi="宋体"/>
+                <w:sz w:val="24"/>
+              </w:rPr>
+              <w:t xml:space="preserve"> 的逆向分析，我学会了如何利用寄存器信息反推 C 语言代码缺陷，这极大地提升了我排查底层逻辑漏洞的能力。</w:t>
+            </w:r>
+          </w:p>
+        </w:tc>
+      </w:tr>
+      <w:tr>
+        <w:trPr>
+          <w:trHeight w:val="863"/>
+        </w:trPr>
+        <w:tc>
+          <w:tcPr>
+            <w:tcW w:w="426" w:type="dxa"/>
+          </w:tcPr>
+          <w:p>
+            <w:pPr>
+              <w:rPr>
+                <w:rFonts w:ascii="宋体" w:hAnsi="宋体" w:hint="eastAsia"/>
+                <w:sz w:val="24"/>
+              </w:rPr>
+            </w:pPr>
+          </w:p>
+          <w:p>
+            <w:pPr>
+              <w:rPr>
+                <w:rFonts w:ascii="宋体" w:hAnsi="宋体" w:hint="eastAsia"/>
+                <w:sz w:val="24"/>
+              </w:rPr>
+            </w:pPr>
+          </w:p>
+          <w:p>
+            <w:pPr>
+              <w:rPr>
+                <w:rFonts w:ascii="宋体" w:hAnsi="宋体" w:hint="eastAsia"/>
+                <w:sz w:val="24"/>
+              </w:rPr>
+            </w:pPr>
+            <w:r>
+              <w:rPr>
+                <w:rFonts w:ascii="宋体" w:hAnsi="宋体" w:hint="eastAsia"/>
+                <w:sz w:val="24"/>
+              </w:rPr>
+              <w:t>其它</w:t>
+            </w:r>
+          </w:p>
+        </w:tc>
+        <w:tc>
+          <w:tcPr>
+            <w:tcW w:w="8364" w:type="dxa"/>
+            <w:gridSpan w:val="8"/>
+          </w:tcPr>
+          <w:p>
+            <w:pPr>
+              <w:rPr>
+                <w:rFonts w:ascii="宋体" w:hAnsi="宋体" w:hint="eastAsia"/>
+                <w:sz w:val="24"/>
+              </w:rPr>
+            </w:pPr>
+            <w:r>
+              <w:rPr>
+                <w:rFonts w:ascii="宋体" w:hAnsi="宋体"/>
+                <w:sz w:val="24"/>
+              </w:rPr>
+              <w:t>完成了一份《系统低功耗配置清单》，记录了各个模块在不同状态下的电流功耗数据，为产品后续的电池续航评估提供了参考依据。</w:t>
+            </w:r>
+          </w:p>
+        </w:tc>
+      </w:tr>
+      <w:tr>
+        <w:trPr>
+          <w:trHeight w:val="543"/>
+        </w:trPr>
+        <w:tc>
+          <w:tcPr>
+            <w:tcW w:w="3120" w:type="dxa"/>
+            <w:gridSpan w:val="4"/>
+            <w:vAlign w:val="center"/>
+          </w:tcPr>
+          <w:p>
+            <w:pPr>
+              <w:jc w:val="center"/>
+              <w:rPr>
+                <w:rFonts w:ascii="宋体" w:hAnsi="宋体" w:hint="eastAsia"/>
+                <w:sz w:val="24"/>
+              </w:rPr>
+            </w:pPr>
+            <w:r>
+              <w:rPr>
+                <w:rFonts w:ascii="宋体" w:hAnsi="宋体" w:hint="eastAsia"/>
+                <w:sz w:val="24"/>
+              </w:rPr>
+              <w:t>本周出勤  7  天</w:t>
+            </w:r>
+          </w:p>
+        </w:tc>
+        <w:tc>
+          <w:tcPr>
+            <w:tcW w:w="2551" w:type="dxa"/>
+            <w:gridSpan w:val="4"/>
+            <w:vAlign w:val="center"/>
+          </w:tcPr>
+          <w:p>
+            <w:pPr>
+              <w:jc w:val="center"/>
+              <w:rPr>
+                <w:rFonts w:ascii="宋体" w:hAnsi="宋体" w:hint="eastAsia"/>
+                <w:sz w:val="24"/>
+              </w:rPr>
+            </w:pPr>
+            <w:r>
+              <w:rPr>
+                <w:rFonts w:ascii="宋体" w:hAnsi="宋体" w:hint="eastAsia"/>
+                <w:sz w:val="24"/>
+              </w:rPr>
+              <w:t>请假  0 天</w:t>
+            </w:r>
+          </w:p>
+        </w:tc>
+        <w:tc>
+          <w:tcPr>
+            <w:tcW w:w="3119" w:type="dxa"/>
+            <w:vAlign w:val="center"/>
+          </w:tcPr>
+          <w:p>
+            <w:pPr>
+              <w:jc w:val="center"/>
+              <w:rPr>
+                <w:rFonts w:ascii="宋体" w:hAnsi="宋体" w:hint="eastAsia"/>
+                <w:sz w:val="24"/>
+              </w:rPr>
+            </w:pPr>
+            <w:r>
+              <w:rPr>
+                <w:rFonts w:ascii="宋体" w:hAnsi="宋体" w:hint="eastAsia"/>
+                <w:sz w:val="24"/>
+              </w:rPr>
+              <w:t>旷工  0   天</w:t>
+            </w:r>
+          </w:p>
+        </w:tc>
+      </w:tr>
+      <w:tr>
+        <w:trPr>
+          <w:trHeight w:val="697"/>
+        </w:trPr>
+        <w:tc>
+          <w:tcPr>
+            <w:tcW w:w="3828" w:type="dxa"/>
+            <w:gridSpan w:val="5"/>
+            <w:vAlign w:val="center"/>
+          </w:tcPr>
+          <w:p>
+            <w:pPr>
+              <w:rPr>
+                <w:rFonts w:ascii="宋体" w:hAnsi="宋体" w:hint="eastAsia"/>
+                <w:sz w:val="24"/>
+              </w:rPr>
+            </w:pPr>
+            <w:r>
+              <w:rPr>
+                <w:rFonts w:ascii="宋体" w:hAnsi="宋体" w:hint="eastAsia"/>
+                <w:sz w:val="24"/>
+              </w:rPr>
+              <w:t>学校指导老师签名：</w:t>
+            </w:r>
+          </w:p>
+        </w:tc>
+        <w:tc>
+          <w:tcPr>
+            <w:tcW w:w="4962" w:type="dxa"/>
+            <w:gridSpan w:val="4"/>
+            <w:vAlign w:val="center"/>
+          </w:tcPr>
+          <w:p>
+            <w:pPr>
+              <w:rPr>
+                <w:rFonts w:ascii="宋体" w:hAnsi="宋体" w:hint="eastAsia"/>
+                <w:sz w:val="24"/>
+              </w:rPr>
+            </w:pPr>
+            <w:r>
+              <w:rPr>
+                <w:rFonts w:ascii="宋体" w:hAnsi="宋体" w:hint="eastAsia"/>
+                <w:sz w:val="24"/>
+              </w:rPr>
+              <w:t>实习单位指导老师签名：</w:t>
+            </w:r>
+          </w:p>
+        </w:tc>
+      </w:tr>
+    </w:tbl>
+    <w:p>
+      <w:pPr>
+        <w:rPr>
+          <w:rFonts w:ascii="黑体" w:eastAsia="黑体" w:hint="eastAsia"/>
+          <w:sz w:val="28"/>
+          <w:szCs w:val="28"/>
+        </w:rPr>
+      </w:pPr>
+    </w:p>
+    <w:p>
+      <w:pPr>
+        <w:ind w:firstLineChars="750" w:firstLine="2700"/>
+        <w:rPr>
+          <w:rFonts w:ascii="黑体" w:eastAsia="黑体"/>
+          <w:sz w:val="36"/>
+          <w:szCs w:val="36"/>
+        </w:rPr>
+      </w:pPr>
+      <w:r>
+        <w:rPr>
+          <w:rFonts w:ascii="黑体" w:eastAsia="黑体" w:hint="eastAsia"/>
+          <w:sz w:val="36"/>
+          <w:szCs w:val="36"/>
+        </w:rPr>
+        <w:t>黄淮学院学生实习周志</w:t>
+      </w:r>
+    </w:p>
+    <w:tbl>
+      <w:tblPr>
+        <w:tblW w:w="0" w:type="auto"/>
+        <w:tblInd w:w="249" w:type="dxa"/>
+        <w:tblBorders>
+          <w:top w:val="single" w:sz="4" w:space="0" w:color="auto"/>
+          <w:left w:val="single" w:sz="4" w:space="0" w:color="auto"/>
+          <w:bottom w:val="single" w:sz="4" w:space="0" w:color="auto"/>
+          <w:right w:val="single" w:sz="4" w:space="0" w:color="auto"/>
+          <w:insideH w:val="single" w:sz="4" w:space="0" w:color="auto"/>
+          <w:insideV w:val="single" w:sz="4" w:space="0" w:color="auto"/>
+        </w:tblBorders>
+        <w:tblLayout w:type="fixed"/>
+        <w:tblLook w:val="0000" w:firstRow="0" w:lastRow="0" w:firstColumn="0" w:lastColumn="0" w:noHBand="0" w:noVBand="0"/>
+      </w:tblPr>
+      <w:tblGrid>
+        <w:gridCol w:w="426"/>
+        <w:gridCol w:w="1276"/>
+        <w:gridCol w:w="851"/>
+        <w:gridCol w:w="567"/>
+        <w:gridCol w:w="708"/>
+        <w:gridCol w:w="567"/>
+        <w:gridCol w:w="709"/>
+        <w:gridCol w:w="567"/>
+        <w:gridCol w:w="3119"/>
+      </w:tblGrid>
+      <w:tr>
+        <w:trPr>
+          <w:trHeight w:val="777"/>
+        </w:trPr>
+        <w:tc>
+          <w:tcPr>
+            <w:tcW w:w="426" w:type="dxa"/>
+            <w:vAlign w:val="center"/>
+          </w:tcPr>
+          <w:p>
+            <w:pPr>
+              <w:jc w:val="center"/>
+              <w:rPr>
+                <w:rFonts w:ascii="宋体" w:hAnsi="宋体" w:hint="eastAsia"/>
+                <w:sz w:val="24"/>
+              </w:rPr>
+            </w:pPr>
+            <w:r>
+              <w:rPr>
+                <w:rFonts w:ascii="宋体" w:hAnsi="宋体" w:hint="eastAsia"/>
+                <w:sz w:val="24"/>
+              </w:rPr>
+              <w:t>姓名</w:t>
+            </w:r>
+          </w:p>
+        </w:tc>
+        <w:tc>
+          <w:tcPr>
+            <w:tcW w:w="1276" w:type="dxa"/>
+            <w:vAlign w:val="center"/>
+          </w:tcPr>
+          <w:p>
+            <w:pPr>
+              <w:jc w:val="center"/>
+              <w:rPr>
+                <w:rFonts w:ascii="宋体" w:hAnsi="宋体" w:hint="eastAsia"/>
+                <w:sz w:val="24"/>
+              </w:rPr>
+            </w:pPr>
+            <w:r>
+              <w:rPr>
+                <w:rFonts w:ascii="宋体" w:hAnsi="宋体" w:hint="eastAsia"/>
+                <w:sz w:val="24"/>
+              </w:rPr>
+              <w:t>王東龙</w:t>
+            </w:r>
+          </w:p>
+        </w:tc>
+        <w:tc>
+          <w:tcPr>
+            <w:tcW w:w="851" w:type="dxa"/>
+            <w:vAlign w:val="center"/>
+          </w:tcPr>
+          <w:p>
+            <w:pPr>
+              <w:jc w:val="center"/>
+              <w:rPr>
+                <w:rFonts w:ascii="宋体" w:hAnsi="宋体" w:hint="eastAsia"/>
+                <w:sz w:val="24"/>
+              </w:rPr>
+            </w:pPr>
+            <w:r>
+              <w:rPr>
+                <w:rFonts w:ascii="宋体" w:hAnsi="宋体" w:hint="eastAsia"/>
+                <w:sz w:val="24"/>
+              </w:rPr>
+              <w:t>实习单位</w:t>
+            </w:r>
+          </w:p>
+        </w:tc>
+        <w:tc>
+          <w:tcPr>
+            <w:tcW w:w="1842" w:type="dxa"/>
+            <w:gridSpan w:val="3"/>
+            <w:vAlign w:val="center"/>
+          </w:tcPr>
+          <w:p>
+            <w:pPr>
+              <w:jc w:val="center"/>
+              <w:rPr>
+                <w:rFonts w:ascii="宋体" w:hAnsi="宋体" w:hint="eastAsia"/>
+                <w:sz w:val="24"/>
+              </w:rPr>
+            </w:pPr>
+            <w:r>
+              <w:rPr>
+                <w:rFonts w:ascii="宋体" w:hAnsi="宋体" w:hint="eastAsia"/>
+                <w:sz w:val="24"/>
+              </w:rPr>
+              <w:t>武汉激光科技</w:t>
+            </w:r>
+          </w:p>
+        </w:tc>
+        <w:tc>
+          <w:tcPr>
+            <w:tcW w:w="709" w:type="dxa"/>
+            <w:vAlign w:val="center"/>
+          </w:tcPr>
+          <w:p>
+            <w:pPr>
+              <w:jc w:val="center"/>
+              <w:rPr>
+                <w:rFonts w:ascii="宋体" w:hAnsi="宋体" w:hint="eastAsia"/>
+                <w:sz w:val="24"/>
+              </w:rPr>
+            </w:pPr>
+            <w:r>
+              <w:rPr>
+                <w:rFonts w:ascii="宋体" w:hAnsi="宋体" w:hint="eastAsia"/>
+                <w:sz w:val="24"/>
+              </w:rPr>
+              <w:t>实习</w:t>
+            </w:r>
+          </w:p>
+          <w:p>
+            <w:pPr>
+              <w:jc w:val="center"/>
+              <w:rPr>
+                <w:rFonts w:ascii="宋体" w:hAnsi="宋体" w:hint="eastAsia"/>
+                <w:sz w:val="24"/>
+              </w:rPr>
+            </w:pPr>
+            <w:r>
+              <w:rPr>
+                <w:rFonts w:ascii="宋体" w:hAnsi="宋体" w:hint="eastAsia"/>
+                <w:sz w:val="24"/>
+              </w:rPr>
+              <w:t>时间</w:t>
+            </w:r>
+          </w:p>
+        </w:tc>
+        <w:tc>
+          <w:tcPr>
+            <w:tcW w:w="3686" w:type="dxa"/>
+            <w:gridSpan w:val="2"/>
+            <w:vAlign w:val="center"/>
+          </w:tcPr>
+          <w:p>
+            <w:pPr>
+              <w:jc w:val="center"/>
+              <w:rPr>
+                <w:rFonts w:ascii="宋体" w:hAnsi="宋体" w:hint="eastAsia"/>
+                <w:sz w:val="24"/>
+              </w:rPr>
+            </w:pPr>
+            <w:r>
+              <w:rPr>
+                <w:rFonts w:ascii="宋体" w:hAnsi="宋体" w:hint="eastAsia"/>
+                <w:sz w:val="24"/>
+              </w:rPr>
+              <w:t>2025年  12 月 22  日- 2026 年   4月   1日</w:t>
+            </w:r>
+          </w:p>
+          <w:p>
+            <w:pPr>
+              <w:jc w:val="center"/>
+              <w:rPr>
+                <w:rFonts w:ascii="宋体" w:hAnsi="宋体" w:hint="eastAsia"/>
+                <w:sz w:val="24"/>
+              </w:rPr>
+            </w:pPr>
+            <w:r>
+              <w:rPr>
+                <w:rFonts w:ascii="宋体" w:hAnsi="宋体" w:hint="eastAsia"/>
+                <w:sz w:val="24"/>
+              </w:rPr>
+              <w:t xml:space="preserve">第   </w:t>
+            </w:r>
+            <w:r>
+              <w:rPr>
+                <w:rFonts w:ascii="宋体" w:hAnsi="宋体" w:hint="eastAsia"/>
+                <w:sz w:val="24"/>
+              </w:rPr>
+              <w:t>8</w:t>
+            </w:r>
+            <w:r>
+              <w:rPr>
+                <w:rFonts w:ascii="宋体" w:hAnsi="宋体" w:hint="eastAsia"/>
+                <w:sz w:val="24"/>
+              </w:rPr>
+              <w:t xml:space="preserve">  周</w:t>
+            </w:r>
+          </w:p>
+        </w:tc>
+      </w:tr>
+      <w:tr>
+        <w:trPr>
+          <w:trHeight w:val="1553"/>
+        </w:trPr>
+        <w:tc>
+          <w:tcPr>
+            <w:tcW w:w="426" w:type="dxa"/>
+          </w:tcPr>
+          <w:p>
+            <w:pPr>
+              <w:rPr>
+                <w:rFonts w:ascii="宋体" w:hAnsi="宋体" w:hint="eastAsia"/>
+                <w:sz w:val="24"/>
+              </w:rPr>
+            </w:pPr>
+          </w:p>
+          <w:p>
+            <w:pPr>
+              <w:rPr>
+                <w:rFonts w:ascii="宋体" w:hAnsi="宋体" w:hint="eastAsia"/>
+                <w:sz w:val="24"/>
+              </w:rPr>
+            </w:pPr>
+          </w:p>
+          <w:p>
+            <w:pPr>
+              <w:rPr>
+                <w:rFonts w:ascii="宋体" w:hAnsi="宋体" w:hint="eastAsia"/>
+                <w:sz w:val="24"/>
+              </w:rPr>
+            </w:pPr>
+            <w:r>
+              <w:rPr>
+                <w:rFonts w:ascii="宋体" w:hAnsi="宋体" w:hint="eastAsia"/>
+                <w:sz w:val="24"/>
+              </w:rPr>
+              <w:t>实习内容</w:t>
+            </w:r>
+          </w:p>
+        </w:tc>
+        <w:tc>
+          <w:tcPr>
+            <w:tcW w:w="8364" w:type="dxa"/>
+            <w:gridSpan w:val="8"/>
+          </w:tcPr>
+          <w:p>
+            <w:pPr>
+              <w:rPr>
+                <w:rFonts w:ascii="宋体" w:hAnsi="宋体" w:hint="eastAsia"/>
+                <w:sz w:val="24"/>
+              </w:rPr>
+            </w:pPr>
+            <w:r>
+              <w:rPr>
+                <w:rFonts w:ascii="宋体" w:hAnsi="宋体"/>
+                <w:sz w:val="24"/>
+              </w:rPr>
+              <w:t xml:space="preserve">  </w:t>
+            </w:r>
+            <w:r>
+              <w:rPr>
+                <w:rFonts w:ascii="宋体" w:hAnsi="宋体"/>
+                <w:b/>
+                <w:bCs/>
+                <w:sz w:val="24"/>
+              </w:rPr>
+              <w:t>OTA 远程升级测试</w:t>
+            </w:r>
+            <w:r>
+              <w:rPr>
+                <w:rFonts w:ascii="宋体" w:hAnsi="宋体"/>
+                <w:sz w:val="24"/>
+              </w:rPr>
+              <w:t>：验证固件的远程分发与更新流程。重点测试 Bootloader 在接收到新固件后的校验（如 CRC32 或 MD5）、Flash 分区搬运以及升级失败后的回滚（Rollback）机制，确保更新过程万无一失。</w:t>
+            </w:r>
+          </w:p>
+          <w:p>
+            <w:pPr>
+              <w:rPr>
+                <w:rFonts w:ascii="宋体" w:hAnsi="宋体" w:hint="eastAsia"/>
+                <w:sz w:val="24"/>
+              </w:rPr>
+            </w:pPr>
+            <w:r>
+              <w:rPr>
+                <w:rFonts w:ascii="宋体" w:hAnsi="宋体"/>
+                <w:sz w:val="24"/>
+              </w:rPr>
+              <w:t xml:space="preserve">  </w:t>
+            </w:r>
+            <w:r>
+              <w:rPr>
+                <w:rFonts w:ascii="宋体" w:hAnsi="宋体"/>
+                <w:b/>
+                <w:bCs/>
+                <w:sz w:val="24"/>
+              </w:rPr>
+              <w:t>整机回归测试</w:t>
+            </w:r>
+            <w:r>
+              <w:rPr>
+                <w:rFonts w:ascii="宋体" w:hAnsi="宋体"/>
+                <w:sz w:val="24"/>
+              </w:rPr>
+              <w:t>：对前七周调试的所有功能进行最后一次全流程回归测试，模拟用户真实使用场景进行长时间运行，确认无内存泄露或偶发死机。</w:t>
+            </w:r>
+          </w:p>
+          <w:p>
+            <w:pPr>
+              <w:rPr>
+                <w:rFonts w:ascii="宋体" w:hAnsi="宋体" w:hint="eastAsia"/>
+                <w:sz w:val="24"/>
+              </w:rPr>
+            </w:pPr>
+            <w:r>
+              <w:rPr>
+                <w:rFonts w:ascii="宋体" w:hAnsi="宋体"/>
+                <w:sz w:val="24"/>
+              </w:rPr>
+              <w:t xml:space="preserve">  </w:t>
+            </w:r>
+            <w:r>
+              <w:rPr>
+                <w:rFonts w:ascii="宋体" w:hAnsi="宋体"/>
+                <w:b/>
+                <w:bCs/>
+                <w:sz w:val="24"/>
+              </w:rPr>
+              <w:t>技术文档归档</w:t>
+            </w:r>
+            <w:r>
+              <w:rPr>
+                <w:rFonts w:ascii="宋体" w:hAnsi="宋体"/>
+                <w:sz w:val="24"/>
+              </w:rPr>
+              <w:t>：整理并提交实习期间负责的所有模块代码、调试笔记以及《接口定义文档（API）》，协助团队完善项目的 Wiki 知识库。</w:t>
+            </w:r>
+          </w:p>
+          <w:p>
+            <w:pPr>
+              <w:rPr>
+                <w:rFonts w:ascii="宋体" w:hAnsi="宋体" w:hint="eastAsia"/>
+                <w:sz w:val="24"/>
+              </w:rPr>
+            </w:pPr>
+            <w:r>
+              <w:rPr>
+                <w:rFonts w:ascii="宋体" w:hAnsi="宋体"/>
+                <w:sz w:val="24"/>
+              </w:rPr>
+              <w:t xml:space="preserve">  </w:t>
+            </w:r>
+            <w:r>
+              <w:rPr>
+                <w:rFonts w:ascii="宋体" w:hAnsi="宋体"/>
+                <w:b/>
+                <w:bCs/>
+                <w:sz w:val="24"/>
+              </w:rPr>
+              <w:t>实习交接与结项</w:t>
+            </w:r>
+            <w:r>
+              <w:rPr>
+                <w:rFonts w:ascii="宋体" w:hAnsi="宋体"/>
+                <w:sz w:val="24"/>
+              </w:rPr>
+              <w:t>：清理实验台位，将调试用的硬件板卡、示波器探头等归位，并向导师汇报实习成果。</w:t>
+            </w:r>
+          </w:p>
+        </w:tc>
+      </w:tr>
+      <w:tr>
+        <w:trPr>
+          <w:trHeight w:val="1872"/>
+        </w:trPr>
+        <w:tc>
+          <w:tcPr>
+            <w:tcW w:w="426" w:type="dxa"/>
+          </w:tcPr>
+          <w:p>
+            <w:pPr>
+              <w:rPr>
+                <w:rFonts w:ascii="宋体" w:hAnsi="宋体" w:hint="eastAsia"/>
+                <w:sz w:val="24"/>
+              </w:rPr>
+            </w:pPr>
+          </w:p>
+          <w:p>
+            <w:pPr>
+              <w:rPr>
+                <w:rFonts w:ascii="宋体" w:hAnsi="宋体" w:hint="eastAsia"/>
+                <w:sz w:val="24"/>
+              </w:rPr>
+            </w:pPr>
+          </w:p>
+          <w:p>
+            <w:pPr>
+              <w:rPr>
+                <w:rFonts w:ascii="宋体" w:hAnsi="宋体" w:hint="eastAsia"/>
+                <w:sz w:val="24"/>
+              </w:rPr>
+            </w:pPr>
+            <w:r>
+              <w:rPr>
+                <w:rFonts w:ascii="宋体" w:hAnsi="宋体" w:hint="eastAsia"/>
+                <w:sz w:val="24"/>
+              </w:rPr>
+              <w:t>实习收获或心得</w:t>
+            </w:r>
+          </w:p>
+        </w:tc>
+        <w:tc>
+          <w:tcPr>
+            <w:tcW w:w="8364" w:type="dxa"/>
+            <w:gridSpan w:val="8"/>
+          </w:tcPr>
+          <w:p>
+            <w:pPr>
+              <w:rPr>
+                <w:rFonts w:ascii="宋体" w:hAnsi="宋体" w:hint="eastAsia"/>
+                <w:sz w:val="24"/>
+              </w:rPr>
+            </w:pPr>
+            <w:r>
+              <w:rPr>
+                <w:rFonts w:ascii="宋体" w:hAnsi="宋体"/>
+                <w:sz w:val="24"/>
+              </w:rPr>
+              <w:t xml:space="preserve">  </w:t>
+            </w:r>
+            <w:r>
+              <w:rPr>
+                <w:rFonts w:ascii="宋体" w:hAnsi="宋体"/>
+                <w:b/>
+                <w:bCs/>
+                <w:sz w:val="24"/>
+              </w:rPr>
+              <w:t>问题</w:t>
+            </w:r>
+            <w:r>
+              <w:rPr>
+                <w:rFonts w:ascii="宋体" w:hAnsi="宋体"/>
+                <w:sz w:val="24"/>
+              </w:rPr>
+              <w:t>：在进行 OTA 压力测试时，发现如果设备在 Flash 擦写过程中突然断电，重启后程序会卡死在 Bootloader 阶段，无法进入 APP。</w:t>
+            </w:r>
+          </w:p>
+          <w:p>
+            <w:pPr>
+              <w:rPr>
+                <w:rFonts w:ascii="宋体" w:hAnsi="宋体" w:hint="eastAsia"/>
+                <w:sz w:val="24"/>
+              </w:rPr>
+            </w:pPr>
+            <w:r>
+              <w:rPr>
+                <w:rFonts w:ascii="宋体" w:hAnsi="宋体"/>
+                <w:sz w:val="24"/>
+              </w:rPr>
+              <w:t xml:space="preserve">  </w:t>
+            </w:r>
+            <w:r>
+              <w:rPr>
+                <w:rFonts w:ascii="宋体" w:hAnsi="宋体"/>
+                <w:b/>
+                <w:bCs/>
+                <w:sz w:val="24"/>
+              </w:rPr>
+              <w:t>解决办法</w:t>
+            </w:r>
+            <w:r>
+              <w:rPr>
+                <w:rFonts w:ascii="宋体" w:hAnsi="宋体"/>
+                <w:sz w:val="24"/>
+              </w:rPr>
+              <w:t>：</w:t>
+            </w:r>
+          </w:p>
+          <w:p>
+            <w:pPr>
+              <w:numPr>
+                <w:ilvl w:val="0"/>
+                <w:numId w:val="7"/>
+              </w:numPr>
+              <w:rPr>
+                <w:rFonts w:ascii="宋体" w:hAnsi="宋体" w:hint="eastAsia"/>
+                <w:sz w:val="24"/>
+              </w:rPr>
+            </w:pPr>
+            <w:r>
+              <w:rPr>
+                <w:rFonts w:ascii="宋体" w:hAnsi="宋体"/>
+                <w:sz w:val="24"/>
+              </w:rPr>
+              <w:t>引入了</w:t>
+            </w:r>
+            <w:r>
+              <w:rPr>
+                <w:rFonts w:ascii="宋体" w:hAnsi="宋体"/>
+                <w:b/>
+                <w:bCs/>
+                <w:sz w:val="24"/>
+              </w:rPr>
+              <w:t>双分区（A/B 分区）备份机制</w:t>
+            </w:r>
+            <w:r>
+              <w:rPr>
+                <w:rFonts w:ascii="宋体" w:hAnsi="宋体"/>
+                <w:sz w:val="24"/>
+              </w:rPr>
+              <w:t>。在 Bootloader 中增加标志位校验，只有当新固件完整写入并校验通过后，才修改启动标志。</w:t>
+            </w:r>
+          </w:p>
+          <w:p>
+            <w:pPr>
+              <w:numPr>
+                <w:ilvl w:val="0"/>
+                <w:numId w:val="7"/>
+              </w:numPr>
+              <w:rPr>
+                <w:rFonts w:ascii="宋体" w:hAnsi="宋体" w:hint="eastAsia"/>
+                <w:sz w:val="24"/>
+              </w:rPr>
+            </w:pPr>
+            <w:r>
+              <w:rPr>
+                <w:rFonts w:ascii="宋体" w:hAnsi="宋体"/>
+                <w:sz w:val="24"/>
+              </w:rPr>
+              <w:t>如果校验失败或写入中断，系统将自动跳</w:t>
+            </w:r>
+            <w:proofErr w:type="gramStart"/>
+            <w:r>
+              <w:rPr>
+                <w:rFonts w:ascii="宋体" w:hAnsi="宋体"/>
+                <w:sz w:val="24"/>
+              </w:rPr>
+              <w:t>转回旧</w:t>
+            </w:r>
+            <w:proofErr w:type="gramEnd"/>
+            <w:r>
+              <w:rPr>
+                <w:rFonts w:ascii="宋体" w:hAnsi="宋体"/>
+                <w:sz w:val="24"/>
+              </w:rPr>
+              <w:t>版本的运行分区，从而实现了“断电保护”，确保了设备永远不会变“砖”。</w:t>
+            </w:r>
+          </w:p>
+        </w:tc>
+      </w:tr>
+      <w:tr>
+        <w:trPr>
+          <w:trHeight w:val="1872"/>
+        </w:trPr>
+        <w:tc>
+          <w:tcPr>
+            <w:tcW w:w="426" w:type="dxa"/>
+          </w:tcPr>
+          <w:p>
+            <w:pPr>
+              <w:rPr>
+                <w:rFonts w:ascii="宋体" w:hAnsi="宋体" w:hint="eastAsia"/>
+                <w:sz w:val="24"/>
+              </w:rPr>
+            </w:pPr>
+            <w:r>
+              <w:rPr>
+                <w:rFonts w:ascii="宋体" w:hAnsi="宋体" w:hint="eastAsia"/>
+                <w:sz w:val="24"/>
+              </w:rPr>
+              <w:t>出现的问题及解决办法</w:t>
+            </w:r>
+          </w:p>
+        </w:tc>
+        <w:tc>
+          <w:tcPr>
+            <w:tcW w:w="8364" w:type="dxa"/>
+            <w:gridSpan w:val="8"/>
+          </w:tcPr>
+          <w:p>
+            <w:pPr>
+              <w:rPr>
+                <w:rFonts w:ascii="宋体" w:hAnsi="宋体" w:hint="eastAsia"/>
+                <w:sz w:val="24"/>
+              </w:rPr>
+            </w:pPr>
+            <w:r>
+              <w:rPr>
+                <w:rFonts w:ascii="宋体" w:hAnsi="宋体"/>
+                <w:sz w:val="24"/>
+              </w:rPr>
+              <w:t>最后一周的工作让我认识到“行百里者半九十”。功能实现只是基础，产品能否经受</w:t>
+            </w:r>
+            <w:proofErr w:type="gramStart"/>
+            <w:r>
+              <w:rPr>
+                <w:rFonts w:ascii="宋体" w:hAnsi="宋体"/>
+                <w:sz w:val="24"/>
+              </w:rPr>
+              <w:t>住真实</w:t>
+            </w:r>
+            <w:proofErr w:type="gramEnd"/>
+            <w:r>
+              <w:rPr>
+                <w:rFonts w:ascii="宋体" w:hAnsi="宋体"/>
+                <w:sz w:val="24"/>
+              </w:rPr>
+              <w:t>环境的考验（如断电、网络极差）才是衡量一个工程师水平的标准。通过八周的实习，我不仅掌握了 STM32/ESP32 的底层调试技巧，更重要的是建立了一套从环境搭建到 Bug 排查，再到风险预防的工程化思维。这段经历让我对</w:t>
+            </w:r>
+            <w:proofErr w:type="gramStart"/>
+            <w:r>
+              <w:rPr>
+                <w:rFonts w:ascii="宋体" w:hAnsi="宋体"/>
+                <w:sz w:val="24"/>
+              </w:rPr>
+              <w:t>嵌入式行业</w:t>
+            </w:r>
+            <w:proofErr w:type="gramEnd"/>
+            <w:r>
+              <w:rPr>
+                <w:rFonts w:ascii="宋体" w:hAnsi="宋体"/>
+                <w:sz w:val="24"/>
+              </w:rPr>
+              <w:t>有了更深的热爱和底气。</w:t>
+            </w:r>
+          </w:p>
+        </w:tc>
+      </w:tr>
+      <w:tr>
+        <w:trPr>
+          <w:trHeight w:val="863"/>
+        </w:trPr>
+        <w:tc>
+          <w:tcPr>
+            <w:tcW w:w="426" w:type="dxa"/>
+          </w:tcPr>
+          <w:p>
+            <w:pPr>
+              <w:rPr>
+                <w:rFonts w:ascii="宋体" w:hAnsi="宋体" w:hint="eastAsia"/>
+                <w:sz w:val="24"/>
+              </w:rPr>
+            </w:pPr>
+          </w:p>
+          <w:p>
+            <w:pPr>
+              <w:rPr>
+                <w:rFonts w:ascii="宋体" w:hAnsi="宋体" w:hint="eastAsia"/>
+                <w:sz w:val="24"/>
+              </w:rPr>
+            </w:pPr>
+          </w:p>
+          <w:p>
+            <w:pPr>
+              <w:rPr>
+                <w:rFonts w:ascii="宋体" w:hAnsi="宋体" w:hint="eastAsia"/>
+                <w:sz w:val="24"/>
+              </w:rPr>
+            </w:pPr>
+            <w:r>
+              <w:rPr>
+                <w:rFonts w:ascii="宋体" w:hAnsi="宋体" w:hint="eastAsia"/>
+                <w:sz w:val="24"/>
+              </w:rPr>
+              <w:t>其它</w:t>
+            </w:r>
+          </w:p>
+        </w:tc>
+        <w:tc>
+          <w:tcPr>
+            <w:tcW w:w="8364" w:type="dxa"/>
+            <w:gridSpan w:val="8"/>
+          </w:tcPr>
+          <w:p>
+            <w:pPr>
+              <w:rPr>
+                <w:rFonts w:ascii="宋体" w:hAnsi="宋体" w:hint="eastAsia"/>
+                <w:sz w:val="24"/>
+              </w:rPr>
+            </w:pPr>
+            <w:r>
+              <w:rPr>
+                <w:rFonts w:ascii="宋体" w:hAnsi="宋体"/>
+                <w:sz w:val="24"/>
+              </w:rPr>
+              <w:t>撰写了个人实习总结报告，并与部门主管进行了面谈，获得了关于未来职业规划的建议。感谢导师在实习期间对我在底层驱动开发和硬件排障方面的悉心指导。</w:t>
+            </w:r>
+          </w:p>
+        </w:tc>
+      </w:tr>
+      <w:tr>
+        <w:trPr>
+          <w:trHeight w:val="543"/>
+        </w:trPr>
+        <w:tc>
+          <w:tcPr>
+            <w:tcW w:w="3120" w:type="dxa"/>
+            <w:gridSpan w:val="4"/>
+            <w:vAlign w:val="center"/>
+          </w:tcPr>
+          <w:p>
+            <w:pPr>
+              <w:jc w:val="center"/>
+              <w:rPr>
+                <w:rFonts w:ascii="宋体" w:hAnsi="宋体" w:hint="eastAsia"/>
+                <w:sz w:val="24"/>
+              </w:rPr>
+            </w:pPr>
+            <w:r>
+              <w:rPr>
+                <w:rFonts w:ascii="宋体" w:hAnsi="宋体" w:hint="eastAsia"/>
+                <w:sz w:val="24"/>
+              </w:rPr>
+              <w:t>本周出勤  7  天</w:t>
+            </w:r>
+          </w:p>
+        </w:tc>
+        <w:tc>
+          <w:tcPr>
+            <w:tcW w:w="2551" w:type="dxa"/>
+            <w:gridSpan w:val="4"/>
+            <w:vAlign w:val="center"/>
+          </w:tcPr>
+          <w:p>
+            <w:pPr>
+              <w:jc w:val="center"/>
+              <w:rPr>
+                <w:rFonts w:ascii="宋体" w:hAnsi="宋体" w:hint="eastAsia"/>
+                <w:sz w:val="24"/>
+              </w:rPr>
+            </w:pPr>
+            <w:r>
+              <w:rPr>
+                <w:rFonts w:ascii="宋体" w:hAnsi="宋体" w:hint="eastAsia"/>
+                <w:sz w:val="24"/>
+              </w:rPr>
+              <w:t>请假  0 天</w:t>
+            </w:r>
+          </w:p>
+        </w:tc>
+        <w:tc>
+          <w:tcPr>
+            <w:tcW w:w="3119" w:type="dxa"/>
+            <w:vAlign w:val="center"/>
+          </w:tcPr>
+          <w:p>
+            <w:pPr>
+              <w:jc w:val="center"/>
+              <w:rPr>
+                <w:rFonts w:ascii="宋体" w:hAnsi="宋体" w:hint="eastAsia"/>
+                <w:sz w:val="24"/>
+              </w:rPr>
+            </w:pPr>
+            <w:r>
+              <w:rPr>
+                <w:rFonts w:ascii="宋体" w:hAnsi="宋体" w:hint="eastAsia"/>
+                <w:sz w:val="24"/>
+              </w:rPr>
+              <w:t>旷工  0   天</w:t>
+            </w:r>
+          </w:p>
+        </w:tc>
+      </w:tr>
+      <w:tr>
+        <w:trPr>
+          <w:trHeight w:val="697"/>
+        </w:trPr>
+        <w:tc>
+          <w:tcPr>
+            <w:tcW w:w="3828" w:type="dxa"/>
+            <w:gridSpan w:val="5"/>
+            <w:vAlign w:val="center"/>
+          </w:tcPr>
+          <w:p>
+            <w:pPr>
+              <w:rPr>
+                <w:rFonts w:ascii="宋体" w:hAnsi="宋体" w:hint="eastAsia"/>
+                <w:sz w:val="24"/>
+              </w:rPr>
+            </w:pPr>
+            <w:r>
+              <w:rPr>
+                <w:rFonts w:ascii="宋体" w:hAnsi="宋体" w:hint="eastAsia"/>
+                <w:sz w:val="24"/>
+              </w:rPr>
+              <w:t>学校指导老师签名：</w:t>
+            </w:r>
+          </w:p>
+        </w:tc>
+        <w:tc>
+          <w:tcPr>
+            <w:tcW w:w="4962" w:type="dxa"/>
+            <w:gridSpan w:val="4"/>
+            <w:vAlign w:val="center"/>
+          </w:tcPr>
+          <w:p>
+            <w:pPr>
+              <w:rPr>
+                <w:rFonts w:ascii="宋体" w:hAnsi="宋体" w:hint="eastAsia"/>
+                <w:sz w:val="24"/>
+              </w:rPr>
+            </w:pPr>
+            <w:r>
+              <w:rPr>
+                <w:rFonts w:ascii="宋体" w:hAnsi="宋体" w:hint="eastAsia"/>
+                <w:sz w:val="24"/>
+              </w:rPr>
+              <w:t>实习单位指导老师签名：</w:t>
+            </w:r>
+          </w:p>
+        </w:tc>
+      </w:tr>
+    </w:tbl>
+    <w:p/>
+    <w:p/>
+    <w:p>
+      <w:pPr>
+        <w:tabs>
+          <w:tab w:val="left" w:pos="550"/>
+        </w:tabs>
       </w:pPr>
     </w:p>
     <w:sectPr>
-      <w:footerReference w:type="even" r:id="rId7"/>
-      <w:footerReference w:type="default" r:id="rId8"/>
+      <w:footerReference w:type="even" r:id="rId8"/>
+      <w:footerReference w:type="default" r:id="rId9"/>
       <w:pgSz w:w="11906" w:h="16838"/>
       <w:pgMar w:top="1474" w:right="1474" w:bottom="1418" w:left="1588" w:header="851" w:footer="992" w:gutter="0"/>
       <w:cols w:space="720"/>
@@ -1730,6 +7713,823 @@
     </w:p>
   </w:footnote>
 </w:footnotes>
+</file>
+
+<file path=word/numbering.xml><?xml version="1.0" encoding="utf-8"?>
+<w:numbering xmlns:wpc="http://schemas.microsoft.com/office/word/2010/wordprocessingCanvas" xmlns:cx="http://schemas.microsoft.com/office/drawing/2014/chartex" xmlns:cx1="http://schemas.microsoft.com/office/drawing/2015/9/8/chartex" xmlns:cx2="http://schemas.microsoft.com/office/drawing/2015/10/21/chartex" xmlns:cx3="http://schemas.microsoft.com/office/drawing/2016/5/9/chartex" xmlns:cx4="http://schemas.microsoft.com/office/drawing/2016/5/10/chartex" xmlns:cx5="http://schemas.microsoft.com/office/drawing/2016/5/11/chartex" xmlns:cx6="http://schemas.microsoft.com/office/drawing/2016/5/12/chartex" xmlns:cx7="http://schemas.microsoft.com/office/drawing/2016/5/13/chartex" xmlns:cx8="http://schemas.microsoft.com/office/drawing/2016/5/14/chartex" xmlns:mc="http://schemas.openxmlformats.org/markup-compatibility/2006" xmlns:aink="http://schemas.microsoft.com/office/drawing/2016/ink" xmlns:am3d="http://schemas.microsoft.com/office/drawing/2017/model3d" xmlns:o="urn:schemas-microsoft-com:office:office" xmlns:oel="http://schemas.microsoft.com/office/2019/extlst" xmlns:r="http://schemas.openxmlformats.org/officeDocument/2006/relationships" xmlns:m="http://schemas.openxmlformats.org/officeDocument/2006/math" xmlns:v="urn:schemas-microsoft-com:vml" xmlns:wp14="http://schemas.microsoft.com/office/word/2010/wordprocessingDrawing" xmlns:wp="http://schemas.openxmlformats.org/drawingml/2006/wordprocessingDrawing" xmlns:w10="urn:schemas-microsoft-com:office:word" xmlns:w="http://schemas.openxmlformats.org/wordprocessingml/2006/main" xmlns:w14="http://schemas.microsoft.com/office/word/2010/wordml" xmlns:w15="http://schemas.microsoft.com/office/word/2012/wordml" xmlns:w16cex="http://schemas.microsoft.com/office/word/2018/wordml/cex" xmlns:w16cid="http://schemas.microsoft.com/office/word/2016/wordml/cid" xmlns:w16="http://schemas.microsoft.com/office/word/2018/wordml" xmlns:w16du="http://schemas.microsoft.com/office/word/2023/wordml/word16du" xmlns:w16sdtdh="http://schemas.microsoft.com/office/word/2020/wordml/sdtdatahash" xmlns:w16sdtfl="http://schemas.microsoft.com/office/word/2024/wordml/sdtformatlock" xmlns:w16se="http://schemas.microsoft.com/office/word/2015/wordml/symex" xmlns:wpg="http://schemas.microsoft.com/office/word/2010/wordprocessingGroup" xmlns:wpi="http://schemas.microsoft.com/office/word/2010/wordprocessingInk" xmlns:wne="http://schemas.microsoft.com/office/word/2006/wordml" xmlns:wps="http://schemas.microsoft.com/office/word/2010/wordprocessingShape" mc:Ignorable="w14 w15 w16se w16cid w16 w16cex w16sdtdh w16sdtfl w16du wp14">
+  <w:abstractNum w:abstractNumId="0" w15:restartNumberingAfterBreak="0">
+    <w:nsid w:val="091B14C5"/>
+    <w:multiLevelType w:val="multilevel"/>
+    <w:tmpl w:val="FDB0EEF4"/>
+    <w:lvl w:ilvl="0">
+      <w:start w:val="1"/>
+      <w:numFmt w:val="decimal"/>
+      <w:lvlText w:val="%1."/>
+      <w:lvlJc w:val="left"/>
+      <w:pPr>
+        <w:tabs>
+          <w:tab w:val="num" w:pos="720"/>
+        </w:tabs>
+        <w:ind w:left="720" w:hanging="360"/>
+      </w:pPr>
+    </w:lvl>
+    <w:lvl w:ilvl="1" w:tentative="1">
+      <w:start w:val="1"/>
+      <w:numFmt w:val="decimal"/>
+      <w:lvlText w:val="%2."/>
+      <w:lvlJc w:val="left"/>
+      <w:pPr>
+        <w:tabs>
+          <w:tab w:val="num" w:pos="1440"/>
+        </w:tabs>
+        <w:ind w:left="1440" w:hanging="360"/>
+      </w:pPr>
+    </w:lvl>
+    <w:lvl w:ilvl="2" w:tentative="1">
+      <w:start w:val="1"/>
+      <w:numFmt w:val="decimal"/>
+      <w:lvlText w:val="%3."/>
+      <w:lvlJc w:val="left"/>
+      <w:pPr>
+        <w:tabs>
+          <w:tab w:val="num" w:pos="2160"/>
+        </w:tabs>
+        <w:ind w:left="2160" w:hanging="360"/>
+      </w:pPr>
+    </w:lvl>
+    <w:lvl w:ilvl="3" w:tentative="1">
+      <w:start w:val="1"/>
+      <w:numFmt w:val="decimal"/>
+      <w:lvlText w:val="%4."/>
+      <w:lvlJc w:val="left"/>
+      <w:pPr>
+        <w:tabs>
+          <w:tab w:val="num" w:pos="2880"/>
+        </w:tabs>
+        <w:ind w:left="2880" w:hanging="360"/>
+      </w:pPr>
+    </w:lvl>
+    <w:lvl w:ilvl="4" w:tentative="1">
+      <w:start w:val="1"/>
+      <w:numFmt w:val="decimal"/>
+      <w:lvlText w:val="%5."/>
+      <w:lvlJc w:val="left"/>
+      <w:pPr>
+        <w:tabs>
+          <w:tab w:val="num" w:pos="3600"/>
+        </w:tabs>
+        <w:ind w:left="3600" w:hanging="360"/>
+      </w:pPr>
+    </w:lvl>
+    <w:lvl w:ilvl="5" w:tentative="1">
+      <w:start w:val="1"/>
+      <w:numFmt w:val="decimal"/>
+      <w:lvlText w:val="%6."/>
+      <w:lvlJc w:val="left"/>
+      <w:pPr>
+        <w:tabs>
+          <w:tab w:val="num" w:pos="4320"/>
+        </w:tabs>
+        <w:ind w:left="4320" w:hanging="360"/>
+      </w:pPr>
+    </w:lvl>
+    <w:lvl w:ilvl="6" w:tentative="1">
+      <w:start w:val="1"/>
+      <w:numFmt w:val="decimal"/>
+      <w:lvlText w:val="%7."/>
+      <w:lvlJc w:val="left"/>
+      <w:pPr>
+        <w:tabs>
+          <w:tab w:val="num" w:pos="5040"/>
+        </w:tabs>
+        <w:ind w:left="5040" w:hanging="360"/>
+      </w:pPr>
+    </w:lvl>
+    <w:lvl w:ilvl="7" w:tentative="1">
+      <w:start w:val="1"/>
+      <w:numFmt w:val="decimal"/>
+      <w:lvlText w:val="%8."/>
+      <w:lvlJc w:val="left"/>
+      <w:pPr>
+        <w:tabs>
+          <w:tab w:val="num" w:pos="5760"/>
+        </w:tabs>
+        <w:ind w:left="5760" w:hanging="360"/>
+      </w:pPr>
+    </w:lvl>
+    <w:lvl w:ilvl="8" w:tentative="1">
+      <w:start w:val="1"/>
+      <w:numFmt w:val="decimal"/>
+      <w:lvlText w:val="%9."/>
+      <w:lvlJc w:val="left"/>
+      <w:pPr>
+        <w:tabs>
+          <w:tab w:val="num" w:pos="6480"/>
+        </w:tabs>
+        <w:ind w:left="6480" w:hanging="360"/>
+      </w:pPr>
+    </w:lvl>
+  </w:abstractNum>
+  <w:abstractNum w:abstractNumId="1" w15:restartNumberingAfterBreak="0">
+    <w:nsid w:val="26B52360"/>
+    <w:multiLevelType w:val="multilevel"/>
+    <w:tmpl w:val="98EADBDA"/>
+    <w:lvl w:ilvl="0">
+      <w:start w:val="1"/>
+      <w:numFmt w:val="decimal"/>
+      <w:lvlText w:val="%1."/>
+      <w:lvlJc w:val="left"/>
+      <w:pPr>
+        <w:tabs>
+          <w:tab w:val="num" w:pos="720"/>
+        </w:tabs>
+        <w:ind w:left="720" w:hanging="360"/>
+      </w:pPr>
+    </w:lvl>
+    <w:lvl w:ilvl="1" w:tentative="1">
+      <w:start w:val="1"/>
+      <w:numFmt w:val="decimal"/>
+      <w:lvlText w:val="%2."/>
+      <w:lvlJc w:val="left"/>
+      <w:pPr>
+        <w:tabs>
+          <w:tab w:val="num" w:pos="1440"/>
+        </w:tabs>
+        <w:ind w:left="1440" w:hanging="360"/>
+      </w:pPr>
+    </w:lvl>
+    <w:lvl w:ilvl="2" w:tentative="1">
+      <w:start w:val="1"/>
+      <w:numFmt w:val="decimal"/>
+      <w:lvlText w:val="%3."/>
+      <w:lvlJc w:val="left"/>
+      <w:pPr>
+        <w:tabs>
+          <w:tab w:val="num" w:pos="2160"/>
+        </w:tabs>
+        <w:ind w:left="2160" w:hanging="360"/>
+      </w:pPr>
+    </w:lvl>
+    <w:lvl w:ilvl="3" w:tentative="1">
+      <w:start w:val="1"/>
+      <w:numFmt w:val="decimal"/>
+      <w:lvlText w:val="%4."/>
+      <w:lvlJc w:val="left"/>
+      <w:pPr>
+        <w:tabs>
+          <w:tab w:val="num" w:pos="2880"/>
+        </w:tabs>
+        <w:ind w:left="2880" w:hanging="360"/>
+      </w:pPr>
+    </w:lvl>
+    <w:lvl w:ilvl="4" w:tentative="1">
+      <w:start w:val="1"/>
+      <w:numFmt w:val="decimal"/>
+      <w:lvlText w:val="%5."/>
+      <w:lvlJc w:val="left"/>
+      <w:pPr>
+        <w:tabs>
+          <w:tab w:val="num" w:pos="3600"/>
+        </w:tabs>
+        <w:ind w:left="3600" w:hanging="360"/>
+      </w:pPr>
+    </w:lvl>
+    <w:lvl w:ilvl="5" w:tentative="1">
+      <w:start w:val="1"/>
+      <w:numFmt w:val="decimal"/>
+      <w:lvlText w:val="%6."/>
+      <w:lvlJc w:val="left"/>
+      <w:pPr>
+        <w:tabs>
+          <w:tab w:val="num" w:pos="4320"/>
+        </w:tabs>
+        <w:ind w:left="4320" w:hanging="360"/>
+      </w:pPr>
+    </w:lvl>
+    <w:lvl w:ilvl="6" w:tentative="1">
+      <w:start w:val="1"/>
+      <w:numFmt w:val="decimal"/>
+      <w:lvlText w:val="%7."/>
+      <w:lvlJc w:val="left"/>
+      <w:pPr>
+        <w:tabs>
+          <w:tab w:val="num" w:pos="5040"/>
+        </w:tabs>
+        <w:ind w:left="5040" w:hanging="360"/>
+      </w:pPr>
+    </w:lvl>
+    <w:lvl w:ilvl="7" w:tentative="1">
+      <w:start w:val="1"/>
+      <w:numFmt w:val="decimal"/>
+      <w:lvlText w:val="%8."/>
+      <w:lvlJc w:val="left"/>
+      <w:pPr>
+        <w:tabs>
+          <w:tab w:val="num" w:pos="5760"/>
+        </w:tabs>
+        <w:ind w:left="5760" w:hanging="360"/>
+      </w:pPr>
+    </w:lvl>
+    <w:lvl w:ilvl="8" w:tentative="1">
+      <w:start w:val="1"/>
+      <w:numFmt w:val="decimal"/>
+      <w:lvlText w:val="%9."/>
+      <w:lvlJc w:val="left"/>
+      <w:pPr>
+        <w:tabs>
+          <w:tab w:val="num" w:pos="6480"/>
+        </w:tabs>
+        <w:ind w:left="6480" w:hanging="360"/>
+      </w:pPr>
+    </w:lvl>
+  </w:abstractNum>
+  <w:abstractNum w:abstractNumId="2" w15:restartNumberingAfterBreak="0">
+    <w:nsid w:val="2BCC5ED4"/>
+    <w:multiLevelType w:val="multilevel"/>
+    <w:tmpl w:val="8676E5C4"/>
+    <w:lvl w:ilvl="0">
+      <w:start w:val="1"/>
+      <w:numFmt w:val="decimal"/>
+      <w:lvlText w:val="%1."/>
+      <w:lvlJc w:val="left"/>
+      <w:pPr>
+        <w:tabs>
+          <w:tab w:val="num" w:pos="720"/>
+        </w:tabs>
+        <w:ind w:left="720" w:hanging="360"/>
+      </w:pPr>
+    </w:lvl>
+    <w:lvl w:ilvl="1" w:tentative="1">
+      <w:start w:val="1"/>
+      <w:numFmt w:val="decimal"/>
+      <w:lvlText w:val="%2."/>
+      <w:lvlJc w:val="left"/>
+      <w:pPr>
+        <w:tabs>
+          <w:tab w:val="num" w:pos="1440"/>
+        </w:tabs>
+        <w:ind w:left="1440" w:hanging="360"/>
+      </w:pPr>
+    </w:lvl>
+    <w:lvl w:ilvl="2" w:tentative="1">
+      <w:start w:val="1"/>
+      <w:numFmt w:val="decimal"/>
+      <w:lvlText w:val="%3."/>
+      <w:lvlJc w:val="left"/>
+      <w:pPr>
+        <w:tabs>
+          <w:tab w:val="num" w:pos="2160"/>
+        </w:tabs>
+        <w:ind w:left="2160" w:hanging="360"/>
+      </w:pPr>
+    </w:lvl>
+    <w:lvl w:ilvl="3" w:tentative="1">
+      <w:start w:val="1"/>
+      <w:numFmt w:val="decimal"/>
+      <w:lvlText w:val="%4."/>
+      <w:lvlJc w:val="left"/>
+      <w:pPr>
+        <w:tabs>
+          <w:tab w:val="num" w:pos="2880"/>
+        </w:tabs>
+        <w:ind w:left="2880" w:hanging="360"/>
+      </w:pPr>
+    </w:lvl>
+    <w:lvl w:ilvl="4" w:tentative="1">
+      <w:start w:val="1"/>
+      <w:numFmt w:val="decimal"/>
+      <w:lvlText w:val="%5."/>
+      <w:lvlJc w:val="left"/>
+      <w:pPr>
+        <w:tabs>
+          <w:tab w:val="num" w:pos="3600"/>
+        </w:tabs>
+        <w:ind w:left="3600" w:hanging="360"/>
+      </w:pPr>
+    </w:lvl>
+    <w:lvl w:ilvl="5" w:tentative="1">
+      <w:start w:val="1"/>
+      <w:numFmt w:val="decimal"/>
+      <w:lvlText w:val="%6."/>
+      <w:lvlJc w:val="left"/>
+      <w:pPr>
+        <w:tabs>
+          <w:tab w:val="num" w:pos="4320"/>
+        </w:tabs>
+        <w:ind w:left="4320" w:hanging="360"/>
+      </w:pPr>
+    </w:lvl>
+    <w:lvl w:ilvl="6" w:tentative="1">
+      <w:start w:val="1"/>
+      <w:numFmt w:val="decimal"/>
+      <w:lvlText w:val="%7."/>
+      <w:lvlJc w:val="left"/>
+      <w:pPr>
+        <w:tabs>
+          <w:tab w:val="num" w:pos="5040"/>
+        </w:tabs>
+        <w:ind w:left="5040" w:hanging="360"/>
+      </w:pPr>
+    </w:lvl>
+    <w:lvl w:ilvl="7" w:tentative="1">
+      <w:start w:val="1"/>
+      <w:numFmt w:val="decimal"/>
+      <w:lvlText w:val="%8."/>
+      <w:lvlJc w:val="left"/>
+      <w:pPr>
+        <w:tabs>
+          <w:tab w:val="num" w:pos="5760"/>
+        </w:tabs>
+        <w:ind w:left="5760" w:hanging="360"/>
+      </w:pPr>
+    </w:lvl>
+    <w:lvl w:ilvl="8" w:tentative="1">
+      <w:start w:val="1"/>
+      <w:numFmt w:val="decimal"/>
+      <w:lvlText w:val="%9."/>
+      <w:lvlJc w:val="left"/>
+      <w:pPr>
+        <w:tabs>
+          <w:tab w:val="num" w:pos="6480"/>
+        </w:tabs>
+        <w:ind w:left="6480" w:hanging="360"/>
+      </w:pPr>
+    </w:lvl>
+  </w:abstractNum>
+  <w:abstractNum w:abstractNumId="3" w15:restartNumberingAfterBreak="0">
+    <w:nsid w:val="2F3F51E6"/>
+    <w:multiLevelType w:val="multilevel"/>
+    <w:tmpl w:val="703E729E"/>
+    <w:lvl w:ilvl="0">
+      <w:start w:val="1"/>
+      <w:numFmt w:val="decimal"/>
+      <w:lvlText w:val="%1."/>
+      <w:lvlJc w:val="left"/>
+      <w:pPr>
+        <w:tabs>
+          <w:tab w:val="num" w:pos="720"/>
+        </w:tabs>
+        <w:ind w:left="720" w:hanging="360"/>
+      </w:pPr>
+    </w:lvl>
+    <w:lvl w:ilvl="1" w:tentative="1">
+      <w:start w:val="1"/>
+      <w:numFmt w:val="decimal"/>
+      <w:lvlText w:val="%2."/>
+      <w:lvlJc w:val="left"/>
+      <w:pPr>
+        <w:tabs>
+          <w:tab w:val="num" w:pos="1440"/>
+        </w:tabs>
+        <w:ind w:left="1440" w:hanging="360"/>
+      </w:pPr>
+    </w:lvl>
+    <w:lvl w:ilvl="2" w:tentative="1">
+      <w:start w:val="1"/>
+      <w:numFmt w:val="decimal"/>
+      <w:lvlText w:val="%3."/>
+      <w:lvlJc w:val="left"/>
+      <w:pPr>
+        <w:tabs>
+          <w:tab w:val="num" w:pos="2160"/>
+        </w:tabs>
+        <w:ind w:left="2160" w:hanging="360"/>
+      </w:pPr>
+    </w:lvl>
+    <w:lvl w:ilvl="3" w:tentative="1">
+      <w:start w:val="1"/>
+      <w:numFmt w:val="decimal"/>
+      <w:lvlText w:val="%4."/>
+      <w:lvlJc w:val="left"/>
+      <w:pPr>
+        <w:tabs>
+          <w:tab w:val="num" w:pos="2880"/>
+        </w:tabs>
+        <w:ind w:left="2880" w:hanging="360"/>
+      </w:pPr>
+    </w:lvl>
+    <w:lvl w:ilvl="4" w:tentative="1">
+      <w:start w:val="1"/>
+      <w:numFmt w:val="decimal"/>
+      <w:lvlText w:val="%5."/>
+      <w:lvlJc w:val="left"/>
+      <w:pPr>
+        <w:tabs>
+          <w:tab w:val="num" w:pos="3600"/>
+        </w:tabs>
+        <w:ind w:left="3600" w:hanging="360"/>
+      </w:pPr>
+    </w:lvl>
+    <w:lvl w:ilvl="5" w:tentative="1">
+      <w:start w:val="1"/>
+      <w:numFmt w:val="decimal"/>
+      <w:lvlText w:val="%6."/>
+      <w:lvlJc w:val="left"/>
+      <w:pPr>
+        <w:tabs>
+          <w:tab w:val="num" w:pos="4320"/>
+        </w:tabs>
+        <w:ind w:left="4320" w:hanging="360"/>
+      </w:pPr>
+    </w:lvl>
+    <w:lvl w:ilvl="6" w:tentative="1">
+      <w:start w:val="1"/>
+      <w:numFmt w:val="decimal"/>
+      <w:lvlText w:val="%7."/>
+      <w:lvlJc w:val="left"/>
+      <w:pPr>
+        <w:tabs>
+          <w:tab w:val="num" w:pos="5040"/>
+        </w:tabs>
+        <w:ind w:left="5040" w:hanging="360"/>
+      </w:pPr>
+    </w:lvl>
+    <w:lvl w:ilvl="7" w:tentative="1">
+      <w:start w:val="1"/>
+      <w:numFmt w:val="decimal"/>
+      <w:lvlText w:val="%8."/>
+      <w:lvlJc w:val="left"/>
+      <w:pPr>
+        <w:tabs>
+          <w:tab w:val="num" w:pos="5760"/>
+        </w:tabs>
+        <w:ind w:left="5760" w:hanging="360"/>
+      </w:pPr>
+    </w:lvl>
+    <w:lvl w:ilvl="8" w:tentative="1">
+      <w:start w:val="1"/>
+      <w:numFmt w:val="decimal"/>
+      <w:lvlText w:val="%9."/>
+      <w:lvlJc w:val="left"/>
+      <w:pPr>
+        <w:tabs>
+          <w:tab w:val="num" w:pos="6480"/>
+        </w:tabs>
+        <w:ind w:left="6480" w:hanging="360"/>
+      </w:pPr>
+    </w:lvl>
+  </w:abstractNum>
+  <w:abstractNum w:abstractNumId="4" w15:restartNumberingAfterBreak="0">
+    <w:nsid w:val="344A2B8D"/>
+    <w:multiLevelType w:val="multilevel"/>
+    <w:tmpl w:val="DE505A70"/>
+    <w:lvl w:ilvl="0">
+      <w:start w:val="1"/>
+      <w:numFmt w:val="decimal"/>
+      <w:lvlText w:val="%1."/>
+      <w:lvlJc w:val="left"/>
+      <w:pPr>
+        <w:tabs>
+          <w:tab w:val="num" w:pos="720"/>
+        </w:tabs>
+        <w:ind w:left="720" w:hanging="360"/>
+      </w:pPr>
+    </w:lvl>
+    <w:lvl w:ilvl="1" w:tentative="1">
+      <w:start w:val="1"/>
+      <w:numFmt w:val="decimal"/>
+      <w:lvlText w:val="%2."/>
+      <w:lvlJc w:val="left"/>
+      <w:pPr>
+        <w:tabs>
+          <w:tab w:val="num" w:pos="1440"/>
+        </w:tabs>
+        <w:ind w:left="1440" w:hanging="360"/>
+      </w:pPr>
+    </w:lvl>
+    <w:lvl w:ilvl="2" w:tentative="1">
+      <w:start w:val="1"/>
+      <w:numFmt w:val="decimal"/>
+      <w:lvlText w:val="%3."/>
+      <w:lvlJc w:val="left"/>
+      <w:pPr>
+        <w:tabs>
+          <w:tab w:val="num" w:pos="2160"/>
+        </w:tabs>
+        <w:ind w:left="2160" w:hanging="360"/>
+      </w:pPr>
+    </w:lvl>
+    <w:lvl w:ilvl="3" w:tentative="1">
+      <w:start w:val="1"/>
+      <w:numFmt w:val="decimal"/>
+      <w:lvlText w:val="%4."/>
+      <w:lvlJc w:val="left"/>
+      <w:pPr>
+        <w:tabs>
+          <w:tab w:val="num" w:pos="2880"/>
+        </w:tabs>
+        <w:ind w:left="2880" w:hanging="360"/>
+      </w:pPr>
+    </w:lvl>
+    <w:lvl w:ilvl="4" w:tentative="1">
+      <w:start w:val="1"/>
+      <w:numFmt w:val="decimal"/>
+      <w:lvlText w:val="%5."/>
+      <w:lvlJc w:val="left"/>
+      <w:pPr>
+        <w:tabs>
+          <w:tab w:val="num" w:pos="3600"/>
+        </w:tabs>
+        <w:ind w:left="3600" w:hanging="360"/>
+      </w:pPr>
+    </w:lvl>
+    <w:lvl w:ilvl="5" w:tentative="1">
+      <w:start w:val="1"/>
+      <w:numFmt w:val="decimal"/>
+      <w:lvlText w:val="%6."/>
+      <w:lvlJc w:val="left"/>
+      <w:pPr>
+        <w:tabs>
+          <w:tab w:val="num" w:pos="4320"/>
+        </w:tabs>
+        <w:ind w:left="4320" w:hanging="360"/>
+      </w:pPr>
+    </w:lvl>
+    <w:lvl w:ilvl="6" w:tentative="1">
+      <w:start w:val="1"/>
+      <w:numFmt w:val="decimal"/>
+      <w:lvlText w:val="%7."/>
+      <w:lvlJc w:val="left"/>
+      <w:pPr>
+        <w:tabs>
+          <w:tab w:val="num" w:pos="5040"/>
+        </w:tabs>
+        <w:ind w:left="5040" w:hanging="360"/>
+      </w:pPr>
+    </w:lvl>
+    <w:lvl w:ilvl="7" w:tentative="1">
+      <w:start w:val="1"/>
+      <w:numFmt w:val="decimal"/>
+      <w:lvlText w:val="%8."/>
+      <w:lvlJc w:val="left"/>
+      <w:pPr>
+        <w:tabs>
+          <w:tab w:val="num" w:pos="5760"/>
+        </w:tabs>
+        <w:ind w:left="5760" w:hanging="360"/>
+      </w:pPr>
+    </w:lvl>
+    <w:lvl w:ilvl="8" w:tentative="1">
+      <w:start w:val="1"/>
+      <w:numFmt w:val="decimal"/>
+      <w:lvlText w:val="%9."/>
+      <w:lvlJc w:val="left"/>
+      <w:pPr>
+        <w:tabs>
+          <w:tab w:val="num" w:pos="6480"/>
+        </w:tabs>
+        <w:ind w:left="6480" w:hanging="360"/>
+      </w:pPr>
+    </w:lvl>
+  </w:abstractNum>
+  <w:abstractNum w:abstractNumId="5" w15:restartNumberingAfterBreak="0">
+    <w:nsid w:val="3FE622B7"/>
+    <w:multiLevelType w:val="multilevel"/>
+    <w:tmpl w:val="E1CABEF0"/>
+    <w:lvl w:ilvl="0">
+      <w:start w:val="1"/>
+      <w:numFmt w:val="decimal"/>
+      <w:lvlText w:val="%1."/>
+      <w:lvlJc w:val="left"/>
+      <w:pPr>
+        <w:tabs>
+          <w:tab w:val="num" w:pos="720"/>
+        </w:tabs>
+        <w:ind w:left="720" w:hanging="360"/>
+      </w:pPr>
+    </w:lvl>
+    <w:lvl w:ilvl="1" w:tentative="1">
+      <w:start w:val="1"/>
+      <w:numFmt w:val="decimal"/>
+      <w:lvlText w:val="%2."/>
+      <w:lvlJc w:val="left"/>
+      <w:pPr>
+        <w:tabs>
+          <w:tab w:val="num" w:pos="1440"/>
+        </w:tabs>
+        <w:ind w:left="1440" w:hanging="360"/>
+      </w:pPr>
+    </w:lvl>
+    <w:lvl w:ilvl="2" w:tentative="1">
+      <w:start w:val="1"/>
+      <w:numFmt w:val="decimal"/>
+      <w:lvlText w:val="%3."/>
+      <w:lvlJc w:val="left"/>
+      <w:pPr>
+        <w:tabs>
+          <w:tab w:val="num" w:pos="2160"/>
+        </w:tabs>
+        <w:ind w:left="2160" w:hanging="360"/>
+      </w:pPr>
+    </w:lvl>
+    <w:lvl w:ilvl="3" w:tentative="1">
+      <w:start w:val="1"/>
+      <w:numFmt w:val="decimal"/>
+      <w:lvlText w:val="%4."/>
+      <w:lvlJc w:val="left"/>
+      <w:pPr>
+        <w:tabs>
+          <w:tab w:val="num" w:pos="2880"/>
+        </w:tabs>
+        <w:ind w:left="2880" w:hanging="360"/>
+      </w:pPr>
+    </w:lvl>
+    <w:lvl w:ilvl="4" w:tentative="1">
+      <w:start w:val="1"/>
+      <w:numFmt w:val="decimal"/>
+      <w:lvlText w:val="%5."/>
+      <w:lvlJc w:val="left"/>
+      <w:pPr>
+        <w:tabs>
+          <w:tab w:val="num" w:pos="3600"/>
+        </w:tabs>
+        <w:ind w:left="3600" w:hanging="360"/>
+      </w:pPr>
+    </w:lvl>
+    <w:lvl w:ilvl="5" w:tentative="1">
+      <w:start w:val="1"/>
+      <w:numFmt w:val="decimal"/>
+      <w:lvlText w:val="%6."/>
+      <w:lvlJc w:val="left"/>
+      <w:pPr>
+        <w:tabs>
+          <w:tab w:val="num" w:pos="4320"/>
+        </w:tabs>
+        <w:ind w:left="4320" w:hanging="360"/>
+      </w:pPr>
+    </w:lvl>
+    <w:lvl w:ilvl="6" w:tentative="1">
+      <w:start w:val="1"/>
+      <w:numFmt w:val="decimal"/>
+      <w:lvlText w:val="%7."/>
+      <w:lvlJc w:val="left"/>
+      <w:pPr>
+        <w:tabs>
+          <w:tab w:val="num" w:pos="5040"/>
+        </w:tabs>
+        <w:ind w:left="5040" w:hanging="360"/>
+      </w:pPr>
+    </w:lvl>
+    <w:lvl w:ilvl="7" w:tentative="1">
+      <w:start w:val="1"/>
+      <w:numFmt w:val="decimal"/>
+      <w:lvlText w:val="%8."/>
+      <w:lvlJc w:val="left"/>
+      <w:pPr>
+        <w:tabs>
+          <w:tab w:val="num" w:pos="5760"/>
+        </w:tabs>
+        <w:ind w:left="5760" w:hanging="360"/>
+      </w:pPr>
+    </w:lvl>
+    <w:lvl w:ilvl="8" w:tentative="1">
+      <w:start w:val="1"/>
+      <w:numFmt w:val="decimal"/>
+      <w:lvlText w:val="%9."/>
+      <w:lvlJc w:val="left"/>
+      <w:pPr>
+        <w:tabs>
+          <w:tab w:val="num" w:pos="6480"/>
+        </w:tabs>
+        <w:ind w:left="6480" w:hanging="360"/>
+      </w:pPr>
+    </w:lvl>
+  </w:abstractNum>
+  <w:abstractNum w:abstractNumId="6" w15:restartNumberingAfterBreak="0">
+    <w:nsid w:val="5DEC6AF4"/>
+    <w:multiLevelType w:val="multilevel"/>
+    <w:tmpl w:val="BFA25092"/>
+    <w:lvl w:ilvl="0">
+      <w:start w:val="1"/>
+      <w:numFmt w:val="decimal"/>
+      <w:lvlText w:val="%1."/>
+      <w:lvlJc w:val="left"/>
+      <w:pPr>
+        <w:tabs>
+          <w:tab w:val="num" w:pos="720"/>
+        </w:tabs>
+        <w:ind w:left="720" w:hanging="360"/>
+      </w:pPr>
+    </w:lvl>
+    <w:lvl w:ilvl="1" w:tentative="1">
+      <w:start w:val="1"/>
+      <w:numFmt w:val="decimal"/>
+      <w:lvlText w:val="%2."/>
+      <w:lvlJc w:val="left"/>
+      <w:pPr>
+        <w:tabs>
+          <w:tab w:val="num" w:pos="1440"/>
+        </w:tabs>
+        <w:ind w:left="1440" w:hanging="360"/>
+      </w:pPr>
+    </w:lvl>
+    <w:lvl w:ilvl="2" w:tentative="1">
+      <w:start w:val="1"/>
+      <w:numFmt w:val="decimal"/>
+      <w:lvlText w:val="%3."/>
+      <w:lvlJc w:val="left"/>
+      <w:pPr>
+        <w:tabs>
+          <w:tab w:val="num" w:pos="2160"/>
+        </w:tabs>
+        <w:ind w:left="2160" w:hanging="360"/>
+      </w:pPr>
+    </w:lvl>
+    <w:lvl w:ilvl="3" w:tentative="1">
+      <w:start w:val="1"/>
+      <w:numFmt w:val="decimal"/>
+      <w:lvlText w:val="%4."/>
+      <w:lvlJc w:val="left"/>
+      <w:pPr>
+        <w:tabs>
+          <w:tab w:val="num" w:pos="2880"/>
+        </w:tabs>
+        <w:ind w:left="2880" w:hanging="360"/>
+      </w:pPr>
+    </w:lvl>
+    <w:lvl w:ilvl="4" w:tentative="1">
+      <w:start w:val="1"/>
+      <w:numFmt w:val="decimal"/>
+      <w:lvlText w:val="%5."/>
+      <w:lvlJc w:val="left"/>
+      <w:pPr>
+        <w:tabs>
+          <w:tab w:val="num" w:pos="3600"/>
+        </w:tabs>
+        <w:ind w:left="3600" w:hanging="360"/>
+      </w:pPr>
+    </w:lvl>
+    <w:lvl w:ilvl="5" w:tentative="1">
+      <w:start w:val="1"/>
+      <w:numFmt w:val="decimal"/>
+      <w:lvlText w:val="%6."/>
+      <w:lvlJc w:val="left"/>
+      <w:pPr>
+        <w:tabs>
+          <w:tab w:val="num" w:pos="4320"/>
+        </w:tabs>
+        <w:ind w:left="4320" w:hanging="360"/>
+      </w:pPr>
+    </w:lvl>
+    <w:lvl w:ilvl="6" w:tentative="1">
+      <w:start w:val="1"/>
+      <w:numFmt w:val="decimal"/>
+      <w:lvlText w:val="%7."/>
+      <w:lvlJc w:val="left"/>
+      <w:pPr>
+        <w:tabs>
+          <w:tab w:val="num" w:pos="5040"/>
+        </w:tabs>
+        <w:ind w:left="5040" w:hanging="360"/>
+      </w:pPr>
+    </w:lvl>
+    <w:lvl w:ilvl="7" w:tentative="1">
+      <w:start w:val="1"/>
+      <w:numFmt w:val="decimal"/>
+      <w:lvlText w:val="%8."/>
+      <w:lvlJc w:val="left"/>
+      <w:pPr>
+        <w:tabs>
+          <w:tab w:val="num" w:pos="5760"/>
+        </w:tabs>
+        <w:ind w:left="5760" w:hanging="360"/>
+      </w:pPr>
+    </w:lvl>
+    <w:lvl w:ilvl="8" w:tentative="1">
+      <w:start w:val="1"/>
+      <w:numFmt w:val="decimal"/>
+      <w:lvlText w:val="%9."/>
+      <w:lvlJc w:val="left"/>
+      <w:pPr>
+        <w:tabs>
+          <w:tab w:val="num" w:pos="6480"/>
+        </w:tabs>
+        <w:ind w:left="6480" w:hanging="360"/>
+      </w:pPr>
+    </w:lvl>
+  </w:abstractNum>
+  <w:num w:numId="1" w16cid:durableId="1322150357">
+    <w:abstractNumId w:val="0"/>
+  </w:num>
+  <w:num w:numId="2" w16cid:durableId="1669670547">
+    <w:abstractNumId w:val="1"/>
+  </w:num>
+  <w:num w:numId="3" w16cid:durableId="68239554">
+    <w:abstractNumId w:val="4"/>
+  </w:num>
+  <w:num w:numId="4" w16cid:durableId="719548059">
+    <w:abstractNumId w:val="6"/>
+  </w:num>
+  <w:num w:numId="5" w16cid:durableId="1072892487">
+    <w:abstractNumId w:val="5"/>
+  </w:num>
+  <w:num w:numId="6" w16cid:durableId="1086459281">
+    <w:abstractNumId w:val="3"/>
+  </w:num>
+  <w:num w:numId="7" w16cid:durableId="475295365">
+    <w:abstractNumId w:val="2"/>
+  </w:num>
+</w:numbering>
 </file>
 
 <file path=word/styles.xml><?xml version="1.0" encoding="utf-8"?>
@@ -2140,6 +8940,7 @@
   <w:style w:type="character" w:default="1" w:styleId="a0">
     <w:name w:val="Default Paragraph Font"/>
     <w:uiPriority w:val="1"/>
+    <w:semiHidden/>
     <w:unhideWhenUsed/>
   </w:style>
   <w:style w:type="table" w:default="1" w:styleId="a1">
